--- a/docs/26-06-26-Catatan-Faik-BLE-SmartWatch.docx
+++ b/docs/26-06-26-Catatan-Faik-BLE-SmartWatch.docx
@@ -46,93 +46,47 @@
         <w:jc w:val="both"/>
       </w:pPr>
       <w:r>
-        <w:t xml:space="preserve">Smartwatch menyediakan satu layanan kustom (UUID 0000a100) yang memuat dua karakteristik. Karakteristik pertama (0000a101) bertipe notify dan </w:t>
-      </w:r>
-      <w:proofErr w:type="spellStart"/>
-      <w:r>
-        <w:t>dilengkapi</w:t>
-      </w:r>
-      <w:proofErr w:type="spellEnd"/>
-      <w:r>
-        <w:t xml:space="preserve"> </w:t>
-      </w:r>
-      <w:proofErr w:type="spellStart"/>
-      <w:r>
-        <w:t>deskriptor</w:t>
-      </w:r>
-      <w:proofErr w:type="spellEnd"/>
-      <w:r>
-        <w:t xml:space="preserve"> CCCD</w:t>
-      </w:r>
-      <w:r>
-        <w:t xml:space="preserve"> </w:t>
-      </w:r>
-      <w:r>
-        <w:t>(</w:t>
-      </w:r>
-      <w:r>
-        <w:t>Client Characteristic Configuration Descriptor</w:t>
-      </w:r>
-      <w:r>
-        <w:t>)</w:t>
-      </w:r>
-      <w:r>
-        <w:t xml:space="preserve"> (0x2902) lewat karakteristik inilah paket data detak jantung dikirim ke smartphone. </w:t>
-      </w:r>
-      <w:proofErr w:type="spellStart"/>
-      <w:r>
-        <w:t>Karakteristik</w:t>
-      </w:r>
-      <w:proofErr w:type="spellEnd"/>
-      <w:r>
-        <w:t xml:space="preserve"> </w:t>
-      </w:r>
-      <w:proofErr w:type="spellStart"/>
-      <w:r>
-        <w:t>kedua</w:t>
-      </w:r>
-      <w:proofErr w:type="spellEnd"/>
-      <w:r>
-        <w:t xml:space="preserve"> (0000a102) </w:t>
-      </w:r>
-      <w:proofErr w:type="spellStart"/>
-      <w:r>
-        <w:t>bertipe</w:t>
-      </w:r>
-      <w:proofErr w:type="spellEnd"/>
-      <w:r>
-        <w:t xml:space="preserve"> write</w:t>
-      </w:r>
-      <w:r>
-        <w:t xml:space="preserve"> </w:t>
-      </w:r>
-      <w:r>
-        <w:t xml:space="preserve">dan </w:t>
-      </w:r>
-      <w:proofErr w:type="spellStart"/>
-      <w:r>
-        <w:t>dipakai</w:t>
-      </w:r>
-      <w:proofErr w:type="spellEnd"/>
-      <w:r>
-        <w:t xml:space="preserve"> smartphone </w:t>
-      </w:r>
-      <w:proofErr w:type="spellStart"/>
-      <w:r>
-        <w:t>untuk</w:t>
-      </w:r>
-      <w:proofErr w:type="spellEnd"/>
-      <w:r>
-        <w:t xml:space="preserve"> </w:t>
-      </w:r>
-      <w:proofErr w:type="spellStart"/>
-      <w:r>
-        <w:t>menuliskan</w:t>
-      </w:r>
-      <w:proofErr w:type="spellEnd"/>
-      <w:r>
-        <w:t xml:space="preserve"> konfirmasi penerimaan (acknowledgement, ACK) atas data yang diterima. Ketiga UUID merupakan UUID 128-bit yang dibangun dari alias 16-bit A100/A101/A102 pada base UUID Bluetooth.</w:t>
-      </w:r>
+        <w:t>Smartwatch menyediakan satu layanan kustom (UUID 0000a100) yang memuat dua karakteristik. Karakteristik pertama (0000a101) bertipe notify dan dilengkapi deskriptor CCCD (Client Characteristic Configuration Descriptor) (0x2902); lewat karakteristik inilah paket data detak jantung dikirim ke smartphone. Karakteristik kedua (0000a102) bertipe write dan dipakai smartphone untuk menuliskan konfirmasi penerimaan (acknowledgement, ACK) atas data yang diterima. Ketiga UUID merupakan UUID 128-bit yang dibangun dari alias 16-bit A100/A101/A102 pada base UUID Bluetooth.</w:t>
+      </w:r>
+      <w:proofErr w:type="spellStart"/>
+      <w:r/>
+      <w:proofErr w:type="spellEnd"/>
+      <w:r/>
+      <w:proofErr w:type="spellStart"/>
+      <w:r/>
+      <w:proofErr w:type="spellEnd"/>
+      <w:r/>
+      <w:r/>
+      <w:r/>
+      <w:r/>
+      <w:r/>
+      <w:r/>
+      <w:proofErr w:type="spellStart"/>
+      <w:r/>
+      <w:proofErr w:type="spellEnd"/>
+      <w:r/>
+      <w:proofErr w:type="spellStart"/>
+      <w:r/>
+      <w:proofErr w:type="spellEnd"/>
+      <w:r/>
+      <w:proofErr w:type="spellStart"/>
+      <w:r/>
+      <w:proofErr w:type="spellEnd"/>
+      <w:r/>
+      <w:r/>
+      <w:r/>
+      <w:proofErr w:type="spellStart"/>
+      <w:r/>
+      <w:proofErr w:type="spellEnd"/>
+      <w:r/>
+      <w:proofErr w:type="spellStart"/>
+      <w:r/>
+      <w:proofErr w:type="spellEnd"/>
+      <w:r/>
+      <w:proofErr w:type="spellStart"/>
+      <w:r/>
+      <w:proofErr w:type="spellEnd"/>
+      <w:r/>
     </w:p>
     <w:p>
       <w:r>
@@ -151,6 +105,17 @@
       </w:r>
     </w:p>
     <w:p>
+      <w:pPr>
+        <w:jc w:val="both"/>
+      </w:pPr>
+      <w:r>
+        <w:rPr>
+          <w:b w:val="0"/>
+        </w:rPr>
+        <w:t>Perlu dicatat bahwa 512 byte hanyalah nilai yang diminta; MTU final ditentukan melalui negosiasi dan sama dengan kemampuan terkecil di antara kedua perangkat, sehingga bisa lebih kecil dari 512. Sebagian perangkat bahkan menolak permintaan ini dan tetap memakai MTU default (23 byte). Sistem menangani kedua kemungkinan tersebut: ukuran potongan (chunk) tiap frame dihitung menyesuaikan MTU yang disepakati, yaitu maksimum MTU-4 byte. Bila MTU besar, jumlah frame sedikit dan transfer lebih cepat; bila MTU kecil, jumlah frame lebih banyak dan transfer lebih lambat, tetapi data tetap utuh dan tidak ada yang hilang. Dengan kata lain, MTU memengaruhi kecepatan/efisiensi pengiriman, bukan kebenaran datanya.</w:t>
+      </w:r>
+    </w:p>
+    <w:p>
       <w:r>
         <w:rPr>
           <w:b/>
@@ -183,6 +148,17 @@
       </w:r>
     </w:p>
     <w:p>
+      <w:pPr>
+        <w:jc w:val="both"/>
+      </w:pPr>
+      <w:r>
+        <w:rPr>
+          <w:b w:val="0"/>
+        </w:rPr>
+        <w:t>Notifikasi BLE bersifat fire-and-forget: pada lapisan ATT tidak ada konfirmasi penerimaan, sehingga smartwatch tidak otomatis tahu apakah paket benar-benar sampai. BLE menyediakan mekanisme alternatif bernama indication yang berkonfirmasi, tetapi konfirmasinya terjadi per pesan sehingga lebih lambat. Sistem ini sengaja memilih notify (cepat) lalu menambahkan konfirmasi sendiri di lapisan aplikasi (ACK) sekali per paket - lebih efisien daripada indication yang berkonfirmasi tiap frame. Mekanisme konfirmasi ini dijelaskan pada bagian berikut.</w:t>
+      </w:r>
+    </w:p>
+    <w:p>
       <w:r>
         <w:rPr>
           <w:b/>
@@ -195,68 +171,37 @@
         <w:jc w:val="both"/>
       </w:pPr>
       <w:r>
-        <w:t xml:space="preserve">Setelah seluruh paket tersimpan di smartphone, smartphone menuliskan jumlah record yang berhasil disimpan ke karakteristik ACK (0000a102). Smartwatch baru menandai data </w:t>
-      </w:r>
-      <w:r>
-        <w:lastRenderedPageBreak/>
-        <w:t xml:space="preserve">tersebut sebagai sudah terkirim (synced = 1) setelah menerima ACK ini. Bila ACK tidak diterima dalam tenggang waktu (30 detik) misalnya aplikasi penerima berhenti atau koneksi terputus - data tetap berstatus belum terkirim dan akan dikirim ulang pada giliran berikutnya. Mekanisme ini menutup celah data </w:t>
-      </w:r>
-      <w:proofErr w:type="spellStart"/>
-      <w:r>
-        <w:t>dianggap</w:t>
-      </w:r>
-      <w:proofErr w:type="spellEnd"/>
-      <w:r>
-        <w:t xml:space="preserve"> </w:t>
-      </w:r>
-      <w:proofErr w:type="spellStart"/>
-      <w:r>
-        <w:t>terkirim</w:t>
-      </w:r>
-      <w:proofErr w:type="spellEnd"/>
-      <w:r>
-        <w:t xml:space="preserve"> </w:t>
-      </w:r>
-      <w:proofErr w:type="spellStart"/>
-      <w:r>
-        <w:t>padahal</w:t>
-      </w:r>
-      <w:proofErr w:type="spellEnd"/>
-      <w:r>
-        <w:t xml:space="preserve"> </w:t>
-      </w:r>
-      <w:proofErr w:type="spellStart"/>
-      <w:r>
-        <w:t>penerima</w:t>
-      </w:r>
-      <w:proofErr w:type="spellEnd"/>
-      <w:r>
-        <w:t xml:space="preserve"> </w:t>
-      </w:r>
-      <w:proofErr w:type="spellStart"/>
-      <w:r>
-        <w:t>tidak</w:t>
-      </w:r>
-      <w:proofErr w:type="spellEnd"/>
-      <w:r>
-        <w:t xml:space="preserve"> </w:t>
-      </w:r>
-      <w:proofErr w:type="spellStart"/>
-      <w:r>
-        <w:t>benar-benar</w:t>
-      </w:r>
-      <w:proofErr w:type="spellEnd"/>
-      <w:r>
-        <w:t xml:space="preserve"> </w:t>
-      </w:r>
-      <w:proofErr w:type="spellStart"/>
-      <w:r>
-        <w:t>menerimanya</w:t>
-      </w:r>
-      <w:proofErr w:type="spellEnd"/>
-      <w:r>
-        <w:t>.</w:t>
-      </w:r>
+        <w:t>Setelah seluruh paket tersimpan di smartphone, smartphone menuliskan jumlah record yang berhasil disimpan ke karakteristik ACK (0000a102). Smartwatch baru menandai data tersebut sebagai sudah terkirim (synced = 1) setelah menerima ACK ini. Bila ACK tidak diterima dalam tenggang waktu (30 detik) - misalnya aplikasi penerima berhenti atau koneksi terputus - data tetap berstatus belum terkirim dan akan dikirim ulang pada giliran berikutnya. Mekanisme ini menutup celah "data dianggap terkirim padahal penerima tidak benar-benar menerimanya".</w:t>
+      </w:r>
+      <w:r/>
+      <w:proofErr w:type="spellStart"/>
+      <w:r/>
+      <w:proofErr w:type="spellEnd"/>
+      <w:r/>
+      <w:proofErr w:type="spellStart"/>
+      <w:r/>
+      <w:proofErr w:type="spellEnd"/>
+      <w:r/>
+      <w:proofErr w:type="spellStart"/>
+      <w:r/>
+      <w:proofErr w:type="spellEnd"/>
+      <w:r/>
+      <w:proofErr w:type="spellStart"/>
+      <w:r/>
+      <w:proofErr w:type="spellEnd"/>
+      <w:r/>
+      <w:proofErr w:type="spellStart"/>
+      <w:r/>
+      <w:proofErr w:type="spellEnd"/>
+      <w:r/>
+      <w:proofErr w:type="spellStart"/>
+      <w:r/>
+      <w:proofErr w:type="spellEnd"/>
+      <w:r/>
+      <w:proofErr w:type="spellStart"/>
+      <w:r/>
+      <w:proofErr w:type="spellEnd"/>
+      <w:r/>
     </w:p>
     <w:p>
       <w:r>

--- a/docs/26-06-26-Catatan-Faik-BLE-SmartWatch.docx
+++ b/docs/26-06-26-Catatan-Faik-BLE-SmartWatch.docx
@@ -46,47 +46,8 @@
         <w:jc w:val="both"/>
       </w:pPr>
       <w:r>
-        <w:t>Smartwatch menyediakan satu layanan kustom (UUID 0000a100) yang memuat dua karakteristik. Karakteristik pertama (0000a101) bertipe notify dan dilengkapi deskriptor CCCD (Client Characteristic Configuration Descriptor) (0x2902); lewat karakteristik inilah paket data detak jantung dikirim ke smartphone. Karakteristik kedua (0000a102) bertipe write dan dipakai smartphone untuk menuliskan konfirmasi penerimaan (acknowledgement, ACK) atas data yang diterima. Ketiga UUID merupakan UUID 128-bit yang dibangun dari alias 16-bit A100/A101/A102 pada base UUID Bluetooth.</w:t>
-      </w:r>
-      <w:proofErr w:type="spellStart"/>
-      <w:r/>
-      <w:proofErr w:type="spellEnd"/>
-      <w:r/>
-      <w:proofErr w:type="spellStart"/>
-      <w:r/>
-      <w:proofErr w:type="spellEnd"/>
-      <w:r/>
-      <w:r/>
-      <w:r/>
-      <w:r/>
-      <w:r/>
-      <w:r/>
-      <w:proofErr w:type="spellStart"/>
-      <w:r/>
-      <w:proofErr w:type="spellEnd"/>
-      <w:r/>
-      <w:proofErr w:type="spellStart"/>
-      <w:r/>
-      <w:proofErr w:type="spellEnd"/>
-      <w:r/>
-      <w:proofErr w:type="spellStart"/>
-      <w:r/>
-      <w:proofErr w:type="spellEnd"/>
-      <w:r/>
-      <w:r/>
-      <w:r/>
-      <w:proofErr w:type="spellStart"/>
-      <w:r/>
-      <w:proofErr w:type="spellEnd"/>
-      <w:r/>
-      <w:proofErr w:type="spellStart"/>
-      <w:r/>
-      <w:proofErr w:type="spellEnd"/>
-      <w:r/>
-      <w:proofErr w:type="spellStart"/>
-      <w:r/>
-      <w:proofErr w:type="spellEnd"/>
-      <w:r/>
+        <w:t>Smartwatch menyediakan satu layanan kustom (UUID 0000a100) yang memuat dua karakteristik. Karakteristik pertama (0000a101) bertipe notify dan dilengkapi deskriptor CCCD (Client Characteristic Configuration Descriptor) (0x2902) lewat karakteristik inilah paket data detak jantung dikirim ke smartphone. Karakteristik kedua (0000a102) bertipe write dan dipakai smartphone untuk menuliskan konfirmasi penerimaan (acknowledgement, ACK) atas data yang diterima. Ketiga UUID merupakan UUID 128-bit yang dibangun dari alias 16-bit A100/A101/A102 pada base UUID Bluetooth.</w:t>
+      </w:r>
     </w:p>
     <w:p>
       <w:r>
@@ -109,18 +70,7 @@
         <w:jc w:val="both"/>
       </w:pPr>
       <w:r>
-        <w:rPr>
-          <w:b w:val="0"/>
-        </w:rPr>
-        <w:t>Perlu dicatat bahwa 512 byte hanyalah nilai yang diminta; MTU final ditentukan melalui negosiasi dan sama dengan kemampuan terkecil di antara kedua perangkat, sehingga bisa lebih kecil dari 512. Sebagian perangkat bahkan menolak permintaan ini dan tetap memakai MTU default (23 byte). Sistem menangani kedua kemungkinan tersebut: ukuran potongan (chunk) tiap frame dihitung menyesuaikan MTU yang disepakati, yaitu maksimum MTU-4 byte. Bila MTU besar, jumlah frame sedikit dan transfer lebih cepat; bila MTU kecil, jumlah frame lebih banyak dan transfer lebih lambat, tetapi data tetap utuh dan tidak ada yang hilang. Dengan kata lain, MTU memengaruhi kecepatan/efisiensi pengiriman, bukan kebenaran datanya.</w:t>
-      </w:r>
-    </w:p>
-    <w:p>
-      <w:r>
-        <w:rPr>
-          <w:b/>
-        </w:rPr>
-        <w:t>Berlangganan (Subscribe)</w:t>
+        <w:t>Angka 512 byte hanyalah nilai yang diminta ponsel. MTU yang sebenarnya dipakai ditentukan lewat negosiasi. Nilainya mengikuti kemampuan terkecil dari kedua perangkat, jadi bisa lebih kecil dari 512. Jika permintaan ditolak, MTU tetap memakai nilai default 23 byte.</w:t>
       </w:r>
     </w:p>
     <w:p>
@@ -128,7 +78,208 @@
         <w:jc w:val="both"/>
       </w:pPr>
       <w:r>
-        <w:t>Smartphone mengaktifkan notifikasi dengan menuliskan nilai 0x01 0x00 ke deskriptor CCCD pada karakteristik record. Di sisi smartwatch, permintaan ini ditangani lewat callback onDescriptorWriteRequest, dan perangkat smartphone dicatat sebagai pelanggan (subscriber) yang berhak menerima notifikasi. Sejak titik ini, smartwatch dapat mengirim paket data.</w:t>
+        <w:rPr>
+          <w:b w:val="0"/>
+        </w:rPr>
+        <w:t>Besar potongan data (chunk) pada tiap frame mengikuti MTU, yaitu MTU dikurangi 4 byte. Karena itu, MTU hanya menentukan banyaknya potongan, bukan kelengkapan data. Setiap batch selalu diawali satu frame START dan ditutup satu frame END. Yang berubah hanya jumlah frame DATA di antara keduanya. Bila MTU besar, potongannya besar, sehingga frame DATA sedikit dan transfer cepat. Bila MTU kecil, potongannya kecil, sehingga frame DATA banyak dan transfer lambat. Tabel berikut membandingkan satu batch (sekitar 228 record, ~10.717 byte) pada dua nilai MTU:</w:t>
+      </w:r>
+    </w:p>
+    <w:tbl>
+      <w:tblPr>
+        <w:tblStyle w:val="TableGrid"/>
+        <w:tblW w:type="auto" w:w="0"/>
+        <w:tblLook w:firstColumn="1" w:firstRow="1" w:lastColumn="0" w:lastRow="0" w:noHBand="0" w:noVBand="1" w:val="04A0"/>
+      </w:tblPr>
+      <w:tblGrid>
+        <w:gridCol w:w="2160"/>
+        <w:gridCol w:w="2160"/>
+        <w:gridCol w:w="2160"/>
+        <w:gridCol w:w="2160"/>
+      </w:tblGrid>
+      <w:tr>
+        <w:tc>
+          <w:tcPr>
+            <w:tcW w:type="dxa" w:w="2160"/>
+          </w:tcPr>
+          <w:p>
+            <w:r>
+              <w:rPr>
+                <w:b/>
+                <w:sz w:val="18"/>
+              </w:rPr>
+              <w:t>MTU</w:t>
+            </w:r>
+          </w:p>
+        </w:tc>
+        <w:tc>
+          <w:tcPr>
+            <w:tcW w:type="dxa" w:w="2160"/>
+          </w:tcPr>
+          <w:p>
+            <w:r>
+              <w:rPr>
+                <w:b/>
+                <w:sz w:val="18"/>
+              </w:rPr>
+              <w:t>Ukuran chunk (MTU-4)</w:t>
+            </w:r>
+          </w:p>
+        </w:tc>
+        <w:tc>
+          <w:tcPr>
+            <w:tcW w:type="dxa" w:w="2160"/>
+          </w:tcPr>
+          <w:p>
+            <w:r>
+              <w:rPr>
+                <w:b/>
+                <w:sz w:val="18"/>
+              </w:rPr>
+              <w:t>Jumlah frame DATA</w:t>
+            </w:r>
+          </w:p>
+        </w:tc>
+        <w:tc>
+          <w:tcPr>
+            <w:tcW w:type="dxa" w:w="2160"/>
+          </w:tcPr>
+          <w:p>
+            <w:r>
+              <w:rPr>
+                <w:b/>
+                <w:sz w:val="18"/>
+              </w:rPr>
+              <w:t>Total frame</w:t>
+            </w:r>
+          </w:p>
+        </w:tc>
+      </w:tr>
+      <w:tr>
+        <w:tc>
+          <w:tcPr>
+            <w:tcW w:type="dxa" w:w="2160"/>
+          </w:tcPr>
+          <w:p>
+            <w:r>
+              <w:rPr>
+                <w:b w:val="0"/>
+                <w:sz w:val="18"/>
+              </w:rPr>
+              <w:t>512</w:t>
+            </w:r>
+          </w:p>
+        </w:tc>
+        <w:tc>
+          <w:tcPr>
+            <w:tcW w:type="dxa" w:w="2160"/>
+          </w:tcPr>
+          <w:p>
+            <w:r>
+              <w:rPr>
+                <w:b w:val="0"/>
+                <w:sz w:val="18"/>
+              </w:rPr>
+              <w:t>508 byte</w:t>
+            </w:r>
+          </w:p>
+        </w:tc>
+        <w:tc>
+          <w:tcPr>
+            <w:tcW w:type="dxa" w:w="2160"/>
+          </w:tcPr>
+          <w:p>
+            <w:r>
+              <w:rPr>
+                <w:b w:val="0"/>
+                <w:sz w:val="18"/>
+              </w:rPr>
+              <w:t>22</w:t>
+            </w:r>
+          </w:p>
+        </w:tc>
+        <w:tc>
+          <w:tcPr>
+            <w:tcW w:type="dxa" w:w="2160"/>
+          </w:tcPr>
+          <w:p>
+            <w:r>
+              <w:rPr>
+                <w:b w:val="0"/>
+                <w:sz w:val="18"/>
+              </w:rPr>
+              <w:t>START + 22 + END = 24</w:t>
+            </w:r>
+          </w:p>
+        </w:tc>
+      </w:tr>
+      <w:tr>
+        <w:tc>
+          <w:tcPr>
+            <w:tcW w:type="dxa" w:w="2160"/>
+          </w:tcPr>
+          <w:p>
+            <w:r>
+              <w:rPr>
+                <w:b w:val="0"/>
+                <w:sz w:val="18"/>
+              </w:rPr>
+              <w:t>23 (default)</w:t>
+            </w:r>
+          </w:p>
+        </w:tc>
+        <w:tc>
+          <w:tcPr>
+            <w:tcW w:type="dxa" w:w="2160"/>
+          </w:tcPr>
+          <w:p>
+            <w:r>
+              <w:rPr>
+                <w:b w:val="0"/>
+                <w:sz w:val="18"/>
+              </w:rPr>
+              <w:t>19 byte</w:t>
+            </w:r>
+          </w:p>
+        </w:tc>
+        <w:tc>
+          <w:tcPr>
+            <w:tcW w:type="dxa" w:w="2160"/>
+          </w:tcPr>
+          <w:p>
+            <w:r>
+              <w:rPr>
+                <w:b w:val="0"/>
+                <w:sz w:val="18"/>
+              </w:rPr>
+              <w:t>565</w:t>
+            </w:r>
+          </w:p>
+        </w:tc>
+        <w:tc>
+          <w:tcPr>
+            <w:tcW w:type="dxa" w:w="2160"/>
+          </w:tcPr>
+          <w:p>
+            <w:r>
+              <w:rPr>
+                <w:b w:val="0"/>
+                <w:sz w:val="18"/>
+              </w:rPr>
+              <w:t>START + 565 + END = 567</w:t>
+            </w:r>
+          </w:p>
+        </w:tc>
+      </w:tr>
+    </w:tbl>
+    <w:p>
+      <w:pPr>
+        <w:jc w:val="both"/>
+      </w:pPr>
+      <w:r>
+        <w:rPr>
+          <w:b w:val="0"/>
+        </w:rPr>
+        <w:t>Pada kedua kasus, data yang diterima sama persis (228 record). MTU hanya memengaruhi kecepatan, bukan kelengkapan data.</w:t>
       </w:r>
     </w:p>
     <w:p>
@@ -136,7 +287,7 @@
         <w:rPr>
           <w:b/>
         </w:rPr>
-        <w:t>Pengiriman Batch Ber-frame dengan Flow Control</w:t>
+        <w:t>Berlangganan (Subscribe)</w:t>
       </w:r>
     </w:p>
     <w:p>
@@ -144,7 +295,15 @@
         <w:jc w:val="both"/>
       </w:pPr>
       <w:r>
-        <w:t>Karena satu paket (JSON array berisi banyak pembacaan) berukuran lebih besar daripada kapasitas satu notifikasi BLE, paket dipecah menjadi beberapa frame. Setiap frame diawali satu byte opcode: START (0x01) menandai awal paket, DATA (0x02) membawa potongan JSON sebesar maksimum MTU-4 byte, dan END (0x03) menandai akhir paket. Frame dikirim satu per satu dengan flow control: frame berikutnya baru dikirim setelah sistem mengonfirmasi frame sebelumnya tuntas terkirim (callback onNotificationSent). Smartphone merangkai kembali potongan-potongan tersebut sampai menerima END, lalu men-decode JSON menjadi daftar pembacaan dan menyimpannya ke SQLite dalam satu transaksi.</w:t>
+        <w:t>Smartphone mengaktifkan notifikasi dengan menuliskan nilai 0x01 0x00 ke deskriptor CCCD pada karakteristik record. Di sisi smartwatch, permintaan ini ditangani lewat callback onDescriptorWriteRequest, dan perangkat smartphone dicatat sebagai pelanggan (subscriber) yang berhak menerima notifikasi. Sejak titik ini, smartwatch dapat mengirim paket data.</w:t>
+      </w:r>
+    </w:p>
+    <w:p>
+      <w:r>
+        <w:rPr>
+          <w:b/>
+        </w:rPr>
+        <w:t>Pengiriman Batch Ber-frame dengan Flow Control</w:t>
       </w:r>
     </w:p>
     <w:p>
@@ -152,18 +311,11 @@
         <w:jc w:val="both"/>
       </w:pPr>
       <w:r>
-        <w:rPr>
-          <w:b w:val="0"/>
-        </w:rPr>
-        <w:t>Notifikasi BLE bersifat fire-and-forget: pada lapisan ATT tidak ada konfirmasi penerimaan, sehingga smartwatch tidak otomatis tahu apakah paket benar-benar sampai. BLE menyediakan mekanisme alternatif bernama indication yang berkonfirmasi, tetapi konfirmasinya terjadi per pesan sehingga lebih lambat. Sistem ini sengaja memilih notify (cepat) lalu menambahkan konfirmasi sendiri di lapisan aplikasi (ACK) sekali per paket - lebih efisien daripada indication yang berkonfirmasi tiap frame. Mekanisme konfirmasi ini dijelaskan pada bagian berikut.</w:t>
-      </w:r>
-    </w:p>
-    <w:p>
-      <w:r>
-        <w:rPr>
-          <w:b/>
-        </w:rPr>
-        <w:t>Konfirmasi Penerimaan (ACK) End-to-End</w:t>
+        <w:t xml:space="preserve">Karena satu paket (JSON array berisi banyak pembacaan) berukuran lebih besar daripada kapasitas satu notifikasi BLE, paket dipecah menjadi beberapa frame. Setiap frame diawali satu byte opcode: START (0x01) menandai awal paket, DATA (0x02) membawa potongan JSON sebesar maksimum MTU-4 byte, dan END (0x03) menandai akhir paket. Frame </w:t>
+      </w:r>
+      <w:r>
+        <w:lastRenderedPageBreak/>
+        <w:t>dikirim satu per satu dengan flow control: frame berikutnya baru dikirim setelah sistem mengonfirmasi frame sebelumnya tuntas terkirim (callback onNotificationSent). Smartphone merangkai kembali potongan-potongan tersebut sampai menerima END, lalu men-decode JSON menjadi daftar pembacaan dan menyimpannya ke SQLite dalam satu transaksi.</w:t>
       </w:r>
     </w:p>
     <w:p>
@@ -171,44 +323,15 @@
         <w:jc w:val="both"/>
       </w:pPr>
       <w:r>
-        <w:t>Setelah seluruh paket tersimpan di smartphone, smartphone menuliskan jumlah record yang berhasil disimpan ke karakteristik ACK (0000a102). Smartwatch baru menandai data tersebut sebagai sudah terkirim (synced = 1) setelah menerima ACK ini. Bila ACK tidak diterima dalam tenggang waktu (30 detik) - misalnya aplikasi penerima berhenti atau koneksi terputus - data tetap berstatus belum terkirim dan akan dikirim ulang pada giliran berikutnya. Mekanisme ini menutup celah "data dianggap terkirim padahal penerima tidak benar-benar menerimanya".</w:t>
-      </w:r>
-      <w:r/>
-      <w:proofErr w:type="spellStart"/>
-      <w:r/>
-      <w:proofErr w:type="spellEnd"/>
-      <w:r/>
-      <w:proofErr w:type="spellStart"/>
-      <w:r/>
-      <w:proofErr w:type="spellEnd"/>
-      <w:r/>
-      <w:proofErr w:type="spellStart"/>
-      <w:r/>
-      <w:proofErr w:type="spellEnd"/>
-      <w:r/>
-      <w:proofErr w:type="spellStart"/>
-      <w:r/>
-      <w:proofErr w:type="spellEnd"/>
-      <w:r/>
-      <w:proofErr w:type="spellStart"/>
-      <w:r/>
-      <w:proofErr w:type="spellEnd"/>
-      <w:r/>
-      <w:proofErr w:type="spellStart"/>
-      <w:r/>
-      <w:proofErr w:type="spellEnd"/>
-      <w:r/>
-      <w:proofErr w:type="spellStart"/>
-      <w:r/>
-      <w:proofErr w:type="spellEnd"/>
-      <w:r/>
+        <w:t>Notifikasi BLE bersifat fire-and-forget: pada lapisan ATT tidak ada konfirmasi penerimaan, sehingga smartwatch tidak otomatis tahu apakah paket benar-benar sampai. BLE menyediakan mekanisme alternatif bernama indication yang berkonfirmasi, tetapi konfirmasinya terjadi per pesan sehingga lebih lambat. Sistem ini sengaja memilih notify (cepat) lalu menambahkan konfirmasi sendiri di lapisan aplikasi (ACK) sekali per paket - lebih efisien daripada indication yang berkonfirmasi tiap frame. Mekanisme konfirmasi ini dijelaskan pada bagian berikut.</w:t>
+      </w:r>
     </w:p>
     <w:p>
       <w:r>
         <w:rPr>
           <w:b/>
         </w:rPr>
-        <w:t>Pencegahan Duplikasi (Idempoten)</w:t>
+        <w:t>Konfirmasi Penerimaan (ACK) End-to-End</w:t>
       </w:r>
     </w:p>
     <w:p>
@@ -216,7 +339,63 @@
         <w:jc w:val="both"/>
       </w:pPr>
       <w:r>
-        <w:t xml:space="preserve">Karena pengiriman ulang dapat membuat satu pembacaan terkirim lebih dari sekali, basis data smartphone diberi indeks unik pada kolom waktu (time) dan penyimpanan </w:t>
+        <w:t xml:space="preserve">Setelah seluruh paket tersimpan di smartphone, smartphone menuliskan jumlah record yang berhasil disimpan ke karakteristik ACK (0000a102). Smartwatch baru menandai data tersebut sebagai sudah terkirim (synced = 1) setelah menerima ACK ini. Bila ACK tidak diterima dalam tenggang waktu (30 detik) - misalnya aplikasi penerima berhenti atau koneksi terputus - data tetap berstatus belum terkirim dan akan dikirim ulang pada giliran berikutnya. Mekanisme ini menutup celah "data dianggap terkirim padahal </w:t>
+      </w:r>
+      <w:proofErr w:type="spellStart"/>
+      <w:r>
+        <w:t>penerima</w:t>
+      </w:r>
+      <w:proofErr w:type="spellEnd"/>
+      <w:r>
+        <w:t xml:space="preserve"> </w:t>
+      </w:r>
+      <w:proofErr w:type="spellStart"/>
+      <w:r>
+        <w:t>tidak</w:t>
+      </w:r>
+      <w:proofErr w:type="spellEnd"/>
+      <w:r>
+        <w:t xml:space="preserve"> </w:t>
+      </w:r>
+      <w:proofErr w:type="spellStart"/>
+      <w:r>
+        <w:t>benar-benar</w:t>
+      </w:r>
+      <w:proofErr w:type="spellEnd"/>
+      <w:r>
+        <w:t xml:space="preserve"> </w:t>
+      </w:r>
+      <w:proofErr w:type="spellStart"/>
+      <w:r>
+        <w:t>menerimanya</w:t>
+      </w:r>
+      <w:proofErr w:type="spellEnd"/>
+      <w:r>
+        <w:t>".</w:t>
+      </w:r>
+    </w:p>
+    <w:p>
+      <w:r>
+        <w:rPr>
+          <w:b/>
+        </w:rPr>
+        <w:t>Pencegahan Duplikasi (Idempoten)</w:t>
+      </w:r>
+    </w:p>
+    <w:p>
+      <w:pPr>
+        <w:jc w:val="both"/>
+      </w:pPr>
+      <w:r>
+        <w:t xml:space="preserve">Karena pengiriman ulang dapat membuat satu pembacaan terkirim lebih dari sekali, basis data smartphone diberi indeks unik pada kolom waktu (time) dan </w:t>
+      </w:r>
+      <w:proofErr w:type="spellStart"/>
+      <w:r>
+        <w:t>penyimpanan</w:t>
+      </w:r>
+      <w:proofErr w:type="spellEnd"/>
+      <w:r>
+        <w:t xml:space="preserve"> </w:t>
       </w:r>
       <w:proofErr w:type="spellStart"/>
       <w:r>
@@ -462,6 +641,1568 @@
         <w:rPr>
           <w:iCs/>
         </w:rPr>
+        <w:t>diatas</w:t>
+      </w:r>
+      <w:proofErr w:type="spellEnd"/>
+      <w:r>
+        <w:rPr>
+          <w:iCs/>
+        </w:rPr>
+        <w:t xml:space="preserve"> </w:t>
+      </w:r>
+      <w:proofErr w:type="spellStart"/>
+      <w:r>
+        <w:rPr>
+          <w:iCs/>
+        </w:rPr>
+        <w:t>menyajikan</w:t>
+      </w:r>
+      <w:proofErr w:type="spellEnd"/>
+      <w:r>
+        <w:rPr>
+          <w:iCs/>
+        </w:rPr>
+        <w:t xml:space="preserve"> </w:t>
+      </w:r>
+      <w:proofErr w:type="spellStart"/>
+      <w:r>
+        <w:rPr>
+          <w:iCs/>
+        </w:rPr>
+        <w:t>keseluruhan</w:t>
+      </w:r>
+      <w:proofErr w:type="spellEnd"/>
+      <w:r>
+        <w:rPr>
+          <w:iCs/>
+        </w:rPr>
+        <w:t xml:space="preserve"> </w:t>
+      </w:r>
+      <w:proofErr w:type="spellStart"/>
+      <w:r>
+        <w:rPr>
+          <w:iCs/>
+        </w:rPr>
+        <w:t>jalur</w:t>
+      </w:r>
+      <w:proofErr w:type="spellEnd"/>
+      <w:r>
+        <w:rPr>
+          <w:iCs/>
+        </w:rPr>
+        <w:t xml:space="preserve"> </w:t>
+      </w:r>
+      <w:proofErr w:type="spellStart"/>
+      <w:r>
+        <w:rPr>
+          <w:iCs/>
+        </w:rPr>
+        <w:t>komunikasi</w:t>
+      </w:r>
+      <w:proofErr w:type="spellEnd"/>
+      <w:r>
+        <w:rPr>
+          <w:iCs/>
+        </w:rPr>
+        <w:t xml:space="preserve"> Generic Attribute Profile (GATT) </w:t>
+      </w:r>
+      <w:proofErr w:type="spellStart"/>
+      <w:r>
+        <w:rPr>
+          <w:iCs/>
+        </w:rPr>
+        <w:t>berbasis</w:t>
+      </w:r>
+      <w:proofErr w:type="spellEnd"/>
+      <w:r>
+        <w:rPr>
+          <w:iCs/>
+        </w:rPr>
+        <w:t xml:space="preserve"> Bluetooth Low Energy (BLE) </w:t>
+      </w:r>
+      <w:proofErr w:type="spellStart"/>
+      <w:r>
+        <w:rPr>
+          <w:iCs/>
+        </w:rPr>
+        <w:t>antara</w:t>
+      </w:r>
+      <w:proofErr w:type="spellEnd"/>
+      <w:r>
+        <w:rPr>
+          <w:iCs/>
+        </w:rPr>
+        <w:t xml:space="preserve"> smartwatch yang </w:t>
+      </w:r>
+      <w:proofErr w:type="spellStart"/>
+      <w:r>
+        <w:rPr>
+          <w:iCs/>
+        </w:rPr>
+        <w:t>berperan</w:t>
+      </w:r>
+      <w:proofErr w:type="spellEnd"/>
+      <w:r>
+        <w:rPr>
+          <w:iCs/>
+        </w:rPr>
+        <w:t xml:space="preserve"> </w:t>
+      </w:r>
+      <w:proofErr w:type="spellStart"/>
+      <w:r>
+        <w:rPr>
+          <w:iCs/>
+        </w:rPr>
+        <w:t>sebagai</w:t>
+      </w:r>
+      <w:proofErr w:type="spellEnd"/>
+      <w:r>
+        <w:rPr>
+          <w:iCs/>
+        </w:rPr>
+        <w:t xml:space="preserve"> peripheral/GATT server dan smartphone </w:t>
+      </w:r>
+      <w:proofErr w:type="spellStart"/>
+      <w:r>
+        <w:rPr>
+          <w:iCs/>
+        </w:rPr>
+        <w:t>sebagai</w:t>
+      </w:r>
+      <w:proofErr w:type="spellEnd"/>
+      <w:r>
+        <w:rPr>
+          <w:iCs/>
+        </w:rPr>
+        <w:t xml:space="preserve"> central/GATT client. Bagian </w:t>
+      </w:r>
+      <w:proofErr w:type="spellStart"/>
+      <w:r>
+        <w:rPr>
+          <w:iCs/>
+        </w:rPr>
+        <w:t>atas</w:t>
+      </w:r>
+      <w:proofErr w:type="spellEnd"/>
+      <w:r>
+        <w:rPr>
+          <w:iCs/>
+        </w:rPr>
+        <w:t xml:space="preserve"> </w:t>
+      </w:r>
+      <w:proofErr w:type="spellStart"/>
+      <w:r>
+        <w:rPr>
+          <w:iCs/>
+        </w:rPr>
+        <w:t>gambar</w:t>
+      </w:r>
+      <w:proofErr w:type="spellEnd"/>
+      <w:r>
+        <w:rPr>
+          <w:iCs/>
+        </w:rPr>
+        <w:t xml:space="preserve"> </w:t>
+      </w:r>
+      <w:proofErr w:type="spellStart"/>
+      <w:r>
+        <w:rPr>
+          <w:iCs/>
+        </w:rPr>
+        <w:t>memperlihatkan</w:t>
+      </w:r>
+      <w:proofErr w:type="spellEnd"/>
+      <w:r>
+        <w:rPr>
+          <w:iCs/>
+        </w:rPr>
+        <w:t xml:space="preserve"> </w:t>
+      </w:r>
+      <w:proofErr w:type="spellStart"/>
+      <w:r>
+        <w:rPr>
+          <w:iCs/>
+        </w:rPr>
+        <w:t>tabel</w:t>
+      </w:r>
+      <w:proofErr w:type="spellEnd"/>
+      <w:r>
+        <w:rPr>
+          <w:iCs/>
+        </w:rPr>
+        <w:t xml:space="preserve"> </w:t>
+      </w:r>
+      <w:proofErr w:type="spellStart"/>
+      <w:r>
+        <w:rPr>
+          <w:iCs/>
+        </w:rPr>
+        <w:t>atribut</w:t>
+      </w:r>
+      <w:proofErr w:type="spellEnd"/>
+      <w:r>
+        <w:rPr>
+          <w:iCs/>
+        </w:rPr>
+        <w:t xml:space="preserve"> yang di-host smartwatch: </w:t>
+      </w:r>
+      <w:proofErr w:type="spellStart"/>
+      <w:r>
+        <w:rPr>
+          <w:iCs/>
+        </w:rPr>
+        <w:t>satu</w:t>
+      </w:r>
+      <w:proofErr w:type="spellEnd"/>
+      <w:r>
+        <w:rPr>
+          <w:iCs/>
+        </w:rPr>
+        <w:t xml:space="preserve"> </w:t>
+      </w:r>
+      <w:proofErr w:type="spellStart"/>
+      <w:r>
+        <w:rPr>
+          <w:iCs/>
+        </w:rPr>
+        <w:t>layanan</w:t>
+      </w:r>
+      <w:proofErr w:type="spellEnd"/>
+      <w:r>
+        <w:rPr>
+          <w:iCs/>
+        </w:rPr>
+        <w:t xml:space="preserve"> </w:t>
+      </w:r>
+      <w:proofErr w:type="spellStart"/>
+      <w:r>
+        <w:rPr>
+          <w:iCs/>
+        </w:rPr>
+        <w:t>utama</w:t>
+      </w:r>
+      <w:proofErr w:type="spellEnd"/>
+      <w:r>
+        <w:rPr>
+          <w:iCs/>
+        </w:rPr>
+        <w:t xml:space="preserve"> (Service 0000a100) yang </w:t>
+      </w:r>
+      <w:proofErr w:type="spellStart"/>
+      <w:r>
+        <w:rPr>
+          <w:iCs/>
+        </w:rPr>
+        <w:t>menaungi</w:t>
+      </w:r>
+      <w:proofErr w:type="spellEnd"/>
+      <w:r>
+        <w:rPr>
+          <w:iCs/>
+        </w:rPr>
+        <w:t xml:space="preserve"> </w:t>
+      </w:r>
+      <w:proofErr w:type="spellStart"/>
+      <w:r>
+        <w:rPr>
+          <w:iCs/>
+        </w:rPr>
+        <w:t>karakteristik</w:t>
+      </w:r>
+      <w:proofErr w:type="spellEnd"/>
+      <w:r>
+        <w:rPr>
+          <w:iCs/>
+        </w:rPr>
+        <w:t xml:space="preserve"> record (0000a101, </w:t>
+      </w:r>
+      <w:proofErr w:type="spellStart"/>
+      <w:r>
+        <w:rPr>
+          <w:iCs/>
+        </w:rPr>
+        <w:t>properti</w:t>
+      </w:r>
+      <w:proofErr w:type="spellEnd"/>
+      <w:r>
+        <w:rPr>
+          <w:iCs/>
+        </w:rPr>
+        <w:t xml:space="preserve"> notify, </w:t>
+      </w:r>
+      <w:proofErr w:type="spellStart"/>
+      <w:r>
+        <w:rPr>
+          <w:iCs/>
+        </w:rPr>
+        <w:t>dilengkapi</w:t>
+      </w:r>
+      <w:proofErr w:type="spellEnd"/>
+      <w:r>
+        <w:rPr>
+          <w:iCs/>
+        </w:rPr>
+        <w:t xml:space="preserve"> </w:t>
+      </w:r>
+      <w:proofErr w:type="spellStart"/>
+      <w:r>
+        <w:rPr>
+          <w:iCs/>
+        </w:rPr>
+        <w:t>deskriptor</w:t>
+      </w:r>
+      <w:proofErr w:type="spellEnd"/>
+      <w:r>
+        <w:rPr>
+          <w:iCs/>
+        </w:rPr>
+        <w:t xml:space="preserve"> CCCD 0x2902) dan </w:t>
+      </w:r>
+      <w:proofErr w:type="spellStart"/>
+      <w:r>
+        <w:rPr>
+          <w:iCs/>
+        </w:rPr>
+        <w:t>karakteristik</w:t>
+      </w:r>
+      <w:proofErr w:type="spellEnd"/>
+      <w:r>
+        <w:rPr>
+          <w:iCs/>
+        </w:rPr>
+        <w:t xml:space="preserve"> </w:t>
+      </w:r>
+      <w:proofErr w:type="spellStart"/>
+      <w:r>
+        <w:rPr>
+          <w:iCs/>
+        </w:rPr>
+        <w:t>konfirmasi</w:t>
+      </w:r>
+      <w:proofErr w:type="spellEnd"/>
+      <w:r>
+        <w:rPr>
+          <w:iCs/>
+        </w:rPr>
+        <w:t xml:space="preserve"> (0000a102, </w:t>
+      </w:r>
+      <w:proofErr w:type="spellStart"/>
+      <w:r>
+        <w:rPr>
+          <w:iCs/>
+        </w:rPr>
+        <w:t>properti</w:t>
+      </w:r>
+      <w:proofErr w:type="spellEnd"/>
+      <w:r>
+        <w:rPr>
+          <w:iCs/>
+        </w:rPr>
+        <w:t xml:space="preserve"> write). Bagian </w:t>
+      </w:r>
+      <w:proofErr w:type="spellStart"/>
+      <w:r>
+        <w:rPr>
+          <w:iCs/>
+        </w:rPr>
+        <w:t>bawah</w:t>
+      </w:r>
+      <w:proofErr w:type="spellEnd"/>
+      <w:r>
+        <w:rPr>
+          <w:iCs/>
+        </w:rPr>
+        <w:t xml:space="preserve"> </w:t>
+      </w:r>
+      <w:proofErr w:type="spellStart"/>
+      <w:r>
+        <w:rPr>
+          <w:iCs/>
+        </w:rPr>
+        <w:t>memperlihatkan</w:t>
+      </w:r>
+      <w:proofErr w:type="spellEnd"/>
+      <w:r>
+        <w:rPr>
+          <w:iCs/>
+        </w:rPr>
+        <w:t xml:space="preserve"> </w:t>
+      </w:r>
+      <w:proofErr w:type="spellStart"/>
+      <w:r>
+        <w:rPr>
+          <w:iCs/>
+        </w:rPr>
+        <w:t>urutan</w:t>
+      </w:r>
+      <w:proofErr w:type="spellEnd"/>
+      <w:r>
+        <w:rPr>
+          <w:iCs/>
+        </w:rPr>
+        <w:t xml:space="preserve"> </w:t>
+      </w:r>
+      <w:proofErr w:type="spellStart"/>
+      <w:r>
+        <w:rPr>
+          <w:iCs/>
+        </w:rPr>
+        <w:t>pertukaran</w:t>
+      </w:r>
+      <w:proofErr w:type="spellEnd"/>
+      <w:r>
+        <w:rPr>
+          <w:iCs/>
+        </w:rPr>
+        <w:t xml:space="preserve"> </w:t>
+      </w:r>
+      <w:proofErr w:type="spellStart"/>
+      <w:r>
+        <w:rPr>
+          <w:iCs/>
+        </w:rPr>
+        <w:t>pesan</w:t>
+      </w:r>
+      <w:proofErr w:type="spellEnd"/>
+      <w:r>
+        <w:rPr>
+          <w:iCs/>
+        </w:rPr>
+        <w:t xml:space="preserve"> </w:t>
+      </w:r>
+      <w:proofErr w:type="spellStart"/>
+      <w:r>
+        <w:rPr>
+          <w:iCs/>
+        </w:rPr>
+        <w:t>antarperangkat</w:t>
+      </w:r>
+      <w:proofErr w:type="spellEnd"/>
+      <w:r>
+        <w:rPr>
+          <w:iCs/>
+        </w:rPr>
+        <w:t xml:space="preserve"> </w:t>
+      </w:r>
+      <w:proofErr w:type="spellStart"/>
+      <w:r>
+        <w:rPr>
+          <w:iCs/>
+        </w:rPr>
+        <w:t>sepanjang</w:t>
+      </w:r>
+      <w:proofErr w:type="spellEnd"/>
+      <w:r>
+        <w:rPr>
+          <w:iCs/>
+        </w:rPr>
+        <w:t xml:space="preserve"> </w:t>
+      </w:r>
+      <w:proofErr w:type="spellStart"/>
+      <w:r>
+        <w:rPr>
+          <w:iCs/>
+        </w:rPr>
+        <w:t>waktu</w:t>
+      </w:r>
+      <w:proofErr w:type="spellEnd"/>
+      <w:r>
+        <w:rPr>
+          <w:iCs/>
+        </w:rPr>
+        <w:t xml:space="preserve">, yang </w:t>
+      </w:r>
+      <w:proofErr w:type="spellStart"/>
+      <w:r>
+        <w:rPr>
+          <w:iCs/>
+        </w:rPr>
+        <w:t>dikelompokkan</w:t>
+      </w:r>
+      <w:proofErr w:type="spellEnd"/>
+      <w:r>
+        <w:rPr>
+          <w:iCs/>
+        </w:rPr>
+        <w:t xml:space="preserve"> </w:t>
+      </w:r>
+      <w:proofErr w:type="spellStart"/>
+      <w:r>
+        <w:rPr>
+          <w:iCs/>
+        </w:rPr>
+        <w:t>ke</w:t>
+      </w:r>
+      <w:proofErr w:type="spellEnd"/>
+      <w:r>
+        <w:rPr>
+          <w:iCs/>
+        </w:rPr>
+        <w:t xml:space="preserve"> </w:t>
+      </w:r>
+      <w:proofErr w:type="spellStart"/>
+      <w:r>
+        <w:rPr>
+          <w:iCs/>
+        </w:rPr>
+        <w:t>dalam</w:t>
+      </w:r>
+      <w:proofErr w:type="spellEnd"/>
+      <w:r>
+        <w:rPr>
+          <w:iCs/>
+        </w:rPr>
+        <w:t xml:space="preserve"> lima </w:t>
+      </w:r>
+      <w:proofErr w:type="spellStart"/>
+      <w:r>
+        <w:rPr>
+          <w:iCs/>
+        </w:rPr>
+        <w:t>fase</w:t>
+      </w:r>
+      <w:proofErr w:type="spellEnd"/>
+      <w:r>
+        <w:rPr>
+          <w:iCs/>
+        </w:rPr>
+        <w:t>.</w:t>
+      </w:r>
+    </w:p>
+    <w:p>
+      <w:pPr>
+        <w:jc w:val="both"/>
+        <w:rPr>
+          <w:iCs/>
+        </w:rPr>
+      </w:pPr>
+    </w:p>
+    <w:p>
+      <w:pPr>
+        <w:jc w:val="both"/>
+        <w:rPr>
+          <w:iCs/>
+        </w:rPr>
+      </w:pPr>
+      <w:r>
+        <w:rPr>
+          <w:iCs/>
+        </w:rPr>
+        <w:t xml:space="preserve">Pada </w:t>
+      </w:r>
+      <w:proofErr w:type="spellStart"/>
+      <w:r>
+        <w:rPr>
+          <w:iCs/>
+        </w:rPr>
+        <w:t>fase</w:t>
+      </w:r>
+      <w:proofErr w:type="spellEnd"/>
+      <w:r>
+        <w:rPr>
+          <w:iCs/>
+        </w:rPr>
+        <w:t xml:space="preserve"> Setup, smartwatch </w:t>
+      </w:r>
+      <w:proofErr w:type="spellStart"/>
+      <w:r>
+        <w:rPr>
+          <w:iCs/>
+        </w:rPr>
+        <w:t>membuka</w:t>
+      </w:r>
+      <w:proofErr w:type="spellEnd"/>
+      <w:r>
+        <w:rPr>
+          <w:iCs/>
+        </w:rPr>
+        <w:t xml:space="preserve"> GATT server, </w:t>
+      </w:r>
+      <w:proofErr w:type="spellStart"/>
+      <w:r>
+        <w:rPr>
+          <w:iCs/>
+        </w:rPr>
+        <w:t>mendaftarkan</w:t>
+      </w:r>
+      <w:proofErr w:type="spellEnd"/>
+      <w:r>
+        <w:rPr>
+          <w:iCs/>
+        </w:rPr>
+        <w:t xml:space="preserve"> </w:t>
+      </w:r>
+      <w:proofErr w:type="spellStart"/>
+      <w:r>
+        <w:rPr>
+          <w:iCs/>
+        </w:rPr>
+        <w:t>layanan</w:t>
+      </w:r>
+      <w:proofErr w:type="spellEnd"/>
+      <w:r>
+        <w:rPr>
+          <w:iCs/>
+        </w:rPr>
+        <w:t xml:space="preserve"> </w:t>
+      </w:r>
+      <w:proofErr w:type="spellStart"/>
+      <w:r>
+        <w:rPr>
+          <w:iCs/>
+        </w:rPr>
+        <w:t>beserta</w:t>
+      </w:r>
+      <w:proofErr w:type="spellEnd"/>
+      <w:r>
+        <w:rPr>
+          <w:iCs/>
+        </w:rPr>
+        <w:t xml:space="preserve"> </w:t>
+      </w:r>
+      <w:proofErr w:type="spellStart"/>
+      <w:r>
+        <w:rPr>
+          <w:iCs/>
+        </w:rPr>
+        <w:t>karakteristiknya</w:t>
+      </w:r>
+      <w:proofErr w:type="spellEnd"/>
+      <w:r>
+        <w:rPr>
+          <w:iCs/>
+        </w:rPr>
+        <w:t xml:space="preserve">, </w:t>
+      </w:r>
+      <w:proofErr w:type="spellStart"/>
+      <w:r>
+        <w:rPr>
+          <w:iCs/>
+        </w:rPr>
+        <w:t>lalu</w:t>
+      </w:r>
+      <w:proofErr w:type="spellEnd"/>
+      <w:r>
+        <w:rPr>
+          <w:iCs/>
+        </w:rPr>
+        <w:t xml:space="preserve"> </w:t>
+      </w:r>
+      <w:proofErr w:type="spellStart"/>
+      <w:r>
+        <w:rPr>
+          <w:iCs/>
+        </w:rPr>
+        <w:t>memancarkan</w:t>
+      </w:r>
+      <w:proofErr w:type="spellEnd"/>
+      <w:r>
+        <w:rPr>
+          <w:iCs/>
+        </w:rPr>
+        <w:t xml:space="preserve"> </w:t>
+      </w:r>
+      <w:proofErr w:type="spellStart"/>
+      <w:r>
+        <w:rPr>
+          <w:iCs/>
+        </w:rPr>
+        <w:t>iklan</w:t>
+      </w:r>
+      <w:proofErr w:type="spellEnd"/>
+      <w:r>
+        <w:rPr>
+          <w:iCs/>
+        </w:rPr>
+        <w:t xml:space="preserve"> (advertising) </w:t>
+      </w:r>
+      <w:proofErr w:type="spellStart"/>
+      <w:r>
+        <w:rPr>
+          <w:iCs/>
+        </w:rPr>
+        <w:t>berisi</w:t>
+      </w:r>
+      <w:proofErr w:type="spellEnd"/>
+      <w:r>
+        <w:rPr>
+          <w:iCs/>
+        </w:rPr>
+        <w:t xml:space="preserve"> UUID </w:t>
+      </w:r>
+      <w:proofErr w:type="spellStart"/>
+      <w:r>
+        <w:rPr>
+          <w:iCs/>
+        </w:rPr>
+        <w:t>layanan</w:t>
+      </w:r>
+      <w:proofErr w:type="spellEnd"/>
+      <w:r>
+        <w:rPr>
+          <w:iCs/>
+        </w:rPr>
+        <w:t xml:space="preserve">. Pada </w:t>
+      </w:r>
+      <w:proofErr w:type="spellStart"/>
+      <w:r>
+        <w:rPr>
+          <w:iCs/>
+        </w:rPr>
+        <w:t>fase</w:t>
+      </w:r>
+      <w:proofErr w:type="spellEnd"/>
+      <w:r>
+        <w:rPr>
+          <w:iCs/>
+        </w:rPr>
+        <w:t xml:space="preserve"> Connect &amp; discover, smartphone </w:t>
+      </w:r>
+      <w:proofErr w:type="spellStart"/>
+      <w:r>
+        <w:rPr>
+          <w:iCs/>
+        </w:rPr>
+        <w:t>memindai</w:t>
+      </w:r>
+      <w:proofErr w:type="spellEnd"/>
+      <w:r>
+        <w:rPr>
+          <w:iCs/>
+        </w:rPr>
+        <w:t xml:space="preserve">, </w:t>
+      </w:r>
+      <w:proofErr w:type="spellStart"/>
+      <w:r>
+        <w:rPr>
+          <w:iCs/>
+        </w:rPr>
+        <w:t>membangun</w:t>
+      </w:r>
+      <w:proofErr w:type="spellEnd"/>
+      <w:r>
+        <w:rPr>
+          <w:iCs/>
+        </w:rPr>
+        <w:t xml:space="preserve"> </w:t>
+      </w:r>
+      <w:proofErr w:type="spellStart"/>
+      <w:r>
+        <w:rPr>
+          <w:iCs/>
+        </w:rPr>
+        <w:t>koneksi</w:t>
+      </w:r>
+      <w:proofErr w:type="spellEnd"/>
+      <w:r>
+        <w:rPr>
+          <w:iCs/>
+        </w:rPr>
+        <w:t xml:space="preserve">, </w:t>
+      </w:r>
+      <w:proofErr w:type="spellStart"/>
+      <w:r>
+        <w:rPr>
+          <w:iCs/>
+        </w:rPr>
+        <w:t>menegosiasikan</w:t>
+      </w:r>
+      <w:proofErr w:type="spellEnd"/>
+      <w:r>
+        <w:rPr>
+          <w:iCs/>
+        </w:rPr>
+        <w:t xml:space="preserve"> MTU (</w:t>
+      </w:r>
+      <w:proofErr w:type="spellStart"/>
+      <w:r>
+        <w:rPr>
+          <w:iCs/>
+        </w:rPr>
+        <w:t>hingga</w:t>
+      </w:r>
+      <w:proofErr w:type="spellEnd"/>
+      <w:r>
+        <w:rPr>
+          <w:iCs/>
+        </w:rPr>
+        <w:t xml:space="preserve"> 512 byte), dan </w:t>
+      </w:r>
+      <w:proofErr w:type="spellStart"/>
+      <w:r>
+        <w:rPr>
+          <w:iCs/>
+        </w:rPr>
+        <w:t>menelusuri</w:t>
+      </w:r>
+      <w:proofErr w:type="spellEnd"/>
+      <w:r>
+        <w:rPr>
+          <w:iCs/>
+        </w:rPr>
+        <w:t xml:space="preserve"> </w:t>
+      </w:r>
+      <w:proofErr w:type="spellStart"/>
+      <w:r>
+        <w:rPr>
+          <w:iCs/>
+        </w:rPr>
+        <w:t>layanan</w:t>
+      </w:r>
+      <w:proofErr w:type="spellEnd"/>
+      <w:r>
+        <w:rPr>
+          <w:iCs/>
+        </w:rPr>
+        <w:t xml:space="preserve"> </w:t>
+      </w:r>
+      <w:proofErr w:type="spellStart"/>
+      <w:r>
+        <w:rPr>
+          <w:iCs/>
+        </w:rPr>
+        <w:t>untuk</w:t>
+      </w:r>
+      <w:proofErr w:type="spellEnd"/>
+      <w:r>
+        <w:rPr>
+          <w:iCs/>
+        </w:rPr>
+        <w:t xml:space="preserve"> </w:t>
+      </w:r>
+      <w:proofErr w:type="spellStart"/>
+      <w:r>
+        <w:rPr>
+          <w:iCs/>
+        </w:rPr>
+        <w:t>menemukan</w:t>
+      </w:r>
+      <w:proofErr w:type="spellEnd"/>
+      <w:r>
+        <w:rPr>
+          <w:iCs/>
+        </w:rPr>
+        <w:t xml:space="preserve"> </w:t>
+      </w:r>
+      <w:proofErr w:type="spellStart"/>
+      <w:r>
+        <w:rPr>
+          <w:iCs/>
+        </w:rPr>
+        <w:t>karakteristik</w:t>
+      </w:r>
+      <w:proofErr w:type="spellEnd"/>
+      <w:r>
+        <w:rPr>
+          <w:iCs/>
+        </w:rPr>
+        <w:t xml:space="preserve"> yang </w:t>
+      </w:r>
+      <w:proofErr w:type="spellStart"/>
+      <w:r>
+        <w:rPr>
+          <w:iCs/>
+        </w:rPr>
+        <w:t>dibutuhkan</w:t>
+      </w:r>
+      <w:proofErr w:type="spellEnd"/>
+      <w:r>
+        <w:rPr>
+          <w:iCs/>
+        </w:rPr>
+        <w:t xml:space="preserve">. Pada </w:t>
+      </w:r>
+      <w:proofErr w:type="spellStart"/>
+      <w:r>
+        <w:rPr>
+          <w:iCs/>
+        </w:rPr>
+        <w:t>fase</w:t>
+      </w:r>
+      <w:proofErr w:type="spellEnd"/>
+      <w:r>
+        <w:rPr>
+          <w:iCs/>
+        </w:rPr>
+        <w:t xml:space="preserve"> Subscribe, smartphone </w:t>
+      </w:r>
+      <w:proofErr w:type="spellStart"/>
+      <w:r>
+        <w:rPr>
+          <w:iCs/>
+        </w:rPr>
+        <w:t>mengaktifkan</w:t>
+      </w:r>
+      <w:proofErr w:type="spellEnd"/>
+      <w:r>
+        <w:rPr>
+          <w:iCs/>
+        </w:rPr>
+        <w:t xml:space="preserve"> </w:t>
+      </w:r>
+      <w:proofErr w:type="spellStart"/>
+      <w:r>
+        <w:rPr>
+          <w:iCs/>
+        </w:rPr>
+        <w:t>notifikasi</w:t>
+      </w:r>
+      <w:proofErr w:type="spellEnd"/>
+      <w:r>
+        <w:rPr>
+          <w:iCs/>
+        </w:rPr>
+        <w:t xml:space="preserve"> </w:t>
+      </w:r>
+      <w:proofErr w:type="spellStart"/>
+      <w:r>
+        <w:rPr>
+          <w:iCs/>
+        </w:rPr>
+        <w:t>dengan</w:t>
+      </w:r>
+      <w:proofErr w:type="spellEnd"/>
+      <w:r>
+        <w:rPr>
+          <w:iCs/>
+        </w:rPr>
+        <w:t xml:space="preserve"> </w:t>
+      </w:r>
+      <w:proofErr w:type="spellStart"/>
+      <w:r>
+        <w:rPr>
+          <w:iCs/>
+        </w:rPr>
+        <w:t>menulis</w:t>
+      </w:r>
+      <w:proofErr w:type="spellEnd"/>
+      <w:r>
+        <w:rPr>
+          <w:iCs/>
+        </w:rPr>
+        <w:t xml:space="preserve"> </w:t>
+      </w:r>
+      <w:proofErr w:type="spellStart"/>
+      <w:r>
+        <w:rPr>
+          <w:iCs/>
+        </w:rPr>
+        <w:t>nilai</w:t>
+      </w:r>
+      <w:proofErr w:type="spellEnd"/>
+      <w:r>
+        <w:rPr>
+          <w:iCs/>
+        </w:rPr>
+        <w:t xml:space="preserve"> 0x01 0x00 </w:t>
+      </w:r>
+      <w:proofErr w:type="spellStart"/>
+      <w:r>
+        <w:rPr>
+          <w:iCs/>
+        </w:rPr>
+        <w:t>ke</w:t>
+      </w:r>
+      <w:proofErr w:type="spellEnd"/>
+      <w:r>
+        <w:rPr>
+          <w:iCs/>
+        </w:rPr>
+        <w:t xml:space="preserve"> </w:t>
+      </w:r>
+      <w:proofErr w:type="spellStart"/>
+      <w:r>
+        <w:rPr>
+          <w:iCs/>
+        </w:rPr>
+        <w:t>deskriptor</w:t>
+      </w:r>
+      <w:proofErr w:type="spellEnd"/>
+      <w:r>
+        <w:rPr>
+          <w:iCs/>
+        </w:rPr>
+        <w:t xml:space="preserve"> CCCD, yang </w:t>
+      </w:r>
+      <w:proofErr w:type="spellStart"/>
+      <w:r>
+        <w:rPr>
+          <w:iCs/>
+        </w:rPr>
+        <w:t>kemudian</w:t>
+      </w:r>
+      <w:proofErr w:type="spellEnd"/>
+      <w:r>
+        <w:rPr>
+          <w:iCs/>
+        </w:rPr>
+        <w:t xml:space="preserve"> </w:t>
+      </w:r>
+      <w:proofErr w:type="spellStart"/>
+      <w:r>
+        <w:rPr>
+          <w:iCs/>
+        </w:rPr>
+        <w:t>dicatat</w:t>
+      </w:r>
+      <w:proofErr w:type="spellEnd"/>
+      <w:r>
+        <w:rPr>
+          <w:iCs/>
+        </w:rPr>
+        <w:t xml:space="preserve"> smartwatch </w:t>
+      </w:r>
+      <w:proofErr w:type="spellStart"/>
+      <w:r>
+        <w:rPr>
+          <w:iCs/>
+        </w:rPr>
+        <w:t>sebagai</w:t>
+      </w:r>
+      <w:proofErr w:type="spellEnd"/>
+      <w:r>
+        <w:rPr>
+          <w:iCs/>
+        </w:rPr>
+        <w:t xml:space="preserve"> </w:t>
+      </w:r>
+      <w:proofErr w:type="spellStart"/>
+      <w:r>
+        <w:rPr>
+          <w:iCs/>
+        </w:rPr>
+        <w:t>pelanggan</w:t>
+      </w:r>
+      <w:proofErr w:type="spellEnd"/>
+      <w:r>
+        <w:rPr>
+          <w:iCs/>
+        </w:rPr>
+        <w:t xml:space="preserve"> (subscriber). Pada </w:t>
+      </w:r>
+      <w:proofErr w:type="spellStart"/>
+      <w:r>
+        <w:rPr>
+          <w:iCs/>
+        </w:rPr>
+        <w:t>fase</w:t>
+      </w:r>
+      <w:proofErr w:type="spellEnd"/>
+      <w:r>
+        <w:rPr>
+          <w:iCs/>
+        </w:rPr>
+        <w:t xml:space="preserve"> Notify, smartwatch </w:t>
+      </w:r>
+      <w:proofErr w:type="spellStart"/>
+      <w:r>
+        <w:rPr>
+          <w:iCs/>
+        </w:rPr>
+        <w:t>mengirim</w:t>
+      </w:r>
+      <w:proofErr w:type="spellEnd"/>
+      <w:r>
+        <w:rPr>
+          <w:iCs/>
+        </w:rPr>
+        <w:t xml:space="preserve"> batch data </w:t>
+      </w:r>
+      <w:proofErr w:type="spellStart"/>
+      <w:r>
+        <w:rPr>
+          <w:iCs/>
+        </w:rPr>
+        <w:t>secara</w:t>
+      </w:r>
+      <w:proofErr w:type="spellEnd"/>
+      <w:r>
+        <w:rPr>
+          <w:iCs/>
+        </w:rPr>
+        <w:t xml:space="preserve"> </w:t>
+      </w:r>
+      <w:proofErr w:type="spellStart"/>
+      <w:r>
+        <w:rPr>
+          <w:iCs/>
+        </w:rPr>
+        <w:t>berbingkai</w:t>
+      </w:r>
+      <w:proofErr w:type="spellEnd"/>
+      <w:r>
+        <w:rPr>
+          <w:iCs/>
+        </w:rPr>
+        <w:t xml:space="preserve">; </w:t>
+      </w:r>
+      <w:proofErr w:type="spellStart"/>
+      <w:r>
+        <w:rPr>
+          <w:iCs/>
+        </w:rPr>
+        <w:t>bingkai</w:t>
+      </w:r>
+      <w:proofErr w:type="spellEnd"/>
+      <w:r>
+        <w:rPr>
+          <w:iCs/>
+        </w:rPr>
+        <w:t xml:space="preserve"> </w:t>
+      </w:r>
+      <w:proofErr w:type="spellStart"/>
+      <w:r>
+        <w:rPr>
+          <w:iCs/>
+        </w:rPr>
+        <w:t>bertanda</w:t>
+      </w:r>
+      <w:proofErr w:type="spellEnd"/>
+      <w:r>
+        <w:rPr>
+          <w:iCs/>
+        </w:rPr>
+        <w:t xml:space="preserve"> “loop [per frame]” </w:t>
+      </w:r>
+      <w:proofErr w:type="spellStart"/>
+      <w:r>
+        <w:rPr>
+          <w:iCs/>
+        </w:rPr>
+        <w:t>menegaskan</w:t>
+      </w:r>
+      <w:proofErr w:type="spellEnd"/>
+      <w:r>
+        <w:rPr>
+          <w:iCs/>
+        </w:rPr>
+        <w:t xml:space="preserve"> </w:t>
+      </w:r>
+      <w:proofErr w:type="spellStart"/>
+      <w:r>
+        <w:rPr>
+          <w:iCs/>
+        </w:rPr>
+        <w:t>bahwa</w:t>
+      </w:r>
+      <w:proofErr w:type="spellEnd"/>
+      <w:r>
+        <w:rPr>
+          <w:iCs/>
+        </w:rPr>
+        <w:t xml:space="preserve"> </w:t>
+      </w:r>
+      <w:proofErr w:type="spellStart"/>
+      <w:r>
+        <w:rPr>
+          <w:iCs/>
+        </w:rPr>
+        <w:t>setiap</w:t>
+      </w:r>
+      <w:proofErr w:type="spellEnd"/>
+      <w:r>
+        <w:rPr>
+          <w:iCs/>
+        </w:rPr>
+        <w:t xml:space="preserve"> frame </w:t>
+      </w:r>
+      <w:proofErr w:type="spellStart"/>
+      <w:r>
+        <w:rPr>
+          <w:iCs/>
+        </w:rPr>
+        <w:t>dikirim</w:t>
+      </w:r>
+      <w:proofErr w:type="spellEnd"/>
+      <w:r>
+        <w:rPr>
+          <w:iCs/>
+        </w:rPr>
+        <w:t xml:space="preserve"> </w:t>
+      </w:r>
+      <w:proofErr w:type="spellStart"/>
+      <w:r>
+        <w:rPr>
+          <w:iCs/>
+        </w:rPr>
+        <w:t>satu</w:t>
+      </w:r>
+      <w:proofErr w:type="spellEnd"/>
+      <w:r>
+        <w:rPr>
+          <w:iCs/>
+        </w:rPr>
+        <w:t xml:space="preserve"> per </w:t>
+      </w:r>
+      <w:proofErr w:type="spellStart"/>
+      <w:r>
+        <w:rPr>
+          <w:iCs/>
+        </w:rPr>
+        <w:t>satu</w:t>
+      </w:r>
+      <w:proofErr w:type="spellEnd"/>
+      <w:r>
+        <w:rPr>
+          <w:iCs/>
+        </w:rPr>
+        <w:t xml:space="preserve"> </w:t>
+      </w:r>
+      <w:proofErr w:type="spellStart"/>
+      <w:r>
+        <w:rPr>
+          <w:iCs/>
+        </w:rPr>
+        <w:t>dengan</w:t>
+      </w:r>
+      <w:proofErr w:type="spellEnd"/>
+      <w:r>
+        <w:rPr>
+          <w:iCs/>
+        </w:rPr>
+        <w:t xml:space="preserve"> flow control frame </w:t>
+      </w:r>
+      <w:proofErr w:type="spellStart"/>
+      <w:r>
+        <w:rPr>
+          <w:iCs/>
+        </w:rPr>
+        <w:t>berikutnya</w:t>
+      </w:r>
+      <w:proofErr w:type="spellEnd"/>
+      <w:r>
+        <w:rPr>
+          <w:iCs/>
+        </w:rPr>
+        <w:t xml:space="preserve"> </w:t>
+      </w:r>
+      <w:proofErr w:type="spellStart"/>
+      <w:r>
+        <w:rPr>
+          <w:iCs/>
+        </w:rPr>
+        <w:t>baru</w:t>
+      </w:r>
+      <w:proofErr w:type="spellEnd"/>
+      <w:r>
+        <w:rPr>
+          <w:iCs/>
+        </w:rPr>
+        <w:t xml:space="preserve"> </w:t>
+      </w:r>
+      <w:proofErr w:type="spellStart"/>
+      <w:r>
+        <w:rPr>
+          <w:iCs/>
+        </w:rPr>
+        <w:t>dikirim</w:t>
+      </w:r>
+      <w:proofErr w:type="spellEnd"/>
+      <w:r>
+        <w:rPr>
+          <w:iCs/>
+        </w:rPr>
+        <w:t xml:space="preserve"> </w:t>
+      </w:r>
+      <w:proofErr w:type="spellStart"/>
+      <w:r>
+        <w:rPr>
+          <w:iCs/>
+        </w:rPr>
+        <w:t>setelah</w:t>
+      </w:r>
+      <w:proofErr w:type="spellEnd"/>
+      <w:r>
+        <w:rPr>
+          <w:iCs/>
+        </w:rPr>
+        <w:t xml:space="preserve"> </w:t>
+      </w:r>
+      <w:proofErr w:type="spellStart"/>
+      <w:r>
+        <w:rPr>
+          <w:iCs/>
+        </w:rPr>
+        <w:t>pengiriman</w:t>
+      </w:r>
+      <w:proofErr w:type="spellEnd"/>
+      <w:r>
+        <w:rPr>
+          <w:iCs/>
+        </w:rPr>
+        <w:t xml:space="preserve"> frame </w:t>
+      </w:r>
+      <w:proofErr w:type="spellStart"/>
+      <w:r>
+        <w:rPr>
+          <w:iCs/>
+        </w:rPr>
+        <w:t>sebelumnya</w:t>
+      </w:r>
+      <w:proofErr w:type="spellEnd"/>
+      <w:r>
+        <w:rPr>
+          <w:iCs/>
+        </w:rPr>
+        <w:t xml:space="preserve"> </w:t>
+      </w:r>
+      <w:proofErr w:type="spellStart"/>
+      <w:r>
+        <w:rPr>
+          <w:iCs/>
+        </w:rPr>
+        <w:t>dikonfirmasi</w:t>
+      </w:r>
+      <w:proofErr w:type="spellEnd"/>
+      <w:r>
+        <w:rPr>
+          <w:iCs/>
+        </w:rPr>
+        <w:t xml:space="preserve"> </w:t>
+      </w:r>
+      <w:proofErr w:type="spellStart"/>
+      <w:r>
+        <w:rPr>
+          <w:iCs/>
+        </w:rPr>
+        <w:t>tuntas</w:t>
+      </w:r>
+      <w:proofErr w:type="spellEnd"/>
+      <w:r>
+        <w:rPr>
+          <w:iCs/>
+        </w:rPr>
+        <w:t xml:space="preserve"> (</w:t>
+      </w:r>
+      <w:proofErr w:type="spellStart"/>
+      <w:r>
+        <w:rPr>
+          <w:iCs/>
+        </w:rPr>
+        <w:t>onNotificationSent</w:t>
+      </w:r>
+      <w:proofErr w:type="spellEnd"/>
+      <w:r>
+        <w:rPr>
+          <w:iCs/>
+        </w:rPr>
+        <w:t xml:space="preserve">) </w:t>
+      </w:r>
+      <w:proofErr w:type="spellStart"/>
+      <w:r>
+        <w:rPr>
+          <w:iCs/>
+        </w:rPr>
+        <w:t>hingga</w:t>
+      </w:r>
+      <w:proofErr w:type="spellEnd"/>
+      <w:r>
+        <w:rPr>
+          <w:iCs/>
+        </w:rPr>
+        <w:t xml:space="preserve"> frame END </w:t>
+      </w:r>
+      <w:proofErr w:type="spellStart"/>
+      <w:r>
+        <w:rPr>
+          <w:iCs/>
+        </w:rPr>
+        <w:t>memicu</w:t>
+      </w:r>
+      <w:proofErr w:type="spellEnd"/>
+      <w:r>
+        <w:rPr>
+          <w:iCs/>
+        </w:rPr>
+        <w:t xml:space="preserve"> smartphone </w:t>
+      </w:r>
+      <w:proofErr w:type="spellStart"/>
+      <w:r>
+        <w:rPr>
+          <w:iCs/>
+        </w:rPr>
+        <w:t>mendekode</w:t>
+      </w:r>
+      <w:proofErr w:type="spellEnd"/>
+      <w:r>
+        <w:rPr>
+          <w:iCs/>
+        </w:rPr>
+        <w:t xml:space="preserve"> JSON dan </w:t>
+      </w:r>
+      <w:proofErr w:type="spellStart"/>
+      <w:r>
+        <w:rPr>
+          <w:iCs/>
+        </w:rPr>
+        <w:t>menyimpannya</w:t>
+      </w:r>
+      <w:proofErr w:type="spellEnd"/>
+      <w:r>
+        <w:rPr>
+          <w:iCs/>
+        </w:rPr>
+        <w:t xml:space="preserve">. </w:t>
+      </w:r>
+      <w:proofErr w:type="spellStart"/>
+      <w:r>
+        <w:rPr>
+          <w:iCs/>
+        </w:rPr>
+        <w:t>Terakhir</w:t>
+      </w:r>
+      <w:proofErr w:type="spellEnd"/>
+      <w:r>
+        <w:rPr>
+          <w:iCs/>
+        </w:rPr>
+        <w:t xml:space="preserve">, pada </w:t>
+      </w:r>
+      <w:proofErr w:type="spellStart"/>
+      <w:r>
+        <w:rPr>
+          <w:iCs/>
+        </w:rPr>
+        <w:t>fase</w:t>
+      </w:r>
+      <w:proofErr w:type="spellEnd"/>
+      <w:r>
+        <w:rPr>
+          <w:iCs/>
+        </w:rPr>
+        <w:t xml:space="preserve"> ACK, smartphone </w:t>
+      </w:r>
+      <w:proofErr w:type="spellStart"/>
+      <w:r>
+        <w:rPr>
+          <w:iCs/>
+        </w:rPr>
+        <w:t>menuliskan</w:t>
+      </w:r>
+      <w:proofErr w:type="spellEnd"/>
+      <w:r>
+        <w:rPr>
+          <w:iCs/>
+        </w:rPr>
+        <w:t xml:space="preserve"> </w:t>
+      </w:r>
+      <w:proofErr w:type="spellStart"/>
+      <w:r>
+        <w:rPr>
+          <w:iCs/>
+        </w:rPr>
+        <w:t>jumlah</w:t>
+      </w:r>
+      <w:proofErr w:type="spellEnd"/>
+      <w:r>
+        <w:rPr>
+          <w:iCs/>
+        </w:rPr>
+        <w:t xml:space="preserve"> record yang </w:t>
+      </w:r>
+      <w:proofErr w:type="spellStart"/>
+      <w:r>
+        <w:rPr>
+          <w:iCs/>
+        </w:rPr>
+        <w:t>berhasil</w:t>
+      </w:r>
+      <w:proofErr w:type="spellEnd"/>
+      <w:r>
+        <w:rPr>
+          <w:iCs/>
+        </w:rPr>
+        <w:t xml:space="preserve"> </w:t>
+      </w:r>
+      <w:proofErr w:type="spellStart"/>
+      <w:r>
+        <w:rPr>
+          <w:iCs/>
+        </w:rPr>
+        <w:t>disimpan</w:t>
+      </w:r>
+      <w:proofErr w:type="spellEnd"/>
+      <w:r>
+        <w:rPr>
+          <w:iCs/>
+        </w:rPr>
+        <w:t xml:space="preserve"> </w:t>
+      </w:r>
+      <w:proofErr w:type="spellStart"/>
+      <w:r>
+        <w:rPr>
+          <w:iCs/>
+        </w:rPr>
+        <w:t>ke</w:t>
+      </w:r>
+      <w:proofErr w:type="spellEnd"/>
+      <w:r>
+        <w:rPr>
+          <w:iCs/>
+        </w:rPr>
+        <w:t xml:space="preserve"> </w:t>
+      </w:r>
+      <w:proofErr w:type="spellStart"/>
+      <w:r>
+        <w:rPr>
+          <w:iCs/>
+        </w:rPr>
+        <w:t>karakteristik</w:t>
+      </w:r>
+      <w:proofErr w:type="spellEnd"/>
+      <w:r>
+        <w:rPr>
+          <w:iCs/>
+        </w:rPr>
+        <w:t xml:space="preserve"> </w:t>
+      </w:r>
+      <w:proofErr w:type="spellStart"/>
+      <w:r>
+        <w:rPr>
+          <w:iCs/>
+        </w:rPr>
+        <w:t>konfirmasi</w:t>
+      </w:r>
+      <w:proofErr w:type="spellEnd"/>
+      <w:r>
+        <w:rPr>
+          <w:iCs/>
+        </w:rPr>
+        <w:t xml:space="preserve"> </w:t>
+      </w:r>
+      <w:proofErr w:type="spellStart"/>
+      <w:r>
+        <w:rPr>
+          <w:iCs/>
+        </w:rPr>
+        <w:t>sehingga</w:t>
+      </w:r>
+      <w:proofErr w:type="spellEnd"/>
+      <w:r>
+        <w:rPr>
+          <w:iCs/>
+        </w:rPr>
+        <w:t xml:space="preserve"> smartwatch </w:t>
+      </w:r>
+      <w:proofErr w:type="spellStart"/>
+      <w:r>
+        <w:rPr>
+          <w:iCs/>
+        </w:rPr>
+        <w:t>menandai</w:t>
+      </w:r>
+      <w:proofErr w:type="spellEnd"/>
+      <w:r>
+        <w:rPr>
+          <w:iCs/>
+        </w:rPr>
+        <w:t xml:space="preserve"> data </w:t>
+      </w:r>
+      <w:proofErr w:type="spellStart"/>
+      <w:r>
+        <w:rPr>
+          <w:iCs/>
+        </w:rPr>
         <w:t>tersebut</w:t>
       </w:r>
       <w:proofErr w:type="spellEnd"/>
@@ -476,7 +2217,7 @@
         <w:rPr>
           <w:iCs/>
         </w:rPr>
-        <w:t>menjabarkan</w:t>
+        <w:t>sebagai</w:t>
       </w:r>
       <w:proofErr w:type="spellEnd"/>
       <w:r>
@@ -490,7 +2231,7 @@
         <w:rPr>
           <w:iCs/>
         </w:rPr>
-        <w:t>alur</w:t>
+        <w:t>sudah</w:t>
       </w:r>
       <w:proofErr w:type="spellEnd"/>
       <w:r>
@@ -504,35 +2245,35 @@
         <w:rPr>
           <w:iCs/>
         </w:rPr>
-        <w:t>komunikasi</w:t>
-      </w:r>
-      <w:proofErr w:type="spellEnd"/>
-      <w:r>
-        <w:rPr>
-          <w:iCs/>
-        </w:rPr>
-        <w:t xml:space="preserve"> Generic Attribute Profile (GATT) </w:t>
-      </w:r>
-      <w:proofErr w:type="spellStart"/>
-      <w:r>
-        <w:rPr>
-          <w:iCs/>
-        </w:rPr>
-        <w:t>berbasis</w:t>
-      </w:r>
-      <w:proofErr w:type="spellEnd"/>
-      <w:r>
-        <w:rPr>
-          <w:iCs/>
-        </w:rPr>
-        <w:t xml:space="preserve"> Bluetooth Low Energy (BLE) </w:t>
-      </w:r>
-      <w:proofErr w:type="spellStart"/>
-      <w:r>
-        <w:rPr>
-          <w:iCs/>
-        </w:rPr>
-        <w:t>antara</w:t>
+        <w:t>terkirim</w:t>
+      </w:r>
+      <w:proofErr w:type="spellEnd"/>
+      <w:r>
+        <w:rPr>
+          <w:iCs/>
+        </w:rPr>
+        <w:t xml:space="preserve"> (</w:t>
+      </w:r>
+      <w:proofErr w:type="spellStart"/>
+      <w:r>
+        <w:rPr>
+          <w:iCs/>
+        </w:rPr>
+        <w:t>markSynced</w:t>
+      </w:r>
+      <w:proofErr w:type="spellEnd"/>
+      <w:r>
+        <w:rPr>
+          <w:iCs/>
+        </w:rPr>
+        <w:t xml:space="preserve"> = 1). Garis </w:t>
+      </w:r>
+      <w:proofErr w:type="spellStart"/>
+      <w:r>
+        <w:rPr>
+          <w:iCs/>
+        </w:rPr>
+        <w:t>penuh</w:t>
       </w:r>
       <w:proofErr w:type="spellEnd"/>
       <w:r>
@@ -546,21 +2287,7 @@
         <w:rPr>
           <w:iCs/>
         </w:rPr>
-        <w:t>sebuah</w:t>
-      </w:r>
-      <w:proofErr w:type="spellEnd"/>
-      <w:r>
-        <w:rPr>
-          <w:iCs/>
-        </w:rPr>
-        <w:t xml:space="preserve"> Smartwatch yang </w:t>
-      </w:r>
-      <w:proofErr w:type="spellStart"/>
-      <w:r>
-        <w:rPr>
-          <w:iCs/>
-        </w:rPr>
-        <w:t>bertindak</w:t>
+        <w:t>menandakan</w:t>
       </w:r>
       <w:proofErr w:type="spellEnd"/>
       <w:r>
@@ -574,7 +2301,7 @@
         <w:rPr>
           <w:iCs/>
         </w:rPr>
-        <w:t>sebagai</w:t>
+        <w:t>aliran</w:t>
       </w:r>
       <w:proofErr w:type="spellEnd"/>
       <w:r>
@@ -588,21 +2315,63 @@
         <w:rPr>
           <w:iCs/>
         </w:rPr>
-        <w:t>penyedia</w:t>
-      </w:r>
-      <w:proofErr w:type="spellEnd"/>
-      <w:r>
-        <w:rPr>
-          <w:iCs/>
-        </w:rPr>
-        <w:t xml:space="preserve"> data (Peripheral/Server) dan Smartphone </w:t>
-      </w:r>
-      <w:proofErr w:type="spellStart"/>
-      <w:r>
-        <w:rPr>
-          <w:iCs/>
-        </w:rPr>
-        <w:t>sebagai</w:t>
+        <w:t>notifikasi</w:t>
+      </w:r>
+      <w:proofErr w:type="spellEnd"/>
+      <w:r>
+        <w:rPr>
+          <w:iCs/>
+        </w:rPr>
+        <w:t xml:space="preserve">/data </w:t>
+      </w:r>
+      <w:proofErr w:type="spellStart"/>
+      <w:r>
+        <w:rPr>
+          <w:iCs/>
+        </w:rPr>
+        <w:t>dari</w:t>
+      </w:r>
+      <w:proofErr w:type="spellEnd"/>
+      <w:r>
+        <w:rPr>
+          <w:iCs/>
+        </w:rPr>
+        <w:t xml:space="preserve"> server </w:t>
+      </w:r>
+      <w:proofErr w:type="spellStart"/>
+      <w:r>
+        <w:rPr>
+          <w:iCs/>
+        </w:rPr>
+        <w:t>ke</w:t>
+      </w:r>
+      <w:proofErr w:type="spellEnd"/>
+      <w:r>
+        <w:rPr>
+          <w:iCs/>
+        </w:rPr>
+        <w:t xml:space="preserve"> client, </w:t>
+      </w:r>
+      <w:proofErr w:type="spellStart"/>
+      <w:r>
+        <w:rPr>
+          <w:iCs/>
+        </w:rPr>
+        <w:t>sedangkan</w:t>
+      </w:r>
+      <w:proofErr w:type="spellEnd"/>
+      <w:r>
+        <w:rPr>
+          <w:iCs/>
+        </w:rPr>
+        <w:t xml:space="preserve"> garis </w:t>
+      </w:r>
+      <w:proofErr w:type="spellStart"/>
+      <w:r>
+        <w:rPr>
+          <w:iCs/>
+        </w:rPr>
+        <w:t>putus-putus</w:t>
       </w:r>
       <w:proofErr w:type="spellEnd"/>
       <w:r>
@@ -616,21 +2385,7 @@
         <w:rPr>
           <w:iCs/>
         </w:rPr>
-        <w:t>penerima</w:t>
-      </w:r>
-      <w:proofErr w:type="spellEnd"/>
-      <w:r>
-        <w:rPr>
-          <w:iCs/>
-        </w:rPr>
-        <w:t xml:space="preserve"> (Central/Client), </w:t>
-      </w:r>
-      <w:proofErr w:type="spellStart"/>
-      <w:r>
-        <w:rPr>
-          <w:iCs/>
-        </w:rPr>
-        <w:t>sebuah</w:t>
+        <w:t>menandakan</w:t>
       </w:r>
       <w:proofErr w:type="spellEnd"/>
       <w:r>
@@ -644,7 +2399,7 @@
         <w:rPr>
           <w:iCs/>
         </w:rPr>
-        <w:t>arsitektur</w:t>
+        <w:t>penulisan</w:t>
       </w:r>
       <w:proofErr w:type="spellEnd"/>
       <w:r>
@@ -658,1651 +2413,6 @@
         <w:rPr>
           <w:iCs/>
         </w:rPr>
-        <w:t>standar</w:t>
-      </w:r>
-      <w:proofErr w:type="spellEnd"/>
-      <w:r>
-        <w:rPr>
-          <w:iCs/>
-        </w:rPr>
-        <w:t xml:space="preserve"> yang sangat </w:t>
-      </w:r>
-      <w:proofErr w:type="spellStart"/>
-      <w:r>
-        <w:rPr>
-          <w:iCs/>
-        </w:rPr>
-        <w:t>krusial</w:t>
-      </w:r>
-      <w:proofErr w:type="spellEnd"/>
-      <w:r>
-        <w:rPr>
-          <w:iCs/>
-        </w:rPr>
-        <w:t xml:space="preserve"> </w:t>
-      </w:r>
-      <w:proofErr w:type="spellStart"/>
-      <w:r>
-        <w:rPr>
-          <w:iCs/>
-        </w:rPr>
-        <w:t>untuk</w:t>
-      </w:r>
-      <w:proofErr w:type="spellEnd"/>
-      <w:r>
-        <w:rPr>
-          <w:iCs/>
-        </w:rPr>
-        <w:t xml:space="preserve"> </w:t>
-      </w:r>
-      <w:proofErr w:type="spellStart"/>
-      <w:r>
-        <w:rPr>
-          <w:iCs/>
-        </w:rPr>
-        <w:t>mengekstraksi</w:t>
-      </w:r>
-      <w:proofErr w:type="spellEnd"/>
-      <w:r>
-        <w:rPr>
-          <w:iCs/>
-        </w:rPr>
-        <w:t xml:space="preserve"> dan </w:t>
-      </w:r>
-      <w:proofErr w:type="spellStart"/>
-      <w:r>
-        <w:rPr>
-          <w:iCs/>
-        </w:rPr>
-        <w:t>menyinkronkan</w:t>
-      </w:r>
-      <w:proofErr w:type="spellEnd"/>
-      <w:r>
-        <w:rPr>
-          <w:iCs/>
-        </w:rPr>
-        <w:t xml:space="preserve"> </w:t>
-      </w:r>
-      <w:proofErr w:type="spellStart"/>
-      <w:r>
-        <w:rPr>
-          <w:iCs/>
-        </w:rPr>
-        <w:t>metrik</w:t>
-      </w:r>
-      <w:proofErr w:type="spellEnd"/>
-      <w:r>
-        <w:rPr>
-          <w:iCs/>
-        </w:rPr>
-        <w:t xml:space="preserve"> </w:t>
-      </w:r>
-      <w:proofErr w:type="spellStart"/>
-      <w:r>
-        <w:rPr>
-          <w:iCs/>
-        </w:rPr>
-        <w:t>kesehatan</w:t>
-      </w:r>
-      <w:proofErr w:type="spellEnd"/>
-      <w:r>
-        <w:rPr>
-          <w:iCs/>
-        </w:rPr>
-        <w:t xml:space="preserve"> </w:t>
-      </w:r>
-      <w:proofErr w:type="spellStart"/>
-      <w:r>
-        <w:rPr>
-          <w:iCs/>
-        </w:rPr>
-        <w:t>dari</w:t>
-      </w:r>
-      <w:proofErr w:type="spellEnd"/>
-      <w:r>
-        <w:rPr>
-          <w:iCs/>
-        </w:rPr>
-        <w:t xml:space="preserve"> </w:t>
-      </w:r>
-      <w:proofErr w:type="spellStart"/>
-      <w:r>
-        <w:rPr>
-          <w:iCs/>
-        </w:rPr>
-        <w:t>ekosistem</w:t>
-      </w:r>
-      <w:proofErr w:type="spellEnd"/>
-      <w:r>
-        <w:rPr>
-          <w:iCs/>
-        </w:rPr>
-        <w:t xml:space="preserve"> wearable </w:t>
-      </w:r>
-      <w:proofErr w:type="spellStart"/>
-      <w:r>
-        <w:rPr>
-          <w:iCs/>
-        </w:rPr>
-        <w:t>ke</w:t>
-      </w:r>
-      <w:proofErr w:type="spellEnd"/>
-      <w:r>
-        <w:rPr>
-          <w:iCs/>
-        </w:rPr>
-        <w:t xml:space="preserve"> </w:t>
-      </w:r>
-      <w:proofErr w:type="spellStart"/>
-      <w:r>
-        <w:rPr>
-          <w:iCs/>
-        </w:rPr>
-        <w:t>sistem</w:t>
-      </w:r>
-      <w:proofErr w:type="spellEnd"/>
-      <w:r>
-        <w:rPr>
-          <w:iCs/>
-        </w:rPr>
-        <w:t xml:space="preserve"> </w:t>
-      </w:r>
-      <w:proofErr w:type="spellStart"/>
-      <w:r>
-        <w:rPr>
-          <w:iCs/>
-        </w:rPr>
-        <w:t>pusat</w:t>
-      </w:r>
-      <w:proofErr w:type="spellEnd"/>
-      <w:r>
-        <w:rPr>
-          <w:iCs/>
-        </w:rPr>
-        <w:t xml:space="preserve">. Proses </w:t>
-      </w:r>
-      <w:proofErr w:type="spellStart"/>
-      <w:r>
-        <w:rPr>
-          <w:iCs/>
-        </w:rPr>
-        <w:t>ini</w:t>
-      </w:r>
-      <w:proofErr w:type="spellEnd"/>
-      <w:r>
-        <w:rPr>
-          <w:iCs/>
-        </w:rPr>
-        <w:t xml:space="preserve"> </w:t>
-      </w:r>
-      <w:proofErr w:type="spellStart"/>
-      <w:r>
-        <w:rPr>
-          <w:iCs/>
-        </w:rPr>
-        <w:t>terbagi</w:t>
-      </w:r>
-      <w:proofErr w:type="spellEnd"/>
-      <w:r>
-        <w:rPr>
-          <w:iCs/>
-        </w:rPr>
-        <w:t xml:space="preserve"> </w:t>
-      </w:r>
-      <w:proofErr w:type="spellStart"/>
-      <w:r>
-        <w:rPr>
-          <w:iCs/>
-        </w:rPr>
-        <w:t>ke</w:t>
-      </w:r>
-      <w:proofErr w:type="spellEnd"/>
-      <w:r>
-        <w:rPr>
-          <w:iCs/>
-        </w:rPr>
-        <w:t xml:space="preserve"> </w:t>
-      </w:r>
-      <w:proofErr w:type="spellStart"/>
-      <w:r>
-        <w:rPr>
-          <w:iCs/>
-        </w:rPr>
-        <w:t>dalam</w:t>
-      </w:r>
-      <w:proofErr w:type="spellEnd"/>
-      <w:r>
-        <w:rPr>
-          <w:iCs/>
-        </w:rPr>
-        <w:t xml:space="preserve"> lima </w:t>
-      </w:r>
-      <w:proofErr w:type="spellStart"/>
-      <w:r>
-        <w:rPr>
-          <w:iCs/>
-        </w:rPr>
-        <w:t>fase</w:t>
-      </w:r>
-      <w:proofErr w:type="spellEnd"/>
-      <w:r>
-        <w:rPr>
-          <w:iCs/>
-        </w:rPr>
-        <w:t xml:space="preserve"> </w:t>
-      </w:r>
-      <w:proofErr w:type="spellStart"/>
-      <w:r>
-        <w:rPr>
-          <w:iCs/>
-        </w:rPr>
-        <w:t>berurutan</w:t>
-      </w:r>
-      <w:proofErr w:type="spellEnd"/>
-      <w:r>
-        <w:rPr>
-          <w:iCs/>
-        </w:rPr>
-        <w:t xml:space="preserve">. </w:t>
-      </w:r>
-      <w:proofErr w:type="spellStart"/>
-      <w:r>
-        <w:rPr>
-          <w:iCs/>
-        </w:rPr>
-        <w:t>Pertama</w:t>
-      </w:r>
-      <w:proofErr w:type="spellEnd"/>
-      <w:r>
-        <w:rPr>
-          <w:iCs/>
-        </w:rPr>
-        <w:t xml:space="preserve"> (Setup), jam </w:t>
-      </w:r>
-      <w:proofErr w:type="spellStart"/>
-      <w:r>
-        <w:rPr>
-          <w:iCs/>
-        </w:rPr>
-        <w:t>tangan</w:t>
-      </w:r>
-      <w:proofErr w:type="spellEnd"/>
-      <w:r>
-        <w:rPr>
-          <w:iCs/>
-        </w:rPr>
-        <w:t xml:space="preserve"> </w:t>
-      </w:r>
-      <w:proofErr w:type="spellStart"/>
-      <w:r>
-        <w:rPr>
-          <w:iCs/>
-        </w:rPr>
-        <w:t>menyiapkan</w:t>
-      </w:r>
-      <w:proofErr w:type="spellEnd"/>
-      <w:r>
-        <w:rPr>
-          <w:iCs/>
-        </w:rPr>
-        <w:t xml:space="preserve"> </w:t>
-      </w:r>
-      <w:proofErr w:type="spellStart"/>
-      <w:r>
-        <w:rPr>
-          <w:iCs/>
-        </w:rPr>
-        <w:t>tabel</w:t>
-      </w:r>
-      <w:proofErr w:type="spellEnd"/>
-      <w:r>
-        <w:rPr>
-          <w:iCs/>
-        </w:rPr>
-        <w:t xml:space="preserve"> </w:t>
-      </w:r>
-      <w:proofErr w:type="spellStart"/>
-      <w:r>
-        <w:rPr>
-          <w:iCs/>
-        </w:rPr>
-        <w:t>atribut</w:t>
-      </w:r>
-      <w:proofErr w:type="spellEnd"/>
-      <w:r>
-        <w:rPr>
-          <w:iCs/>
-        </w:rPr>
-        <w:t xml:space="preserve"> GATT yang </w:t>
-      </w:r>
-      <w:proofErr w:type="spellStart"/>
-      <w:r>
-        <w:rPr>
-          <w:iCs/>
-        </w:rPr>
-        <w:t>mendaftarkan</w:t>
-      </w:r>
-      <w:proofErr w:type="spellEnd"/>
-      <w:r>
-        <w:rPr>
-          <w:iCs/>
-        </w:rPr>
-        <w:t xml:space="preserve"> </w:t>
-      </w:r>
-      <w:proofErr w:type="spellStart"/>
-      <w:r>
-        <w:rPr>
-          <w:iCs/>
-        </w:rPr>
-        <w:t>layanan</w:t>
-      </w:r>
-      <w:proofErr w:type="spellEnd"/>
-      <w:r>
-        <w:rPr>
-          <w:iCs/>
-        </w:rPr>
-        <w:t xml:space="preserve"> </w:t>
-      </w:r>
-      <w:proofErr w:type="spellStart"/>
-      <w:r>
-        <w:rPr>
-          <w:iCs/>
-        </w:rPr>
-        <w:t>utama</w:t>
-      </w:r>
-      <w:proofErr w:type="spellEnd"/>
-      <w:r>
-        <w:rPr>
-          <w:iCs/>
-        </w:rPr>
-        <w:t xml:space="preserve"> (Service A100) </w:t>
-      </w:r>
-      <w:proofErr w:type="spellStart"/>
-      <w:r>
-        <w:rPr>
-          <w:iCs/>
-        </w:rPr>
-        <w:t>beserta</w:t>
-      </w:r>
-      <w:proofErr w:type="spellEnd"/>
-      <w:r>
-        <w:rPr>
-          <w:iCs/>
-        </w:rPr>
-        <w:t xml:space="preserve"> </w:t>
-      </w:r>
-      <w:proofErr w:type="spellStart"/>
-      <w:r>
-        <w:rPr>
-          <w:iCs/>
-        </w:rPr>
-        <w:t>karakteristik</w:t>
-      </w:r>
-      <w:proofErr w:type="spellEnd"/>
-      <w:r>
-        <w:rPr>
-          <w:iCs/>
-        </w:rPr>
-        <w:t xml:space="preserve"> </w:t>
-      </w:r>
-      <w:proofErr w:type="spellStart"/>
-      <w:r>
-        <w:rPr>
-          <w:iCs/>
-        </w:rPr>
-        <w:t>khusus</w:t>
-      </w:r>
-      <w:proofErr w:type="spellEnd"/>
-      <w:r>
-        <w:rPr>
-          <w:iCs/>
-        </w:rPr>
-        <w:t xml:space="preserve"> </w:t>
-      </w:r>
-      <w:proofErr w:type="spellStart"/>
-      <w:r>
-        <w:rPr>
-          <w:iCs/>
-        </w:rPr>
-        <w:t>untuk</w:t>
-      </w:r>
-      <w:proofErr w:type="spellEnd"/>
-      <w:r>
-        <w:rPr>
-          <w:iCs/>
-        </w:rPr>
-        <w:t xml:space="preserve"> </w:t>
-      </w:r>
-      <w:proofErr w:type="spellStart"/>
-      <w:r>
-        <w:rPr>
-          <w:iCs/>
-        </w:rPr>
-        <w:t>mengirim</w:t>
-      </w:r>
-      <w:proofErr w:type="spellEnd"/>
-      <w:r>
-        <w:rPr>
-          <w:iCs/>
-        </w:rPr>
-        <w:t xml:space="preserve"> </w:t>
-      </w:r>
-      <w:proofErr w:type="spellStart"/>
-      <w:r>
-        <w:rPr>
-          <w:iCs/>
-        </w:rPr>
-        <w:t>notifikasi</w:t>
-      </w:r>
-      <w:proofErr w:type="spellEnd"/>
-      <w:r>
-        <w:rPr>
-          <w:iCs/>
-        </w:rPr>
-        <w:t xml:space="preserve"> (A101) dan </w:t>
-      </w:r>
-      <w:proofErr w:type="spellStart"/>
-      <w:r>
-        <w:rPr>
-          <w:iCs/>
-        </w:rPr>
-        <w:t>menerima</w:t>
-      </w:r>
-      <w:proofErr w:type="spellEnd"/>
-      <w:r>
-        <w:rPr>
-          <w:iCs/>
-        </w:rPr>
-        <w:t xml:space="preserve"> tulisan (A102), </w:t>
-      </w:r>
-      <w:proofErr w:type="spellStart"/>
-      <w:r>
-        <w:rPr>
-          <w:iCs/>
-        </w:rPr>
-        <w:t>kemudian</w:t>
-      </w:r>
-      <w:proofErr w:type="spellEnd"/>
-      <w:r>
-        <w:rPr>
-          <w:iCs/>
-        </w:rPr>
-        <w:t xml:space="preserve"> </w:t>
-      </w:r>
-      <w:proofErr w:type="spellStart"/>
-      <w:r>
-        <w:rPr>
-          <w:iCs/>
-        </w:rPr>
-        <w:t>mulai</w:t>
-      </w:r>
-      <w:proofErr w:type="spellEnd"/>
-      <w:r>
-        <w:rPr>
-          <w:iCs/>
-        </w:rPr>
-        <w:t xml:space="preserve"> </w:t>
-      </w:r>
-      <w:proofErr w:type="spellStart"/>
-      <w:r>
-        <w:rPr>
-          <w:iCs/>
-        </w:rPr>
-        <w:t>memancarkan</w:t>
-      </w:r>
-      <w:proofErr w:type="spellEnd"/>
-      <w:r>
-        <w:rPr>
-          <w:iCs/>
-        </w:rPr>
-        <w:t xml:space="preserve"> </w:t>
-      </w:r>
-      <w:proofErr w:type="spellStart"/>
-      <w:r>
-        <w:rPr>
-          <w:iCs/>
-        </w:rPr>
-        <w:t>sinyal</w:t>
-      </w:r>
-      <w:proofErr w:type="spellEnd"/>
-      <w:r>
-        <w:rPr>
-          <w:iCs/>
-        </w:rPr>
-        <w:t xml:space="preserve"> </w:t>
-      </w:r>
-      <w:proofErr w:type="spellStart"/>
-      <w:r>
-        <w:rPr>
-          <w:iCs/>
-        </w:rPr>
-        <w:t>keberadaannya</w:t>
-      </w:r>
-      <w:proofErr w:type="spellEnd"/>
-      <w:r>
-        <w:rPr>
-          <w:iCs/>
-        </w:rPr>
-        <w:t xml:space="preserve"> </w:t>
-      </w:r>
-      <w:r>
-        <w:rPr>
-          <w:iCs/>
-        </w:rPr>
-        <w:lastRenderedPageBreak/>
-        <w:t xml:space="preserve">(advertising). </w:t>
-      </w:r>
-      <w:proofErr w:type="spellStart"/>
-      <w:r>
-        <w:rPr>
-          <w:iCs/>
-        </w:rPr>
-        <w:t>Kedua</w:t>
-      </w:r>
-      <w:proofErr w:type="spellEnd"/>
-      <w:r>
-        <w:rPr>
-          <w:iCs/>
-        </w:rPr>
-        <w:t xml:space="preserve"> (Connect &amp; discover), </w:t>
-      </w:r>
-      <w:proofErr w:type="spellStart"/>
-      <w:r>
-        <w:rPr>
-          <w:iCs/>
-        </w:rPr>
-        <w:t>ponsel</w:t>
-      </w:r>
-      <w:proofErr w:type="spellEnd"/>
-      <w:r>
-        <w:rPr>
-          <w:iCs/>
-        </w:rPr>
-        <w:t xml:space="preserve"> </w:t>
-      </w:r>
-      <w:proofErr w:type="spellStart"/>
-      <w:r>
-        <w:rPr>
-          <w:iCs/>
-        </w:rPr>
-        <w:t>mendeteksi</w:t>
-      </w:r>
-      <w:proofErr w:type="spellEnd"/>
-      <w:r>
-        <w:rPr>
-          <w:iCs/>
-        </w:rPr>
-        <w:t xml:space="preserve"> </w:t>
-      </w:r>
-      <w:proofErr w:type="spellStart"/>
-      <w:r>
-        <w:rPr>
-          <w:iCs/>
-        </w:rPr>
-        <w:t>pancaran</w:t>
-      </w:r>
-      <w:proofErr w:type="spellEnd"/>
-      <w:r>
-        <w:rPr>
-          <w:iCs/>
-        </w:rPr>
-        <w:t xml:space="preserve"> </w:t>
-      </w:r>
-      <w:proofErr w:type="spellStart"/>
-      <w:r>
-        <w:rPr>
-          <w:iCs/>
-        </w:rPr>
-        <w:t>tersebut</w:t>
-      </w:r>
-      <w:proofErr w:type="spellEnd"/>
-      <w:r>
-        <w:rPr>
-          <w:iCs/>
-        </w:rPr>
-        <w:t xml:space="preserve">, </w:t>
-      </w:r>
-      <w:proofErr w:type="spellStart"/>
-      <w:r>
-        <w:rPr>
-          <w:iCs/>
-        </w:rPr>
-        <w:t>membangun</w:t>
-      </w:r>
-      <w:proofErr w:type="spellEnd"/>
-      <w:r>
-        <w:rPr>
-          <w:iCs/>
-        </w:rPr>
-        <w:t xml:space="preserve"> </w:t>
-      </w:r>
-      <w:proofErr w:type="spellStart"/>
-      <w:r>
-        <w:rPr>
-          <w:iCs/>
-        </w:rPr>
-        <w:t>koneksi</w:t>
-      </w:r>
-      <w:proofErr w:type="spellEnd"/>
-      <w:r>
-        <w:rPr>
-          <w:iCs/>
-        </w:rPr>
-        <w:t xml:space="preserve">, </w:t>
-      </w:r>
-      <w:proofErr w:type="spellStart"/>
-      <w:r>
-        <w:rPr>
-          <w:iCs/>
-        </w:rPr>
-        <w:t>menegosiasikan</w:t>
-      </w:r>
-      <w:proofErr w:type="spellEnd"/>
-      <w:r>
-        <w:rPr>
-          <w:iCs/>
-        </w:rPr>
-        <w:t xml:space="preserve"> </w:t>
-      </w:r>
-      <w:proofErr w:type="spellStart"/>
-      <w:r>
-        <w:rPr>
-          <w:iCs/>
-        </w:rPr>
-        <w:t>ukuran</w:t>
-      </w:r>
-      <w:proofErr w:type="spellEnd"/>
-      <w:r>
-        <w:rPr>
-          <w:iCs/>
-        </w:rPr>
-        <w:t xml:space="preserve"> </w:t>
-      </w:r>
-      <w:proofErr w:type="spellStart"/>
-      <w:r>
-        <w:rPr>
-          <w:iCs/>
-        </w:rPr>
-        <w:t>maksimal</w:t>
-      </w:r>
-      <w:proofErr w:type="spellEnd"/>
-      <w:r>
-        <w:rPr>
-          <w:iCs/>
-        </w:rPr>
-        <w:t xml:space="preserve"> </w:t>
-      </w:r>
-      <w:proofErr w:type="spellStart"/>
-      <w:r>
-        <w:rPr>
-          <w:iCs/>
-        </w:rPr>
-        <w:t>paket</w:t>
-      </w:r>
-      <w:proofErr w:type="spellEnd"/>
-      <w:r>
-        <w:rPr>
-          <w:iCs/>
-        </w:rPr>
-        <w:t xml:space="preserve"> data (MTU) agar </w:t>
-      </w:r>
-      <w:proofErr w:type="spellStart"/>
-      <w:r>
-        <w:rPr>
-          <w:iCs/>
-        </w:rPr>
-        <w:t>bisa</w:t>
-      </w:r>
-      <w:proofErr w:type="spellEnd"/>
-      <w:r>
-        <w:rPr>
-          <w:iCs/>
-        </w:rPr>
-        <w:t xml:space="preserve"> </w:t>
-      </w:r>
-      <w:proofErr w:type="spellStart"/>
-      <w:r>
-        <w:rPr>
-          <w:iCs/>
-        </w:rPr>
-        <w:t>memuat</w:t>
-      </w:r>
-      <w:proofErr w:type="spellEnd"/>
-      <w:r>
-        <w:rPr>
-          <w:iCs/>
-        </w:rPr>
-        <w:t xml:space="preserve"> </w:t>
-      </w:r>
-      <w:proofErr w:type="spellStart"/>
-      <w:r>
-        <w:rPr>
-          <w:iCs/>
-        </w:rPr>
-        <w:t>hingga</w:t>
-      </w:r>
-      <w:proofErr w:type="spellEnd"/>
-      <w:r>
-        <w:rPr>
-          <w:iCs/>
-        </w:rPr>
-        <w:t xml:space="preserve"> 512 byte, </w:t>
-      </w:r>
-      <w:proofErr w:type="spellStart"/>
-      <w:r>
-        <w:rPr>
-          <w:iCs/>
-        </w:rPr>
-        <w:t>lalu</w:t>
-      </w:r>
-      <w:proofErr w:type="spellEnd"/>
-      <w:r>
-        <w:rPr>
-          <w:iCs/>
-        </w:rPr>
-        <w:t xml:space="preserve"> </w:t>
-      </w:r>
-      <w:proofErr w:type="spellStart"/>
-      <w:r>
-        <w:rPr>
-          <w:iCs/>
-        </w:rPr>
-        <w:t>menelusuri</w:t>
-      </w:r>
-      <w:proofErr w:type="spellEnd"/>
-      <w:r>
-        <w:rPr>
-          <w:iCs/>
-        </w:rPr>
-        <w:t xml:space="preserve"> </w:t>
-      </w:r>
-      <w:proofErr w:type="spellStart"/>
-      <w:r>
-        <w:rPr>
-          <w:iCs/>
-        </w:rPr>
-        <w:t>layanan</w:t>
-      </w:r>
-      <w:proofErr w:type="spellEnd"/>
-      <w:r>
-        <w:rPr>
-          <w:iCs/>
-        </w:rPr>
-        <w:t xml:space="preserve"> </w:t>
-      </w:r>
-      <w:proofErr w:type="spellStart"/>
-      <w:r>
-        <w:rPr>
-          <w:iCs/>
-        </w:rPr>
-        <w:t>apa</w:t>
-      </w:r>
-      <w:proofErr w:type="spellEnd"/>
-      <w:r>
-        <w:rPr>
-          <w:iCs/>
-        </w:rPr>
-        <w:t xml:space="preserve"> </w:t>
-      </w:r>
-      <w:proofErr w:type="spellStart"/>
-      <w:r>
-        <w:rPr>
-          <w:iCs/>
-        </w:rPr>
-        <w:t>saja</w:t>
-      </w:r>
-      <w:proofErr w:type="spellEnd"/>
-      <w:r>
-        <w:rPr>
-          <w:iCs/>
-        </w:rPr>
-        <w:t xml:space="preserve"> yang </w:t>
-      </w:r>
-      <w:proofErr w:type="spellStart"/>
-      <w:r>
-        <w:rPr>
-          <w:iCs/>
-        </w:rPr>
-        <w:t>tersedia</w:t>
-      </w:r>
-      <w:proofErr w:type="spellEnd"/>
-      <w:r>
-        <w:rPr>
-          <w:iCs/>
-        </w:rPr>
-        <w:t xml:space="preserve"> di jam </w:t>
-      </w:r>
-      <w:proofErr w:type="spellStart"/>
-      <w:r>
-        <w:rPr>
-          <w:iCs/>
-        </w:rPr>
-        <w:t>tangan</w:t>
-      </w:r>
-      <w:proofErr w:type="spellEnd"/>
-      <w:r>
-        <w:rPr>
-          <w:iCs/>
-        </w:rPr>
-        <w:t xml:space="preserve">. </w:t>
-      </w:r>
-      <w:proofErr w:type="spellStart"/>
-      <w:r>
-        <w:rPr>
-          <w:iCs/>
-        </w:rPr>
-        <w:t>Ketiga</w:t>
-      </w:r>
-      <w:proofErr w:type="spellEnd"/>
-      <w:r>
-        <w:rPr>
-          <w:iCs/>
-        </w:rPr>
-        <w:t xml:space="preserve"> (Subscribe), </w:t>
-      </w:r>
-      <w:proofErr w:type="spellStart"/>
-      <w:r>
-        <w:rPr>
-          <w:iCs/>
-        </w:rPr>
-        <w:t>ponsel</w:t>
-      </w:r>
-      <w:proofErr w:type="spellEnd"/>
-      <w:r>
-        <w:rPr>
-          <w:iCs/>
-        </w:rPr>
-        <w:t xml:space="preserve"> </w:t>
-      </w:r>
-      <w:proofErr w:type="spellStart"/>
-      <w:r>
-        <w:rPr>
-          <w:iCs/>
-        </w:rPr>
-        <w:t>meminta</w:t>
-      </w:r>
-      <w:proofErr w:type="spellEnd"/>
-      <w:r>
-        <w:rPr>
-          <w:iCs/>
-        </w:rPr>
-        <w:t xml:space="preserve"> </w:t>
-      </w:r>
-      <w:proofErr w:type="spellStart"/>
-      <w:r>
-        <w:rPr>
-          <w:iCs/>
-        </w:rPr>
-        <w:t>izin</w:t>
-      </w:r>
-      <w:proofErr w:type="spellEnd"/>
-      <w:r>
-        <w:rPr>
-          <w:iCs/>
-        </w:rPr>
-        <w:t xml:space="preserve"> </w:t>
-      </w:r>
-      <w:proofErr w:type="spellStart"/>
-      <w:r>
-        <w:rPr>
-          <w:iCs/>
-        </w:rPr>
-        <w:t>berlangganan</w:t>
-      </w:r>
-      <w:proofErr w:type="spellEnd"/>
-      <w:r>
-        <w:rPr>
-          <w:iCs/>
-        </w:rPr>
-        <w:t xml:space="preserve"> </w:t>
-      </w:r>
-      <w:proofErr w:type="spellStart"/>
-      <w:r>
-        <w:rPr>
-          <w:iCs/>
-        </w:rPr>
-        <w:t>pembaruan</w:t>
-      </w:r>
-      <w:proofErr w:type="spellEnd"/>
-      <w:r>
-        <w:rPr>
-          <w:iCs/>
-        </w:rPr>
-        <w:t xml:space="preserve"> data </w:t>
-      </w:r>
-      <w:proofErr w:type="spellStart"/>
-      <w:r>
-        <w:rPr>
-          <w:iCs/>
-        </w:rPr>
-        <w:t>dengan</w:t>
-      </w:r>
-      <w:proofErr w:type="spellEnd"/>
-      <w:r>
-        <w:rPr>
-          <w:iCs/>
-        </w:rPr>
-        <w:t xml:space="preserve"> </w:t>
-      </w:r>
-      <w:proofErr w:type="spellStart"/>
-      <w:r>
-        <w:rPr>
-          <w:iCs/>
-        </w:rPr>
-        <w:t>mengaktifkan</w:t>
-      </w:r>
-      <w:proofErr w:type="spellEnd"/>
-      <w:r>
-        <w:rPr>
-          <w:iCs/>
-        </w:rPr>
-        <w:t xml:space="preserve"> Client Characteristic Configuration Descriptor (CCCD), yang </w:t>
-      </w:r>
-      <w:proofErr w:type="spellStart"/>
-      <w:r>
-        <w:rPr>
-          <w:iCs/>
-        </w:rPr>
-        <w:t>kemudian</w:t>
-      </w:r>
-      <w:proofErr w:type="spellEnd"/>
-      <w:r>
-        <w:rPr>
-          <w:iCs/>
-        </w:rPr>
-        <w:t xml:space="preserve"> </w:t>
-      </w:r>
-      <w:proofErr w:type="spellStart"/>
-      <w:r>
-        <w:rPr>
-          <w:iCs/>
-        </w:rPr>
-        <w:t>disetujui</w:t>
-      </w:r>
-      <w:proofErr w:type="spellEnd"/>
-      <w:r>
-        <w:rPr>
-          <w:iCs/>
-        </w:rPr>
-        <w:t xml:space="preserve"> oleh jam </w:t>
-      </w:r>
-      <w:proofErr w:type="spellStart"/>
-      <w:r>
-        <w:rPr>
-          <w:iCs/>
-        </w:rPr>
-        <w:t>tangan</w:t>
-      </w:r>
-      <w:proofErr w:type="spellEnd"/>
-      <w:r>
-        <w:rPr>
-          <w:iCs/>
-        </w:rPr>
-        <w:t xml:space="preserve">. </w:t>
-      </w:r>
-      <w:proofErr w:type="spellStart"/>
-      <w:r>
-        <w:rPr>
-          <w:iCs/>
-        </w:rPr>
-        <w:t>Keempat</w:t>
-      </w:r>
-      <w:proofErr w:type="spellEnd"/>
-      <w:r>
-        <w:rPr>
-          <w:iCs/>
-        </w:rPr>
-        <w:t xml:space="preserve"> (Notify), </w:t>
-      </w:r>
-      <w:proofErr w:type="spellStart"/>
-      <w:r>
-        <w:rPr>
-          <w:iCs/>
-        </w:rPr>
-        <w:t>masuk</w:t>
-      </w:r>
-      <w:proofErr w:type="spellEnd"/>
-      <w:r>
-        <w:rPr>
-          <w:iCs/>
-        </w:rPr>
-        <w:t xml:space="preserve"> </w:t>
-      </w:r>
-      <w:proofErr w:type="spellStart"/>
-      <w:r>
-        <w:rPr>
-          <w:iCs/>
-        </w:rPr>
-        <w:t>ke</w:t>
-      </w:r>
-      <w:proofErr w:type="spellEnd"/>
-      <w:r>
-        <w:rPr>
-          <w:iCs/>
-        </w:rPr>
-        <w:t xml:space="preserve"> </w:t>
-      </w:r>
-      <w:proofErr w:type="spellStart"/>
-      <w:r>
-        <w:rPr>
-          <w:iCs/>
-        </w:rPr>
-        <w:t>tahap</w:t>
-      </w:r>
-      <w:proofErr w:type="spellEnd"/>
-      <w:r>
-        <w:rPr>
-          <w:iCs/>
-        </w:rPr>
-        <w:t xml:space="preserve"> </w:t>
-      </w:r>
-      <w:proofErr w:type="spellStart"/>
-      <w:r>
-        <w:rPr>
-          <w:iCs/>
-        </w:rPr>
-        <w:t>pengiriman</w:t>
-      </w:r>
-      <w:proofErr w:type="spellEnd"/>
-      <w:r>
-        <w:rPr>
-          <w:iCs/>
-        </w:rPr>
-        <w:t xml:space="preserve">; jam </w:t>
-      </w:r>
-      <w:proofErr w:type="spellStart"/>
-      <w:r>
-        <w:rPr>
-          <w:iCs/>
-        </w:rPr>
-        <w:t>tangan</w:t>
-      </w:r>
-      <w:proofErr w:type="spellEnd"/>
-      <w:r>
-        <w:rPr>
-          <w:iCs/>
-        </w:rPr>
-        <w:t xml:space="preserve"> </w:t>
-      </w:r>
-      <w:proofErr w:type="spellStart"/>
-      <w:r>
-        <w:rPr>
-          <w:iCs/>
-        </w:rPr>
-        <w:t>mulai</w:t>
-      </w:r>
-      <w:proofErr w:type="spellEnd"/>
-      <w:r>
-        <w:rPr>
-          <w:iCs/>
-        </w:rPr>
-        <w:t xml:space="preserve"> </w:t>
-      </w:r>
-      <w:proofErr w:type="spellStart"/>
-      <w:r>
-        <w:rPr>
-          <w:iCs/>
-        </w:rPr>
-        <w:t>menembakkan</w:t>
-      </w:r>
-      <w:proofErr w:type="spellEnd"/>
-      <w:r>
-        <w:rPr>
-          <w:iCs/>
-        </w:rPr>
-        <w:t xml:space="preserve"> </w:t>
-      </w:r>
-      <w:proofErr w:type="spellStart"/>
-      <w:r>
-        <w:rPr>
-          <w:iCs/>
-        </w:rPr>
-        <w:t>antrean</w:t>
-      </w:r>
-      <w:proofErr w:type="spellEnd"/>
-      <w:r>
-        <w:rPr>
-          <w:iCs/>
-        </w:rPr>
-        <w:t xml:space="preserve"> data (</w:t>
-      </w:r>
-      <w:proofErr w:type="spellStart"/>
-      <w:r>
-        <w:rPr>
-          <w:iCs/>
-        </w:rPr>
-        <w:t>seperti</w:t>
-      </w:r>
-      <w:proofErr w:type="spellEnd"/>
-      <w:r>
-        <w:rPr>
-          <w:iCs/>
-        </w:rPr>
-        <w:t xml:space="preserve"> </w:t>
-      </w:r>
-      <w:proofErr w:type="spellStart"/>
-      <w:r>
-        <w:rPr>
-          <w:iCs/>
-        </w:rPr>
-        <w:t>potongan-potongan</w:t>
-      </w:r>
-      <w:proofErr w:type="spellEnd"/>
-      <w:r>
-        <w:rPr>
-          <w:iCs/>
-        </w:rPr>
-        <w:t xml:space="preserve"> array JSON </w:t>
-      </w:r>
-      <w:proofErr w:type="spellStart"/>
-      <w:r>
-        <w:rPr>
-          <w:iCs/>
-        </w:rPr>
-        <w:t>berisi</w:t>
-      </w:r>
-      <w:proofErr w:type="spellEnd"/>
-      <w:r>
-        <w:rPr>
-          <w:iCs/>
-        </w:rPr>
-        <w:t xml:space="preserve"> bpm </w:t>
-      </w:r>
-      <w:proofErr w:type="spellStart"/>
-      <w:r>
-        <w:rPr>
-          <w:iCs/>
-        </w:rPr>
-        <w:t>dari</w:t>
-      </w:r>
-      <w:proofErr w:type="spellEnd"/>
-      <w:r>
-        <w:rPr>
-          <w:iCs/>
-        </w:rPr>
-        <w:t xml:space="preserve"> diagram </w:t>
-      </w:r>
-      <w:proofErr w:type="spellStart"/>
-      <w:r>
-        <w:rPr>
-          <w:iCs/>
-        </w:rPr>
-        <w:t>sebelumnya</w:t>
-      </w:r>
-      <w:proofErr w:type="spellEnd"/>
-      <w:r>
-        <w:rPr>
-          <w:iCs/>
-        </w:rPr>
-        <w:t xml:space="preserve">) </w:t>
-      </w:r>
-      <w:proofErr w:type="spellStart"/>
-      <w:r>
-        <w:rPr>
-          <w:iCs/>
-        </w:rPr>
-        <w:t>secara</w:t>
-      </w:r>
-      <w:proofErr w:type="spellEnd"/>
-      <w:r>
-        <w:rPr>
-          <w:iCs/>
-        </w:rPr>
-        <w:t xml:space="preserve"> </w:t>
-      </w:r>
-      <w:proofErr w:type="spellStart"/>
-      <w:r>
-        <w:rPr>
-          <w:iCs/>
-        </w:rPr>
-        <w:t>bertahap</w:t>
-      </w:r>
-      <w:proofErr w:type="spellEnd"/>
-      <w:r>
-        <w:rPr>
-          <w:iCs/>
-        </w:rPr>
-        <w:t xml:space="preserve"> (frame by frame). </w:t>
-      </w:r>
-      <w:proofErr w:type="spellStart"/>
-      <w:r>
-        <w:rPr>
-          <w:iCs/>
-        </w:rPr>
-        <w:t>Setiap</w:t>
-      </w:r>
-      <w:proofErr w:type="spellEnd"/>
-      <w:r>
-        <w:rPr>
-          <w:iCs/>
-        </w:rPr>
-        <w:t xml:space="preserve"> kali </w:t>
-      </w:r>
-      <w:proofErr w:type="spellStart"/>
-      <w:r>
-        <w:rPr>
-          <w:iCs/>
-        </w:rPr>
-        <w:t>satu</w:t>
-      </w:r>
-      <w:proofErr w:type="spellEnd"/>
-      <w:r>
-        <w:rPr>
-          <w:iCs/>
-        </w:rPr>
-        <w:t xml:space="preserve"> frame </w:t>
-      </w:r>
-      <w:proofErr w:type="spellStart"/>
-      <w:r>
-        <w:rPr>
-          <w:iCs/>
-        </w:rPr>
-        <w:t>terkirim</w:t>
-      </w:r>
-      <w:proofErr w:type="spellEnd"/>
-      <w:r>
-        <w:rPr>
-          <w:iCs/>
-        </w:rPr>
-        <w:t xml:space="preserve">, </w:t>
-      </w:r>
-      <w:proofErr w:type="spellStart"/>
-      <w:r>
-        <w:rPr>
-          <w:iCs/>
-        </w:rPr>
-        <w:t>ponsel</w:t>
-      </w:r>
-      <w:proofErr w:type="spellEnd"/>
-      <w:r>
-        <w:rPr>
-          <w:iCs/>
-        </w:rPr>
-        <w:t xml:space="preserve"> </w:t>
-      </w:r>
-      <w:proofErr w:type="spellStart"/>
-      <w:r>
-        <w:rPr>
-          <w:iCs/>
-        </w:rPr>
-        <w:t>menerimanya</w:t>
-      </w:r>
-      <w:proofErr w:type="spellEnd"/>
-      <w:r>
-        <w:rPr>
-          <w:iCs/>
-        </w:rPr>
-        <w:t xml:space="preserve">, </w:t>
-      </w:r>
-      <w:proofErr w:type="spellStart"/>
-      <w:r>
-        <w:rPr>
-          <w:iCs/>
-        </w:rPr>
-        <w:t>menyusun</w:t>
-      </w:r>
-      <w:proofErr w:type="spellEnd"/>
-      <w:r>
-        <w:rPr>
-          <w:iCs/>
-        </w:rPr>
-        <w:t xml:space="preserve"> </w:t>
-      </w:r>
-      <w:proofErr w:type="spellStart"/>
-      <w:r>
-        <w:rPr>
-          <w:iCs/>
-        </w:rPr>
-        <w:t>ulang</w:t>
-      </w:r>
-      <w:proofErr w:type="spellEnd"/>
-      <w:r>
-        <w:rPr>
-          <w:iCs/>
-        </w:rPr>
-        <w:t xml:space="preserve"> data </w:t>
-      </w:r>
-      <w:proofErr w:type="spellStart"/>
-      <w:r>
-        <w:rPr>
-          <w:iCs/>
-        </w:rPr>
-        <w:t>tersebut</w:t>
-      </w:r>
-      <w:proofErr w:type="spellEnd"/>
-      <w:r>
-        <w:rPr>
-          <w:iCs/>
-        </w:rPr>
-        <w:t xml:space="preserve"> di buffer, dan jam </w:t>
-      </w:r>
-      <w:proofErr w:type="spellStart"/>
-      <w:r>
-        <w:rPr>
-          <w:iCs/>
-        </w:rPr>
-        <w:t>tangan</w:t>
-      </w:r>
-      <w:proofErr w:type="spellEnd"/>
-      <w:r>
-        <w:rPr>
-          <w:iCs/>
-        </w:rPr>
-        <w:t xml:space="preserve"> </w:t>
-      </w:r>
-      <w:proofErr w:type="spellStart"/>
-      <w:r>
-        <w:rPr>
-          <w:iCs/>
-        </w:rPr>
-        <w:t>melanjutkan</w:t>
-      </w:r>
-      <w:proofErr w:type="spellEnd"/>
-      <w:r>
-        <w:rPr>
-          <w:iCs/>
-        </w:rPr>
-        <w:t xml:space="preserve"> </w:t>
-      </w:r>
-      <w:proofErr w:type="spellStart"/>
-      <w:r>
-        <w:rPr>
-          <w:iCs/>
-        </w:rPr>
-        <w:t>ke</w:t>
-      </w:r>
-      <w:proofErr w:type="spellEnd"/>
-      <w:r>
-        <w:rPr>
-          <w:iCs/>
-        </w:rPr>
-        <w:t xml:space="preserve"> frame </w:t>
-      </w:r>
-      <w:proofErr w:type="spellStart"/>
-      <w:r>
-        <w:rPr>
-          <w:iCs/>
-        </w:rPr>
-        <w:t>berikutnya</w:t>
-      </w:r>
-      <w:proofErr w:type="spellEnd"/>
-      <w:r>
-        <w:rPr>
-          <w:iCs/>
-        </w:rPr>
-        <w:t xml:space="preserve"> </w:t>
-      </w:r>
-      <w:proofErr w:type="spellStart"/>
-      <w:r>
-        <w:rPr>
-          <w:iCs/>
-        </w:rPr>
-        <w:t>hingga</w:t>
-      </w:r>
-      <w:proofErr w:type="spellEnd"/>
-      <w:r>
-        <w:rPr>
-          <w:iCs/>
-        </w:rPr>
-        <w:t xml:space="preserve"> </w:t>
-      </w:r>
-      <w:proofErr w:type="spellStart"/>
-      <w:r>
-        <w:rPr>
-          <w:iCs/>
-        </w:rPr>
-        <w:t>sinyal</w:t>
-      </w:r>
-      <w:proofErr w:type="spellEnd"/>
-      <w:r>
-        <w:rPr>
-          <w:iCs/>
-        </w:rPr>
-        <w:t xml:space="preserve"> END </w:t>
-      </w:r>
-      <w:proofErr w:type="spellStart"/>
-      <w:r>
-        <w:rPr>
-          <w:iCs/>
-        </w:rPr>
-        <w:t>memicu</w:t>
-      </w:r>
-      <w:proofErr w:type="spellEnd"/>
-      <w:r>
-        <w:rPr>
-          <w:iCs/>
-        </w:rPr>
-        <w:t xml:space="preserve"> </w:t>
-      </w:r>
-      <w:proofErr w:type="spellStart"/>
-      <w:r>
-        <w:rPr>
-          <w:iCs/>
-        </w:rPr>
-        <w:t>ponsel</w:t>
-      </w:r>
-      <w:proofErr w:type="spellEnd"/>
-      <w:r>
-        <w:rPr>
-          <w:iCs/>
-        </w:rPr>
-        <w:t xml:space="preserve"> </w:t>
-      </w:r>
-      <w:proofErr w:type="spellStart"/>
-      <w:r>
-        <w:rPr>
-          <w:iCs/>
-        </w:rPr>
-        <w:t>untuk</w:t>
-      </w:r>
-      <w:proofErr w:type="spellEnd"/>
-      <w:r>
-        <w:rPr>
-          <w:iCs/>
-        </w:rPr>
-        <w:t xml:space="preserve"> </w:t>
-      </w:r>
-      <w:proofErr w:type="spellStart"/>
-      <w:r>
-        <w:rPr>
-          <w:iCs/>
-        </w:rPr>
-        <w:t>mendekode</w:t>
-      </w:r>
-      <w:proofErr w:type="spellEnd"/>
-      <w:r>
-        <w:rPr>
-          <w:iCs/>
-        </w:rPr>
-        <w:t xml:space="preserve"> JSON </w:t>
-      </w:r>
-      <w:proofErr w:type="spellStart"/>
-      <w:r>
-        <w:rPr>
-          <w:iCs/>
-        </w:rPr>
-        <w:t>secara</w:t>
-      </w:r>
-      <w:proofErr w:type="spellEnd"/>
-      <w:r>
-        <w:rPr>
-          <w:iCs/>
-        </w:rPr>
-        <w:t xml:space="preserve"> </w:t>
-      </w:r>
-      <w:proofErr w:type="spellStart"/>
-      <w:r>
-        <w:rPr>
-          <w:iCs/>
-        </w:rPr>
-        <w:t>utuh</w:t>
-      </w:r>
-      <w:proofErr w:type="spellEnd"/>
-      <w:r>
-        <w:rPr>
-          <w:iCs/>
-        </w:rPr>
-        <w:t xml:space="preserve"> dan </w:t>
-      </w:r>
-      <w:proofErr w:type="spellStart"/>
-      <w:r>
-        <w:rPr>
-          <w:iCs/>
-        </w:rPr>
-        <w:t>menyimpannya</w:t>
-      </w:r>
-      <w:proofErr w:type="spellEnd"/>
-      <w:r>
-        <w:rPr>
-          <w:iCs/>
-        </w:rPr>
-        <w:t xml:space="preserve">. </w:t>
-      </w:r>
-      <w:proofErr w:type="spellStart"/>
-      <w:r>
-        <w:rPr>
-          <w:iCs/>
-        </w:rPr>
-        <w:t>Kelima</w:t>
-      </w:r>
-      <w:proofErr w:type="spellEnd"/>
-      <w:r>
-        <w:rPr>
-          <w:iCs/>
-        </w:rPr>
-        <w:t xml:space="preserve"> (ACK), </w:t>
-      </w:r>
-      <w:proofErr w:type="spellStart"/>
-      <w:r>
-        <w:rPr>
-          <w:iCs/>
-        </w:rPr>
-        <w:t>untuk</w:t>
-      </w:r>
-      <w:proofErr w:type="spellEnd"/>
-      <w:r>
-        <w:rPr>
-          <w:iCs/>
-        </w:rPr>
-        <w:t xml:space="preserve"> </w:t>
-      </w:r>
-      <w:proofErr w:type="spellStart"/>
-      <w:r>
-        <w:rPr>
-          <w:iCs/>
-        </w:rPr>
-        <w:t>menjaga</w:t>
-      </w:r>
-      <w:proofErr w:type="spellEnd"/>
-      <w:r>
-        <w:rPr>
-          <w:iCs/>
-        </w:rPr>
-        <w:t xml:space="preserve"> </w:t>
-      </w:r>
-      <w:proofErr w:type="spellStart"/>
-      <w:r>
-        <w:rPr>
-          <w:iCs/>
-        </w:rPr>
-        <w:t>integritas</w:t>
-      </w:r>
-      <w:proofErr w:type="spellEnd"/>
-      <w:r>
-        <w:rPr>
-          <w:iCs/>
-        </w:rPr>
-        <w:t xml:space="preserve"> dan </w:t>
-      </w:r>
-      <w:proofErr w:type="spellStart"/>
-      <w:r>
-        <w:rPr>
-          <w:iCs/>
-        </w:rPr>
-        <w:t>konsistensi</w:t>
-      </w:r>
-      <w:proofErr w:type="spellEnd"/>
-      <w:r>
-        <w:rPr>
-          <w:iCs/>
-        </w:rPr>
-        <w:t xml:space="preserve"> data </w:t>
-      </w:r>
-      <w:proofErr w:type="spellStart"/>
-      <w:r>
-        <w:rPr>
-          <w:iCs/>
-        </w:rPr>
-        <w:t>secara</w:t>
-      </w:r>
-      <w:proofErr w:type="spellEnd"/>
-      <w:r>
-        <w:rPr>
-          <w:iCs/>
-        </w:rPr>
-        <w:t xml:space="preserve"> luring </w:t>
-      </w:r>
-      <w:proofErr w:type="spellStart"/>
-      <w:r>
-        <w:rPr>
-          <w:iCs/>
-        </w:rPr>
-        <w:t>maupun</w:t>
-      </w:r>
-      <w:proofErr w:type="spellEnd"/>
-      <w:r>
-        <w:rPr>
-          <w:iCs/>
-        </w:rPr>
-        <w:t xml:space="preserve"> daring, </w:t>
-      </w:r>
-      <w:proofErr w:type="spellStart"/>
-      <w:r>
-        <w:rPr>
-          <w:iCs/>
-        </w:rPr>
-        <w:t>ponsel</w:t>
-      </w:r>
-      <w:proofErr w:type="spellEnd"/>
-      <w:r>
-        <w:rPr>
-          <w:iCs/>
-        </w:rPr>
-        <w:t xml:space="preserve"> </w:t>
-      </w:r>
-      <w:proofErr w:type="spellStart"/>
-      <w:r>
-        <w:rPr>
-          <w:iCs/>
-        </w:rPr>
-        <w:t>mengirimkan</w:t>
-      </w:r>
-      <w:proofErr w:type="spellEnd"/>
-      <w:r>
-        <w:rPr>
-          <w:iCs/>
-        </w:rPr>
-        <w:t xml:space="preserve"> </w:t>
-      </w:r>
-      <w:proofErr w:type="spellStart"/>
-      <w:r>
-        <w:rPr>
-          <w:iCs/>
-        </w:rPr>
-        <w:t>pesan</w:t>
-      </w:r>
-      <w:proofErr w:type="spellEnd"/>
-      <w:r>
-        <w:rPr>
-          <w:iCs/>
-        </w:rPr>
-        <w:t xml:space="preserve"> </w:t>
-      </w:r>
-      <w:proofErr w:type="spellStart"/>
-      <w:r>
-        <w:rPr>
-          <w:iCs/>
-        </w:rPr>
         <w:t>konfirmasi</w:t>
       </w:r>
       <w:proofErr w:type="spellEnd"/>
@@ -2310,273 +2420,21 @@
         <w:rPr>
           <w:iCs/>
         </w:rPr>
-        <w:t xml:space="preserve"> (Acknowledgement) </w:t>
-      </w:r>
-      <w:proofErr w:type="spellStart"/>
-      <w:r>
-        <w:rPr>
-          <w:iCs/>
-        </w:rPr>
-        <w:t>kembali</w:t>
-      </w:r>
-      <w:proofErr w:type="spellEnd"/>
-      <w:r>
-        <w:rPr>
-          <w:iCs/>
-        </w:rPr>
-        <w:t xml:space="preserve"> </w:t>
-      </w:r>
-      <w:proofErr w:type="spellStart"/>
-      <w:r>
-        <w:rPr>
-          <w:iCs/>
-        </w:rPr>
-        <w:t>ke</w:t>
-      </w:r>
-      <w:proofErr w:type="spellEnd"/>
-      <w:r>
-        <w:rPr>
-          <w:iCs/>
-        </w:rPr>
-        <w:t xml:space="preserve"> jam </w:t>
-      </w:r>
-      <w:proofErr w:type="spellStart"/>
-      <w:r>
-        <w:rPr>
-          <w:iCs/>
-        </w:rPr>
-        <w:t>tangan</w:t>
-      </w:r>
-      <w:proofErr w:type="spellEnd"/>
-      <w:r>
-        <w:rPr>
-          <w:iCs/>
-        </w:rPr>
-        <w:t xml:space="preserve"> </w:t>
-      </w:r>
-      <w:proofErr w:type="spellStart"/>
-      <w:r>
-        <w:rPr>
-          <w:iCs/>
-        </w:rPr>
-        <w:t>berisi</w:t>
-      </w:r>
-      <w:proofErr w:type="spellEnd"/>
-      <w:r>
-        <w:rPr>
-          <w:iCs/>
-        </w:rPr>
-        <w:t xml:space="preserve"> </w:t>
-      </w:r>
-      <w:proofErr w:type="spellStart"/>
-      <w:r>
-        <w:rPr>
-          <w:iCs/>
-        </w:rPr>
-        <w:t>jumlah</w:t>
-      </w:r>
-      <w:proofErr w:type="spellEnd"/>
-      <w:r>
-        <w:rPr>
-          <w:iCs/>
-        </w:rPr>
-        <w:t xml:space="preserve"> </w:t>
-      </w:r>
-      <w:proofErr w:type="spellStart"/>
-      <w:r>
-        <w:rPr>
-          <w:iCs/>
-        </w:rPr>
-        <w:t>rekaman</w:t>
-      </w:r>
-      <w:proofErr w:type="spellEnd"/>
-      <w:r>
-        <w:rPr>
-          <w:iCs/>
-        </w:rPr>
-        <w:t xml:space="preserve"> yang </w:t>
-      </w:r>
-      <w:proofErr w:type="spellStart"/>
-      <w:r>
-        <w:rPr>
-          <w:iCs/>
-        </w:rPr>
-        <w:t>berhasil</w:t>
-      </w:r>
-      <w:proofErr w:type="spellEnd"/>
-      <w:r>
-        <w:rPr>
-          <w:iCs/>
-        </w:rPr>
-        <w:t xml:space="preserve"> </w:t>
-      </w:r>
-      <w:proofErr w:type="spellStart"/>
-      <w:r>
-        <w:rPr>
-          <w:iCs/>
-        </w:rPr>
-        <w:t>diterima</w:t>
-      </w:r>
-      <w:proofErr w:type="spellEnd"/>
-      <w:r>
-        <w:rPr>
-          <w:iCs/>
-        </w:rPr>
-        <w:t xml:space="preserve">, </w:t>
-      </w:r>
-      <w:proofErr w:type="spellStart"/>
-      <w:r>
-        <w:rPr>
-          <w:iCs/>
-        </w:rPr>
-        <w:t>sehingga</w:t>
-      </w:r>
-      <w:proofErr w:type="spellEnd"/>
-      <w:r>
-        <w:rPr>
-          <w:iCs/>
-        </w:rPr>
-        <w:t xml:space="preserve"> jam </w:t>
-      </w:r>
-      <w:proofErr w:type="spellStart"/>
-      <w:r>
-        <w:rPr>
-          <w:iCs/>
-        </w:rPr>
-        <w:t>tangan</w:t>
-      </w:r>
-      <w:proofErr w:type="spellEnd"/>
-      <w:r>
-        <w:rPr>
-          <w:iCs/>
-        </w:rPr>
-        <w:t xml:space="preserve"> </w:t>
-      </w:r>
-      <w:proofErr w:type="spellStart"/>
-      <w:r>
-        <w:rPr>
-          <w:iCs/>
-        </w:rPr>
-        <w:t>dapat</w:t>
-      </w:r>
-      <w:proofErr w:type="spellEnd"/>
-      <w:r>
-        <w:rPr>
-          <w:iCs/>
-        </w:rPr>
-        <w:t xml:space="preserve"> </w:t>
-      </w:r>
-      <w:proofErr w:type="spellStart"/>
-      <w:r>
-        <w:rPr>
-          <w:iCs/>
-        </w:rPr>
-        <w:t>memperbarui</w:t>
-      </w:r>
-      <w:proofErr w:type="spellEnd"/>
-      <w:r>
-        <w:rPr>
-          <w:iCs/>
-        </w:rPr>
-        <w:t xml:space="preserve"> status data </w:t>
-      </w:r>
-      <w:proofErr w:type="spellStart"/>
-      <w:r>
-        <w:rPr>
-          <w:iCs/>
-        </w:rPr>
-        <w:t>lokalnya</w:t>
-      </w:r>
-      <w:proofErr w:type="spellEnd"/>
-      <w:r>
-        <w:rPr>
-          <w:iCs/>
-        </w:rPr>
-        <w:t xml:space="preserve"> </w:t>
-      </w:r>
-      <w:proofErr w:type="spellStart"/>
-      <w:r>
-        <w:rPr>
-          <w:iCs/>
-        </w:rPr>
-        <w:t>menjadi</w:t>
-      </w:r>
-      <w:proofErr w:type="spellEnd"/>
-      <w:r>
-        <w:rPr>
-          <w:iCs/>
-        </w:rPr>
-        <w:t xml:space="preserve"> </w:t>
-      </w:r>
-      <w:proofErr w:type="spellStart"/>
-      <w:r>
-        <w:rPr>
-          <w:iCs/>
-        </w:rPr>
-        <w:t>telah</w:t>
-      </w:r>
-      <w:proofErr w:type="spellEnd"/>
-      <w:r>
-        <w:rPr>
-          <w:iCs/>
-        </w:rPr>
-        <w:t xml:space="preserve"> </w:t>
-      </w:r>
-      <w:proofErr w:type="spellStart"/>
-      <w:r>
-        <w:rPr>
-          <w:iCs/>
-        </w:rPr>
-        <w:t>tersinkronisasi</w:t>
-      </w:r>
-      <w:proofErr w:type="spellEnd"/>
-      <w:r>
-        <w:rPr>
-          <w:iCs/>
-        </w:rPr>
-        <w:t xml:space="preserve"> (</w:t>
-      </w:r>
-      <w:proofErr w:type="spellStart"/>
-      <w:r>
-        <w:rPr>
-          <w:iCs/>
-        </w:rPr>
-        <w:t>markSynced</w:t>
-      </w:r>
-      <w:proofErr w:type="spellEnd"/>
-      <w:r>
-        <w:rPr>
-          <w:iCs/>
-        </w:rPr>
-        <w:t xml:space="preserve"> = 1) </w:t>
-      </w:r>
-      <w:proofErr w:type="spellStart"/>
-      <w:r>
-        <w:rPr>
-          <w:iCs/>
-        </w:rPr>
-        <w:t>sebelum</w:t>
-      </w:r>
-      <w:proofErr w:type="spellEnd"/>
-      <w:r>
-        <w:rPr>
-          <w:iCs/>
-        </w:rPr>
-        <w:t xml:space="preserve"> proses </w:t>
-      </w:r>
-      <w:proofErr w:type="spellStart"/>
-      <w:r>
-        <w:rPr>
-          <w:iCs/>
-        </w:rPr>
-        <w:t>ditutup</w:t>
-      </w:r>
-      <w:proofErr w:type="spellEnd"/>
-      <w:r>
-        <w:rPr>
-          <w:iCs/>
-        </w:rPr>
-        <w:t>.</w:t>
+        <w:t xml:space="preserve"> (ACK) dan </w:t>
+      </w:r>
+      <w:proofErr w:type="spellStart"/>
+      <w:r>
+        <w:rPr>
+          <w:iCs/>
+        </w:rPr>
+        <w:t>balasannya</w:t>
+      </w:r>
+      <w:proofErr w:type="spellEnd"/>
+      <w:r>
+        <w:rPr>
+          <w:iCs/>
+        </w:rPr>
+        <w:t xml:space="preserve"> (response).</w:t>
       </w:r>
     </w:p>
     <w:p>
@@ -2650,7 +2508,603 @@
         <w:jc w:val="both"/>
       </w:pPr>
       <w:r>
-        <w:t xml:space="preserve">Gambar </w:t>
+        <w:t xml:space="preserve">Gambar 2 </w:t>
+      </w:r>
+      <w:proofErr w:type="spellStart"/>
+      <w:r>
+        <w:t>menjelaskan</w:t>
+      </w:r>
+      <w:proofErr w:type="spellEnd"/>
+      <w:r>
+        <w:t xml:space="preserve"> </w:t>
+      </w:r>
+      <w:proofErr w:type="spellStart"/>
+      <w:r>
+        <w:t>mekanisme</w:t>
+      </w:r>
+      <w:proofErr w:type="spellEnd"/>
+      <w:r>
+        <w:t xml:space="preserve"> </w:t>
+      </w:r>
+      <w:proofErr w:type="spellStart"/>
+      <w:r>
+        <w:t>pembingkaian</w:t>
+      </w:r>
+      <w:proofErr w:type="spellEnd"/>
+      <w:r>
+        <w:t xml:space="preserve"> (framing) yang </w:t>
+      </w:r>
+      <w:proofErr w:type="spellStart"/>
+      <w:r>
+        <w:t>dipakai</w:t>
+      </w:r>
+      <w:proofErr w:type="spellEnd"/>
+      <w:r>
+        <w:t xml:space="preserve"> </w:t>
+      </w:r>
+      <w:proofErr w:type="spellStart"/>
+      <w:r>
+        <w:t>untuk</w:t>
+      </w:r>
+      <w:proofErr w:type="spellEnd"/>
+      <w:r>
+        <w:t xml:space="preserve"> </w:t>
+      </w:r>
+      <w:proofErr w:type="spellStart"/>
+      <w:r>
+        <w:t>mengirim</w:t>
+      </w:r>
+      <w:proofErr w:type="spellEnd"/>
+      <w:r>
+        <w:t xml:space="preserve"> </w:t>
+      </w:r>
+      <w:proofErr w:type="spellStart"/>
+      <w:r>
+        <w:t>satu</w:t>
+      </w:r>
+      <w:proofErr w:type="spellEnd"/>
+      <w:r>
+        <w:t xml:space="preserve"> batch data yang </w:t>
+      </w:r>
+      <w:proofErr w:type="spellStart"/>
+      <w:r>
+        <w:t>berukuran</w:t>
+      </w:r>
+      <w:proofErr w:type="spellEnd"/>
+      <w:r>
+        <w:t xml:space="preserve"> </w:t>
+      </w:r>
+      <w:proofErr w:type="spellStart"/>
+      <w:r>
+        <w:t>lebih</w:t>
+      </w:r>
+      <w:proofErr w:type="spellEnd"/>
+      <w:r>
+        <w:t xml:space="preserve"> </w:t>
+      </w:r>
+      <w:proofErr w:type="spellStart"/>
+      <w:r>
+        <w:t>besar</w:t>
+      </w:r>
+      <w:proofErr w:type="spellEnd"/>
+      <w:r>
+        <w:t xml:space="preserve"> </w:t>
+      </w:r>
+      <w:proofErr w:type="spellStart"/>
+      <w:r>
+        <w:t>daripada</w:t>
+      </w:r>
+      <w:proofErr w:type="spellEnd"/>
+      <w:r>
+        <w:t xml:space="preserve"> </w:t>
+      </w:r>
+      <w:proofErr w:type="spellStart"/>
+      <w:r>
+        <w:t>kapasitas</w:t>
+      </w:r>
+      <w:proofErr w:type="spellEnd"/>
+      <w:r>
+        <w:t xml:space="preserve"> </w:t>
+      </w:r>
+      <w:proofErr w:type="spellStart"/>
+      <w:r>
+        <w:t>satu</w:t>
+      </w:r>
+      <w:proofErr w:type="spellEnd"/>
+      <w:r>
+        <w:t xml:space="preserve"> </w:t>
+      </w:r>
+      <w:proofErr w:type="spellStart"/>
+      <w:r>
+        <w:t>notifikasi</w:t>
+      </w:r>
+      <w:proofErr w:type="spellEnd"/>
+      <w:r>
+        <w:t xml:space="preserve"> BLE. Satu batch </w:t>
+      </w:r>
+      <w:proofErr w:type="spellStart"/>
+      <w:r>
+        <w:t>berupa</w:t>
+      </w:r>
+      <w:proofErr w:type="spellEnd"/>
+      <w:r>
+        <w:t xml:space="preserve"> array JSON [{bpm, accuracy, time}, ...] </w:t>
+      </w:r>
+      <w:proofErr w:type="spellStart"/>
+      <w:r>
+        <w:t>dipecah</w:t>
+      </w:r>
+      <w:proofErr w:type="spellEnd"/>
+      <w:r>
+        <w:t xml:space="preserve"> (split) </w:t>
+      </w:r>
+      <w:proofErr w:type="spellStart"/>
+      <w:r>
+        <w:t>menjadi</w:t>
+      </w:r>
+      <w:proofErr w:type="spellEnd"/>
+      <w:r>
+        <w:t xml:space="preserve"> </w:t>
+      </w:r>
+      <w:proofErr w:type="spellStart"/>
+      <w:r>
+        <w:t>rangkaian</w:t>
+      </w:r>
+      <w:proofErr w:type="spellEnd"/>
+      <w:r>
+        <w:t xml:space="preserve"> frame: </w:t>
+      </w:r>
+      <w:proofErr w:type="spellStart"/>
+      <w:r>
+        <w:t>diawali</w:t>
+      </w:r>
+      <w:proofErr w:type="spellEnd"/>
+      <w:r>
+        <w:t xml:space="preserve"> frame START (opcode 0x01), </w:t>
+      </w:r>
+      <w:proofErr w:type="spellStart"/>
+      <w:r>
+        <w:t>diikuti</w:t>
+      </w:r>
+      <w:proofErr w:type="spellEnd"/>
+      <w:r>
+        <w:t xml:space="preserve"> </w:t>
+      </w:r>
+      <w:proofErr w:type="spellStart"/>
+      <w:r>
+        <w:t>sejumlah</w:t>
+      </w:r>
+      <w:proofErr w:type="spellEnd"/>
+      <w:r>
+        <w:t xml:space="preserve"> frame DATA (opcode 0x02) yang masing-masing </w:t>
+      </w:r>
+      <w:proofErr w:type="spellStart"/>
+      <w:r>
+        <w:t>membawa</w:t>
+      </w:r>
+      <w:proofErr w:type="spellEnd"/>
+      <w:r>
+        <w:t xml:space="preserve"> </w:t>
+      </w:r>
+      <w:proofErr w:type="spellStart"/>
+      <w:r>
+        <w:t>satu</w:t>
+      </w:r>
+      <w:proofErr w:type="spellEnd"/>
+      <w:r>
+        <w:t xml:space="preserve"> </w:t>
+      </w:r>
+      <w:proofErr w:type="spellStart"/>
+      <w:r>
+        <w:t>potongan</w:t>
+      </w:r>
+      <w:proofErr w:type="spellEnd"/>
+      <w:r>
+        <w:t xml:space="preserve"> (chunk) byte JSON </w:t>
+      </w:r>
+      <w:proofErr w:type="spellStart"/>
+      <w:r>
+        <w:t>secara</w:t>
+      </w:r>
+      <w:proofErr w:type="spellEnd"/>
+      <w:r>
+        <w:t xml:space="preserve"> </w:t>
+      </w:r>
+      <w:proofErr w:type="spellStart"/>
+      <w:r>
+        <w:t>berurutan</w:t>
+      </w:r>
+      <w:proofErr w:type="spellEnd"/>
+      <w:r>
+        <w:t xml:space="preserve">, </w:t>
+      </w:r>
+      <w:proofErr w:type="spellStart"/>
+      <w:r>
+        <w:t>lalu</w:t>
+      </w:r>
+      <w:proofErr w:type="spellEnd"/>
+      <w:r>
+        <w:t xml:space="preserve"> </w:t>
+      </w:r>
+      <w:proofErr w:type="spellStart"/>
+      <w:r>
+        <w:t>ditutup</w:t>
+      </w:r>
+      <w:proofErr w:type="spellEnd"/>
+      <w:r>
+        <w:t xml:space="preserve"> frame END (opcode 0x03) </w:t>
+      </w:r>
+      <w:proofErr w:type="spellStart"/>
+      <w:r>
+        <w:t>sebagai</w:t>
+      </w:r>
+      <w:proofErr w:type="spellEnd"/>
+      <w:r>
+        <w:t xml:space="preserve"> </w:t>
+      </w:r>
+      <w:proofErr w:type="spellStart"/>
+      <w:r>
+        <w:t>penanda</w:t>
+      </w:r>
+      <w:proofErr w:type="spellEnd"/>
+      <w:r>
+        <w:t xml:space="preserve"> batch </w:t>
+      </w:r>
+      <w:proofErr w:type="spellStart"/>
+      <w:r>
+        <w:t>selesai</w:t>
+      </w:r>
+      <w:proofErr w:type="spellEnd"/>
+      <w:r>
+        <w:t>.</w:t>
+      </w:r>
+      <w:r>
+        <w:t xml:space="preserve"> </w:t>
+      </w:r>
+      <w:r>
+        <w:t xml:space="preserve">Inset di </w:t>
+      </w:r>
+      <w:proofErr w:type="spellStart"/>
+      <w:r>
+        <w:t>bagian</w:t>
+      </w:r>
+      <w:proofErr w:type="spellEnd"/>
+      <w:r>
+        <w:t xml:space="preserve"> </w:t>
+      </w:r>
+      <w:proofErr w:type="spellStart"/>
+      <w:r>
+        <w:t>bawah</w:t>
+      </w:r>
+      <w:proofErr w:type="spellEnd"/>
+      <w:r>
+        <w:t xml:space="preserve"> </w:t>
+      </w:r>
+      <w:proofErr w:type="spellStart"/>
+      <w:r>
+        <w:t>merinci</w:t>
+      </w:r>
+      <w:proofErr w:type="spellEnd"/>
+      <w:r>
+        <w:t xml:space="preserve"> </w:t>
+      </w:r>
+      <w:proofErr w:type="spellStart"/>
+      <w:r>
+        <w:t>struktur</w:t>
+      </w:r>
+      <w:proofErr w:type="spellEnd"/>
+      <w:r>
+        <w:t xml:space="preserve"> </w:t>
+      </w:r>
+      <w:proofErr w:type="spellStart"/>
+      <w:r>
+        <w:t>satu</w:t>
+      </w:r>
+      <w:proofErr w:type="spellEnd"/>
+      <w:r>
+        <w:t xml:space="preserve"> frame DATA: </w:t>
+      </w:r>
+      <w:proofErr w:type="spellStart"/>
+      <w:r>
+        <w:t>satu</w:t>
+      </w:r>
+      <w:proofErr w:type="spellEnd"/>
+      <w:r>
+        <w:t xml:space="preserve"> byte </w:t>
+      </w:r>
+      <w:proofErr w:type="spellStart"/>
+      <w:r>
+        <w:t>pertama</w:t>
+      </w:r>
+      <w:proofErr w:type="spellEnd"/>
+      <w:r>
+        <w:t xml:space="preserve"> </w:t>
+      </w:r>
+      <w:proofErr w:type="spellStart"/>
+      <w:r>
+        <w:t>adalah</w:t>
+      </w:r>
+      <w:proofErr w:type="spellEnd"/>
+      <w:r>
+        <w:t xml:space="preserve"> opcode (0x02) yang </w:t>
+      </w:r>
+      <w:proofErr w:type="spellStart"/>
+      <w:r>
+        <w:t>menandai</w:t>
+      </w:r>
+      <w:proofErr w:type="spellEnd"/>
+      <w:r>
+        <w:t xml:space="preserve"> </w:t>
+      </w:r>
+      <w:proofErr w:type="spellStart"/>
+      <w:r>
+        <w:t>jenis</w:t>
+      </w:r>
+      <w:proofErr w:type="spellEnd"/>
+      <w:r>
+        <w:t xml:space="preserve"> frame, </w:t>
+      </w:r>
+      <w:proofErr w:type="spellStart"/>
+      <w:r>
+        <w:t>diikuti</w:t>
+      </w:r>
+      <w:proofErr w:type="spellEnd"/>
+      <w:r>
+        <w:t xml:space="preserve"> </w:t>
+      </w:r>
+      <w:proofErr w:type="spellStart"/>
+      <w:r>
+        <w:t>muatan</w:t>
+      </w:r>
+      <w:proofErr w:type="spellEnd"/>
+      <w:r>
+        <w:t xml:space="preserve"> </w:t>
+      </w:r>
+      <w:proofErr w:type="spellStart"/>
+      <w:r>
+        <w:t>potongan</w:t>
+      </w:r>
+      <w:proofErr w:type="spellEnd"/>
+      <w:r>
+        <w:t xml:space="preserve"> JSON </w:t>
+      </w:r>
+      <w:proofErr w:type="spellStart"/>
+      <w:r>
+        <w:t>sepanjang</w:t>
+      </w:r>
+      <w:proofErr w:type="spellEnd"/>
+      <w:r>
+        <w:t xml:space="preserve"> </w:t>
+      </w:r>
+      <w:proofErr w:type="spellStart"/>
+      <w:r>
+        <w:t>maksimum</w:t>
+      </w:r>
+      <w:proofErr w:type="spellEnd"/>
+      <w:r>
+        <w:t xml:space="preserve"> MTU−4 byte (</w:t>
+      </w:r>
+      <w:proofErr w:type="spellStart"/>
+      <w:r>
+        <w:t>yaitu</w:t>
+      </w:r>
+      <w:proofErr w:type="spellEnd"/>
+      <w:r>
+        <w:t xml:space="preserve"> MTU </w:t>
+      </w:r>
+      <w:proofErr w:type="spellStart"/>
+      <w:r>
+        <w:t>dikurangi</w:t>
+      </w:r>
+      <w:proofErr w:type="spellEnd"/>
+      <w:r>
+        <w:t xml:space="preserve"> </w:t>
+      </w:r>
+      <w:proofErr w:type="gramStart"/>
+      <w:r>
+        <w:t>3</w:t>
+      </w:r>
+      <w:r>
+        <w:t xml:space="preserve"> </w:t>
+      </w:r>
+      <w:r>
+        <w:t>byte</w:t>
+      </w:r>
+      <w:proofErr w:type="gramEnd"/>
+      <w:r>
+        <w:t xml:space="preserve"> header ATT dan 1 byte opcode). </w:t>
+      </w:r>
+      <w:proofErr w:type="spellStart"/>
+      <w:r>
+        <w:t>Setiap</w:t>
+      </w:r>
+      <w:proofErr w:type="spellEnd"/>
+      <w:r>
+        <w:t xml:space="preserve"> frame </w:t>
+      </w:r>
+      <w:proofErr w:type="spellStart"/>
+      <w:r>
+        <w:t>dikirim</w:t>
+      </w:r>
+      <w:proofErr w:type="spellEnd"/>
+      <w:r>
+        <w:t xml:space="preserve"> </w:t>
+      </w:r>
+      <w:proofErr w:type="spellStart"/>
+      <w:r>
+        <w:t>sebagai</w:t>
+      </w:r>
+      <w:proofErr w:type="spellEnd"/>
+      <w:r>
+        <w:t xml:space="preserve"> </w:t>
+      </w:r>
+      <w:proofErr w:type="spellStart"/>
+      <w:r>
+        <w:t>satu</w:t>
+      </w:r>
+      <w:proofErr w:type="spellEnd"/>
+      <w:r>
+        <w:t xml:space="preserve"> </w:t>
+      </w:r>
+      <w:proofErr w:type="spellStart"/>
+      <w:r>
+        <w:t>notifikasi</w:t>
+      </w:r>
+      <w:proofErr w:type="spellEnd"/>
+      <w:r>
+        <w:t xml:space="preserve"> BLE dan </w:t>
+      </w:r>
+      <w:proofErr w:type="spellStart"/>
+      <w:r>
+        <w:t>bersifat</w:t>
+      </w:r>
+      <w:proofErr w:type="spellEnd"/>
+      <w:r>
+        <w:t xml:space="preserve"> flow-controlled: frame </w:t>
+      </w:r>
+      <w:proofErr w:type="spellStart"/>
+      <w:r>
+        <w:t>berikutnya</w:t>
+      </w:r>
+      <w:proofErr w:type="spellEnd"/>
+      <w:r>
+        <w:t xml:space="preserve"> </w:t>
+      </w:r>
+      <w:proofErr w:type="spellStart"/>
+      <w:r>
+        <w:t>baru</w:t>
+      </w:r>
+      <w:proofErr w:type="spellEnd"/>
+      <w:r>
+        <w:t xml:space="preserve"> </w:t>
+      </w:r>
+      <w:proofErr w:type="spellStart"/>
+      <w:r>
+        <w:t>dikirim</w:t>
+      </w:r>
+      <w:proofErr w:type="spellEnd"/>
+      <w:r>
+        <w:t xml:space="preserve"> </w:t>
+      </w:r>
+      <w:proofErr w:type="spellStart"/>
+      <w:r>
+        <w:t>setelah</w:t>
+      </w:r>
+      <w:proofErr w:type="spellEnd"/>
+      <w:r>
+        <w:t xml:space="preserve"> frame </w:t>
+      </w:r>
+      <w:proofErr w:type="spellStart"/>
+      <w:r>
+        <w:t>sebelumnya</w:t>
+      </w:r>
+      <w:proofErr w:type="spellEnd"/>
+      <w:r>
+        <w:t xml:space="preserve"> </w:t>
+      </w:r>
+      <w:proofErr w:type="spellStart"/>
+      <w:r>
+        <w:t>tuntas</w:t>
+      </w:r>
+      <w:proofErr w:type="spellEnd"/>
+      <w:r>
+        <w:t xml:space="preserve"> </w:t>
+      </w:r>
+      <w:proofErr w:type="spellStart"/>
+      <w:r>
+        <w:t>terkirim</w:t>
+      </w:r>
+      <w:proofErr w:type="spellEnd"/>
+      <w:r>
+        <w:t xml:space="preserve">, </w:t>
+      </w:r>
+      <w:proofErr w:type="spellStart"/>
+      <w:r>
+        <w:t>sehingga</w:t>
+      </w:r>
+      <w:proofErr w:type="spellEnd"/>
+      <w:r>
+        <w:t xml:space="preserve"> </w:t>
+      </w:r>
+      <w:proofErr w:type="spellStart"/>
+      <w:r>
+        <w:t>tidak</w:t>
+      </w:r>
+      <w:proofErr w:type="spellEnd"/>
+      <w:r>
+        <w:t xml:space="preserve"> </w:t>
+      </w:r>
+      <w:proofErr w:type="spellStart"/>
+      <w:r>
+        <w:t>terjadi</w:t>
+      </w:r>
+      <w:proofErr w:type="spellEnd"/>
+      <w:r>
+        <w:t xml:space="preserve"> </w:t>
+      </w:r>
+      <w:proofErr w:type="spellStart"/>
+      <w:r>
+        <w:t>penumpukan</w:t>
+      </w:r>
+      <w:proofErr w:type="spellEnd"/>
+      <w:r>
+        <w:t xml:space="preserve"> </w:t>
+      </w:r>
+      <w:proofErr w:type="spellStart"/>
+      <w:r>
+        <w:t>maupun</w:t>
+      </w:r>
+      <w:proofErr w:type="spellEnd"/>
+      <w:r>
+        <w:t xml:space="preserve"> </w:t>
+      </w:r>
+      <w:proofErr w:type="spellStart"/>
+      <w:r>
+        <w:t>kehilangan</w:t>
+      </w:r>
+      <w:proofErr w:type="spellEnd"/>
+      <w:r>
+        <w:t xml:space="preserve"> data. Di </w:t>
+      </w:r>
+      <w:proofErr w:type="spellStart"/>
+      <w:r>
+        <w:t>sisi</w:t>
+      </w:r>
+      <w:proofErr w:type="spellEnd"/>
+      <w:r>
+        <w:t xml:space="preserve"> </w:t>
+      </w:r>
+      <w:proofErr w:type="spellStart"/>
+      <w:r>
+        <w:t>penerima</w:t>
+      </w:r>
+      <w:proofErr w:type="spellEnd"/>
+      <w:r>
+        <w:t xml:space="preserve">, smartphone </w:t>
+      </w:r>
+      <w:proofErr w:type="spellStart"/>
+      <w:r>
+        <w:t>merangkai</w:t>
+      </w:r>
+      <w:proofErr w:type="spellEnd"/>
+      <w:r>
+        <w:t xml:space="preserve"> </w:t>
+      </w:r>
+      <w:proofErr w:type="spellStart"/>
+      <w:r>
+        <w:t>kembali</w:t>
+      </w:r>
+      <w:proofErr w:type="spellEnd"/>
+      <w:r>
+        <w:t xml:space="preserve"> </w:t>
+      </w:r>
+      <w:proofErr w:type="spellStart"/>
+      <w:r>
+        <w:t>potongan-potongan</w:t>
+      </w:r>
+      <w:proofErr w:type="spellEnd"/>
+      <w:r>
+        <w:t xml:space="preserve"> </w:t>
       </w:r>
       <w:proofErr w:type="spellStart"/>
       <w:r>
@@ -2662,7 +3116,23 @@
       </w:r>
       <w:proofErr w:type="spellStart"/>
       <w:r>
-        <w:t>mengilustrasikan</w:t>
+        <w:t>hingga</w:t>
+      </w:r>
+      <w:proofErr w:type="spellEnd"/>
+      <w:r>
+        <w:t xml:space="preserve"> frame END </w:t>
+      </w:r>
+      <w:proofErr w:type="spellStart"/>
+      <w:r>
+        <w:t>diterima</w:t>
+      </w:r>
+      <w:proofErr w:type="spellEnd"/>
+      <w:r>
+        <w:t xml:space="preserve">, </w:t>
+      </w:r>
+      <w:proofErr w:type="spellStart"/>
+      <w:r>
+        <w:t>lalu</w:t>
       </w:r>
       <w:proofErr w:type="spellEnd"/>
       <w:r>
@@ -2670,7 +3140,7 @@
       </w:r>
       <w:proofErr w:type="spellStart"/>
       <w:r>
-        <w:t>alur</w:t>
+        <w:t>mendekodekannya</w:t>
       </w:r>
       <w:proofErr w:type="spellEnd"/>
       <w:r>
@@ -2678,15 +3148,7 @@
       </w:r>
       <w:proofErr w:type="spellStart"/>
       <w:r>
-        <w:t>pengiriman</w:t>
-      </w:r>
-      <w:proofErr w:type="spellEnd"/>
-      <w:r>
-        <w:t xml:space="preserve"> data </w:t>
-      </w:r>
-      <w:proofErr w:type="spellStart"/>
-      <w:r>
-        <w:t>berukuran</w:t>
+        <w:t>menjadi</w:t>
       </w:r>
       <w:proofErr w:type="spellEnd"/>
       <w:r>
@@ -2694,23 +3156,7 @@
       </w:r>
       <w:proofErr w:type="spellStart"/>
       <w:r>
-        <w:t>besar</w:t>
-      </w:r>
-      <w:proofErr w:type="spellEnd"/>
-      <w:r>
-        <w:t xml:space="preserve">, </w:t>
-      </w:r>
-      <w:proofErr w:type="spellStart"/>
-      <w:r>
-        <w:t>yakni</w:t>
-      </w:r>
-      <w:proofErr w:type="spellEnd"/>
-      <w:r>
-        <w:t xml:space="preserve"> </w:t>
-      </w:r>
-      <w:proofErr w:type="spellStart"/>
-      <w:r>
-        <w:t>sebuah</w:t>
+        <w:t>satu</w:t>
       </w:r>
       <w:proofErr w:type="spellEnd"/>
       <w:r>
@@ -2718,852 +3164,9 @@
       </w:r>
       <w:proofErr w:type="spellStart"/>
       <w:r>
-        <w:t>berisi</w:t>
-      </w:r>
-      <w:proofErr w:type="spellEnd"/>
-      <w:r>
-        <w:t xml:space="preserve"> </w:t>
-      </w:r>
-      <w:proofErr w:type="spellStart"/>
-      <w:r>
-        <w:t>informasi</w:t>
-      </w:r>
-      <w:proofErr w:type="spellEnd"/>
-      <w:r>
-        <w:t xml:space="preserve"> </w:t>
-      </w:r>
-      <w:proofErr w:type="spellStart"/>
-      <w:r>
-        <w:t>seperti</w:t>
-      </w:r>
-      <w:proofErr w:type="spellEnd"/>
-      <w:r>
-        <w:t xml:space="preserve"> </w:t>
-      </w:r>
-      <w:proofErr w:type="spellStart"/>
-      <w:r>
-        <w:t>detak</w:t>
-      </w:r>
-      <w:proofErr w:type="spellEnd"/>
-      <w:r>
-        <w:t xml:space="preserve"> </w:t>
-      </w:r>
-      <w:proofErr w:type="spellStart"/>
-      <w:r>
-        <w:t>jantung</w:t>
-      </w:r>
-      <w:proofErr w:type="spellEnd"/>
-      <w:r>
-        <w:t xml:space="preserve"> (bpm), </w:t>
-      </w:r>
-      <w:proofErr w:type="spellStart"/>
-      <w:r>
-        <w:t>akurasi</w:t>
-      </w:r>
-      <w:proofErr w:type="spellEnd"/>
-      <w:r>
-        <w:t xml:space="preserve">, dan </w:t>
-      </w:r>
-      <w:proofErr w:type="spellStart"/>
-      <w:r>
-        <w:t>waktu</w:t>
-      </w:r>
-      <w:proofErr w:type="spellEnd"/>
-      <w:r>
-        <w:t xml:space="preserve">, </w:t>
-      </w:r>
-      <w:proofErr w:type="spellStart"/>
-      <w:r>
-        <w:t>menggunakan</w:t>
-      </w:r>
-      <w:proofErr w:type="spellEnd"/>
-      <w:r>
-        <w:t xml:space="preserve"> </w:t>
-      </w:r>
-      <w:proofErr w:type="spellStart"/>
-      <w:r>
-        <w:t>protokol</w:t>
-      </w:r>
-      <w:proofErr w:type="spellEnd"/>
-      <w:r>
-        <w:t xml:space="preserve"> </w:t>
-      </w:r>
-      <w:proofErr w:type="spellStart"/>
-      <w:r>
-        <w:t>komunikasi</w:t>
-      </w:r>
-      <w:proofErr w:type="spellEnd"/>
-      <w:r>
-        <w:t xml:space="preserve"> </w:t>
-      </w:r>
-      <w:proofErr w:type="spellStart"/>
-      <w:r>
-        <w:t>seperti</w:t>
-      </w:r>
-      <w:proofErr w:type="spellEnd"/>
-      <w:r>
-        <w:t xml:space="preserve"> Bluetooth Low Energy (BLE). Karena </w:t>
-      </w:r>
-      <w:proofErr w:type="spellStart"/>
-      <w:r>
-        <w:t>ukurannya</w:t>
-      </w:r>
-      <w:proofErr w:type="spellEnd"/>
-      <w:r>
-        <w:t xml:space="preserve"> yang </w:t>
-      </w:r>
-      <w:proofErr w:type="spellStart"/>
-      <w:r>
-        <w:t>terlalu</w:t>
-      </w:r>
-      <w:proofErr w:type="spellEnd"/>
-      <w:r>
-        <w:t xml:space="preserve"> </w:t>
-      </w:r>
-      <w:proofErr w:type="spellStart"/>
-      <w:r>
-        <w:t>besar</w:t>
-      </w:r>
-      <w:proofErr w:type="spellEnd"/>
-      <w:r>
-        <w:t xml:space="preserve"> </w:t>
-      </w:r>
-      <w:proofErr w:type="spellStart"/>
-      <w:r>
-        <w:t>untuk</w:t>
-      </w:r>
-      <w:proofErr w:type="spellEnd"/>
-      <w:r>
-        <w:t xml:space="preserve"> </w:t>
-      </w:r>
-      <w:proofErr w:type="spellStart"/>
-      <w:r>
-        <w:t>dikirimkan</w:t>
-      </w:r>
-      <w:proofErr w:type="spellEnd"/>
-      <w:r>
-        <w:t xml:space="preserve"> </w:t>
-      </w:r>
-      <w:proofErr w:type="spellStart"/>
-      <w:r>
-        <w:t>sekaligus</w:t>
-      </w:r>
-      <w:proofErr w:type="spellEnd"/>
-      <w:r>
-        <w:t xml:space="preserve">, data </w:t>
-      </w:r>
-      <w:proofErr w:type="spellStart"/>
-      <w:r>
-        <w:t>tersebut</w:t>
-      </w:r>
-      <w:proofErr w:type="spellEnd"/>
-      <w:r>
-        <w:t xml:space="preserve"> </w:t>
-      </w:r>
-      <w:proofErr w:type="spellStart"/>
-      <w:r>
-        <w:t>harus</w:t>
-      </w:r>
-      <w:proofErr w:type="spellEnd"/>
-      <w:r>
-        <w:t xml:space="preserve"> </w:t>
-      </w:r>
-      <w:proofErr w:type="spellStart"/>
-      <w:r>
-        <w:t>dipecah</w:t>
-      </w:r>
-      <w:proofErr w:type="spellEnd"/>
-      <w:r>
-        <w:t xml:space="preserve"> </w:t>
-      </w:r>
-      <w:proofErr w:type="spellStart"/>
-      <w:r>
-        <w:t>terlebih</w:t>
-      </w:r>
-      <w:proofErr w:type="spellEnd"/>
-      <w:r>
-        <w:t xml:space="preserve"> </w:t>
-      </w:r>
-      <w:proofErr w:type="spellStart"/>
-      <w:r>
-        <w:t>dahulu</w:t>
-      </w:r>
-      <w:proofErr w:type="spellEnd"/>
-      <w:r>
-        <w:t xml:space="preserve"> </w:t>
-      </w:r>
-      <w:proofErr w:type="spellStart"/>
-      <w:r>
-        <w:t>menjadi</w:t>
-      </w:r>
-      <w:proofErr w:type="spellEnd"/>
-      <w:r>
-        <w:t xml:space="preserve"> </w:t>
-      </w:r>
-      <w:proofErr w:type="spellStart"/>
-      <w:r>
-        <w:t>potongan-potongan</w:t>
-      </w:r>
-      <w:proofErr w:type="spellEnd"/>
-      <w:r>
-        <w:t xml:space="preserve"> </w:t>
-      </w:r>
-      <w:proofErr w:type="spellStart"/>
-      <w:r>
-        <w:t>kecil</w:t>
-      </w:r>
-      <w:proofErr w:type="spellEnd"/>
-      <w:r>
-        <w:t xml:space="preserve"> (chunks). Proses </w:t>
-      </w:r>
-      <w:proofErr w:type="spellStart"/>
-      <w:r>
-        <w:t>pengirimannya</w:t>
-      </w:r>
-      <w:proofErr w:type="spellEnd"/>
-      <w:r>
-        <w:t xml:space="preserve"> </w:t>
-      </w:r>
-      <w:proofErr w:type="spellStart"/>
-      <w:r>
-        <w:t>diawali</w:t>
-      </w:r>
-      <w:proofErr w:type="spellEnd"/>
-      <w:r>
-        <w:t xml:space="preserve"> </w:t>
-      </w:r>
-      <w:proofErr w:type="spellStart"/>
-      <w:r>
-        <w:t>dengan</w:t>
-      </w:r>
-      <w:proofErr w:type="spellEnd"/>
-      <w:r>
-        <w:t xml:space="preserve"> </w:t>
-      </w:r>
-      <w:proofErr w:type="spellStart"/>
-      <w:r>
-        <w:t>mengirimkan</w:t>
-      </w:r>
-      <w:proofErr w:type="spellEnd"/>
-      <w:r>
-        <w:t xml:space="preserve"> </w:t>
-      </w:r>
-      <w:proofErr w:type="spellStart"/>
-      <w:r>
-        <w:t>sinyal</w:t>
-      </w:r>
-      <w:proofErr w:type="spellEnd"/>
-      <w:r>
-        <w:t xml:space="preserve"> START yang </w:t>
-      </w:r>
-      <w:proofErr w:type="spellStart"/>
-      <w:r>
-        <w:t>menggunakan</w:t>
-      </w:r>
-      <w:proofErr w:type="spellEnd"/>
-      <w:r>
-        <w:t xml:space="preserve"> </w:t>
-      </w:r>
-      <w:proofErr w:type="spellStart"/>
-      <w:r>
-        <w:t>kode</w:t>
-      </w:r>
-      <w:proofErr w:type="spellEnd"/>
-      <w:r>
-        <w:t xml:space="preserve"> (opcode) 0x01 </w:t>
-      </w:r>
-      <w:proofErr w:type="spellStart"/>
-      <w:r>
-        <w:t>kepada</w:t>
-      </w:r>
-      <w:proofErr w:type="spellEnd"/>
-      <w:r>
-        <w:t xml:space="preserve"> </w:t>
-      </w:r>
-      <w:proofErr w:type="spellStart"/>
-      <w:r>
-        <w:t>perangkat</w:t>
-      </w:r>
-      <w:proofErr w:type="spellEnd"/>
-      <w:r>
-        <w:t xml:space="preserve"> </w:t>
-      </w:r>
-      <w:proofErr w:type="spellStart"/>
-      <w:r>
-        <w:t>penerima</w:t>
-      </w:r>
-      <w:proofErr w:type="spellEnd"/>
-      <w:r>
-        <w:t xml:space="preserve">. </w:t>
-      </w:r>
-      <w:proofErr w:type="spellStart"/>
-      <w:r>
-        <w:t>Selanjutnya</w:t>
-      </w:r>
-      <w:proofErr w:type="spellEnd"/>
-      <w:r>
-        <w:t xml:space="preserve">, </w:t>
-      </w:r>
-      <w:proofErr w:type="spellStart"/>
-      <w:r>
-        <w:t>potongan-potongan</w:t>
-      </w:r>
-      <w:proofErr w:type="spellEnd"/>
-      <w:r>
-        <w:t xml:space="preserve"> data </w:t>
-      </w:r>
-      <w:proofErr w:type="spellStart"/>
-      <w:r>
-        <w:t>tersebut</w:t>
-      </w:r>
-      <w:proofErr w:type="spellEnd"/>
-      <w:r>
-        <w:t xml:space="preserve"> </w:t>
-      </w:r>
-      <w:proofErr w:type="spellStart"/>
-      <w:r>
-        <w:t>dikirimkan</w:t>
-      </w:r>
-      <w:proofErr w:type="spellEnd"/>
-      <w:r>
-        <w:t xml:space="preserve"> </w:t>
-      </w:r>
-      <w:proofErr w:type="spellStart"/>
-      <w:r>
-        <w:t>secara</w:t>
-      </w:r>
-      <w:proofErr w:type="spellEnd"/>
-      <w:r>
-        <w:t xml:space="preserve"> </w:t>
-      </w:r>
-      <w:proofErr w:type="spellStart"/>
-      <w:r>
-        <w:t>berurutan</w:t>
-      </w:r>
-      <w:proofErr w:type="spellEnd"/>
-      <w:r>
-        <w:t xml:space="preserve"> </w:t>
-      </w:r>
-      <w:proofErr w:type="spellStart"/>
-      <w:r>
-        <w:t>melalui</w:t>
-      </w:r>
-      <w:proofErr w:type="spellEnd"/>
-      <w:r>
-        <w:t xml:space="preserve"> frame DATA. </w:t>
-      </w:r>
-      <w:proofErr w:type="spellStart"/>
-      <w:r>
-        <w:t>Seperti</w:t>
-      </w:r>
-      <w:proofErr w:type="spellEnd"/>
-      <w:r>
-        <w:t xml:space="preserve"> yang </w:t>
-      </w:r>
-      <w:proofErr w:type="spellStart"/>
-      <w:r>
-        <w:t>dirincikan</w:t>
-      </w:r>
-      <w:proofErr w:type="spellEnd"/>
-      <w:r>
-        <w:t xml:space="preserve"> pada </w:t>
-      </w:r>
-      <w:proofErr w:type="spellStart"/>
-      <w:r>
-        <w:t>bagian</w:t>
-      </w:r>
-      <w:proofErr w:type="spellEnd"/>
-      <w:r>
-        <w:t xml:space="preserve"> </w:t>
-      </w:r>
-      <w:proofErr w:type="spellStart"/>
-      <w:r>
-        <w:t>bawah</w:t>
-      </w:r>
-      <w:proofErr w:type="spellEnd"/>
-      <w:r>
-        <w:t xml:space="preserve"> diagram, </w:t>
-      </w:r>
-      <w:proofErr w:type="spellStart"/>
-      <w:r>
-        <w:t>struktur</w:t>
-      </w:r>
-      <w:proofErr w:type="spellEnd"/>
-      <w:r>
-        <w:t xml:space="preserve"> </w:t>
-      </w:r>
-      <w:proofErr w:type="spellStart"/>
-      <w:r>
-        <w:t>setiap</w:t>
-      </w:r>
-      <w:proofErr w:type="spellEnd"/>
-      <w:r>
-        <w:t xml:space="preserve"> frame </w:t>
-      </w:r>
-      <w:proofErr w:type="spellStart"/>
-      <w:r>
-        <w:t>tunggal</w:t>
-      </w:r>
-      <w:proofErr w:type="spellEnd"/>
-      <w:r>
-        <w:t xml:space="preserve"> </w:t>
-      </w:r>
-      <w:proofErr w:type="spellStart"/>
-      <w:r>
-        <w:t>ini</w:t>
-      </w:r>
-      <w:proofErr w:type="spellEnd"/>
-      <w:r>
-        <w:t xml:space="preserve"> </w:t>
-      </w:r>
-      <w:proofErr w:type="spellStart"/>
-      <w:r>
-        <w:t>selalu</w:t>
-      </w:r>
-      <w:proofErr w:type="spellEnd"/>
-      <w:r>
-        <w:t xml:space="preserve"> </w:t>
-      </w:r>
-      <w:proofErr w:type="spellStart"/>
-      <w:r>
-        <w:t>diawali</w:t>
-      </w:r>
-      <w:proofErr w:type="spellEnd"/>
-      <w:r>
-        <w:t xml:space="preserve"> </w:t>
-      </w:r>
-      <w:proofErr w:type="spellStart"/>
-      <w:r>
-        <w:t>dengan</w:t>
-      </w:r>
-      <w:proofErr w:type="spellEnd"/>
-      <w:r>
-        <w:t xml:space="preserve"> opcode 0x02 (</w:t>
-      </w:r>
-      <w:proofErr w:type="spellStart"/>
-      <w:r>
-        <w:t>berukuran</w:t>
-      </w:r>
-      <w:proofErr w:type="spellEnd"/>
-      <w:r>
-        <w:t xml:space="preserve"> 1 byte) dan </w:t>
-      </w:r>
-      <w:proofErr w:type="spellStart"/>
-      <w:r>
-        <w:t>diikuti</w:t>
-      </w:r>
-      <w:proofErr w:type="spellEnd"/>
-      <w:r>
-        <w:t xml:space="preserve"> oleh </w:t>
-      </w:r>
-      <w:proofErr w:type="spellStart"/>
-      <w:r>
-        <w:t>muatan</w:t>
-      </w:r>
-      <w:proofErr w:type="spellEnd"/>
-      <w:r>
-        <w:t xml:space="preserve"> </w:t>
-      </w:r>
-      <w:proofErr w:type="spellStart"/>
-      <w:r>
-        <w:t>potongan</w:t>
-      </w:r>
-      <w:proofErr w:type="spellEnd"/>
-      <w:r>
-        <w:t xml:space="preserve"> </w:t>
-      </w:r>
-      <w:proofErr w:type="spellStart"/>
-      <w:r>
-        <w:t>teks</w:t>
-      </w:r>
-      <w:proofErr w:type="spellEnd"/>
-      <w:r>
-        <w:t xml:space="preserve"> JSON. </w:t>
-      </w:r>
-      <w:proofErr w:type="spellStart"/>
-      <w:r>
-        <w:t>Ukuran</w:t>
-      </w:r>
-      <w:proofErr w:type="spellEnd"/>
-      <w:r>
-        <w:t xml:space="preserve"> </w:t>
-      </w:r>
-      <w:proofErr w:type="spellStart"/>
-      <w:r>
-        <w:t>potongan</w:t>
-      </w:r>
-      <w:proofErr w:type="spellEnd"/>
-      <w:r>
-        <w:t xml:space="preserve"> JSON </w:t>
-      </w:r>
-      <w:proofErr w:type="spellStart"/>
-      <w:r>
-        <w:t>dalam</w:t>
-      </w:r>
-      <w:proofErr w:type="spellEnd"/>
-      <w:r>
-        <w:t xml:space="preserve"> </w:t>
-      </w:r>
-      <w:proofErr w:type="spellStart"/>
-      <w:r>
-        <w:t>setiap</w:t>
-      </w:r>
-      <w:proofErr w:type="spellEnd"/>
-      <w:r>
-        <w:t xml:space="preserve"> frame </w:t>
-      </w:r>
-      <w:proofErr w:type="spellStart"/>
-      <w:r>
-        <w:t>ini</w:t>
-      </w:r>
-      <w:proofErr w:type="spellEnd"/>
-      <w:r>
-        <w:t xml:space="preserve"> </w:t>
-      </w:r>
-      <w:proofErr w:type="spellStart"/>
-      <w:r>
-        <w:t>dibatasi</w:t>
-      </w:r>
-      <w:proofErr w:type="spellEnd"/>
-      <w:r>
-        <w:t xml:space="preserve"> </w:t>
-      </w:r>
-      <w:proofErr w:type="spellStart"/>
-      <w:r>
-        <w:t>maksimal</w:t>
-      </w:r>
-      <w:proofErr w:type="spellEnd"/>
-      <w:r>
-        <w:t xml:space="preserve"> </w:t>
-      </w:r>
-      <w:proofErr w:type="spellStart"/>
-      <w:r>
-        <w:t>sebesar</w:t>
-      </w:r>
-      <w:proofErr w:type="spellEnd"/>
-      <w:r>
-        <w:t xml:space="preserve"> </w:t>
-      </w:r>
-      <w:proofErr w:type="spellStart"/>
-      <w:r>
-        <w:t>nilai</w:t>
-      </w:r>
-      <w:proofErr w:type="spellEnd"/>
-      <w:r>
-        <w:t xml:space="preserve"> MTU (Maximum Transmission Unit) </w:t>
-      </w:r>
-      <w:proofErr w:type="spellStart"/>
-      <w:r>
-        <w:t>dikurangi</w:t>
-      </w:r>
-      <w:proofErr w:type="spellEnd"/>
-      <w:r>
-        <w:t xml:space="preserve"> 4 byte. </w:t>
-      </w:r>
-      <w:proofErr w:type="spellStart"/>
-      <w:r>
-        <w:t>Setiap</w:t>
-      </w:r>
-      <w:proofErr w:type="spellEnd"/>
-      <w:r>
-        <w:t xml:space="preserve"> </w:t>
-      </w:r>
-      <w:proofErr w:type="spellStart"/>
-      <w:r>
-        <w:t>satu</w:t>
-      </w:r>
-      <w:proofErr w:type="spellEnd"/>
-      <w:r>
-        <w:t xml:space="preserve"> frame data </w:t>
-      </w:r>
-      <w:proofErr w:type="spellStart"/>
-      <w:r>
-        <w:t>dikirimkan</w:t>
-      </w:r>
-      <w:proofErr w:type="spellEnd"/>
-      <w:r>
-        <w:t xml:space="preserve"> </w:t>
-      </w:r>
-      <w:proofErr w:type="spellStart"/>
-      <w:r>
-        <w:t>sebagai</w:t>
-      </w:r>
-      <w:proofErr w:type="spellEnd"/>
-      <w:r>
-        <w:t xml:space="preserve"> </w:t>
-      </w:r>
-      <w:proofErr w:type="spellStart"/>
-      <w:r>
-        <w:t>satu</w:t>
-      </w:r>
-      <w:proofErr w:type="spellEnd"/>
-      <w:r>
-        <w:t xml:space="preserve"> </w:t>
-      </w:r>
-      <w:proofErr w:type="spellStart"/>
-      <w:r>
-        <w:t>notifikasi</w:t>
-      </w:r>
-      <w:proofErr w:type="spellEnd"/>
-      <w:r>
-        <w:t xml:space="preserve"> BLE </w:t>
-      </w:r>
-      <w:proofErr w:type="spellStart"/>
-      <w:r>
-        <w:t>dengan</w:t>
-      </w:r>
-      <w:proofErr w:type="spellEnd"/>
-      <w:r>
-        <w:t xml:space="preserve"> </w:t>
-      </w:r>
-      <w:proofErr w:type="spellStart"/>
-      <w:r>
-        <w:t>sistem</w:t>
-      </w:r>
-      <w:proofErr w:type="spellEnd"/>
-      <w:r>
-        <w:t xml:space="preserve"> </w:t>
-      </w:r>
-      <w:proofErr w:type="spellStart"/>
-      <w:r>
-        <w:t>alur</w:t>
-      </w:r>
-      <w:proofErr w:type="spellEnd"/>
-      <w:r>
-        <w:t xml:space="preserve"> yang </w:t>
-      </w:r>
-      <w:proofErr w:type="spellStart"/>
-      <w:r>
-        <w:t>terkontrol</w:t>
-      </w:r>
-      <w:proofErr w:type="spellEnd"/>
-      <w:r>
-        <w:t xml:space="preserve"> (flow-controlled) </w:t>
-      </w:r>
-      <w:proofErr w:type="spellStart"/>
-      <w:r>
-        <w:t>untuk</w:t>
-      </w:r>
-      <w:proofErr w:type="spellEnd"/>
-      <w:r>
-        <w:t xml:space="preserve"> </w:t>
-      </w:r>
-      <w:proofErr w:type="spellStart"/>
-      <w:r>
-        <w:t>mencegah</w:t>
-      </w:r>
-      <w:proofErr w:type="spellEnd"/>
-      <w:r>
-        <w:t xml:space="preserve"> </w:t>
-      </w:r>
-      <w:proofErr w:type="spellStart"/>
-      <w:r>
-        <w:t>kehilangan</w:t>
-      </w:r>
-      <w:proofErr w:type="spellEnd"/>
-      <w:r>
-        <w:t xml:space="preserve"> data. </w:t>
-      </w:r>
-      <w:proofErr w:type="spellStart"/>
-      <w:r>
-        <w:t>Setelah</w:t>
-      </w:r>
-      <w:proofErr w:type="spellEnd"/>
-      <w:r>
-        <w:t xml:space="preserve"> </w:t>
-      </w:r>
-      <w:proofErr w:type="spellStart"/>
-      <w:r>
-        <w:t>seluruh</w:t>
-      </w:r>
-      <w:proofErr w:type="spellEnd"/>
-      <w:r>
-        <w:t xml:space="preserve"> </w:t>
-      </w:r>
-      <w:proofErr w:type="spellStart"/>
-      <w:r>
-        <w:t>potongan</w:t>
-      </w:r>
-      <w:proofErr w:type="spellEnd"/>
-      <w:r>
-        <w:t xml:space="preserve"> data </w:t>
-      </w:r>
-      <w:proofErr w:type="spellStart"/>
-      <w:r>
-        <w:t>terkirim</w:t>
-      </w:r>
-      <w:proofErr w:type="spellEnd"/>
-      <w:r>
-        <w:t xml:space="preserve"> </w:t>
-      </w:r>
-      <w:proofErr w:type="spellStart"/>
-      <w:r>
-        <w:t>secara</w:t>
-      </w:r>
-      <w:proofErr w:type="spellEnd"/>
-      <w:r>
-        <w:t xml:space="preserve"> </w:t>
-      </w:r>
-      <w:proofErr w:type="spellStart"/>
-      <w:r>
-        <w:t>bertahap</w:t>
-      </w:r>
-      <w:proofErr w:type="spellEnd"/>
-      <w:r>
-        <w:t xml:space="preserve">, proses </w:t>
-      </w:r>
-      <w:proofErr w:type="spellStart"/>
-      <w:r>
-        <w:t>transmisi</w:t>
-      </w:r>
-      <w:proofErr w:type="spellEnd"/>
-      <w:r>
-        <w:t xml:space="preserve"> </w:t>
-      </w:r>
-      <w:proofErr w:type="spellStart"/>
-      <w:r>
-        <w:t>diakhiri</w:t>
-      </w:r>
-      <w:proofErr w:type="spellEnd"/>
-      <w:r>
-        <w:t xml:space="preserve"> </w:t>
-      </w:r>
-      <w:proofErr w:type="spellStart"/>
-      <w:r>
-        <w:t>dengan</w:t>
-      </w:r>
-      <w:proofErr w:type="spellEnd"/>
-      <w:r>
-        <w:t xml:space="preserve"> </w:t>
-      </w:r>
-      <w:proofErr w:type="spellStart"/>
-      <w:r>
-        <w:t>sinyal</w:t>
-      </w:r>
-      <w:proofErr w:type="spellEnd"/>
-      <w:r>
-        <w:t xml:space="preserve"> END </w:t>
-      </w:r>
-      <w:proofErr w:type="spellStart"/>
-      <w:r>
-        <w:t>menggunakan</w:t>
-      </w:r>
-      <w:proofErr w:type="spellEnd"/>
-      <w:r>
-        <w:t xml:space="preserve"> </w:t>
-      </w:r>
-      <w:proofErr w:type="spellStart"/>
-      <w:r>
-        <w:t>kode</w:t>
-      </w:r>
-      <w:proofErr w:type="spellEnd"/>
-      <w:r>
-        <w:t xml:space="preserve"> 0x03, yang </w:t>
-      </w:r>
-      <w:proofErr w:type="spellStart"/>
-      <w:r>
-        <w:t>menjadi</w:t>
-      </w:r>
-      <w:proofErr w:type="spellEnd"/>
-      <w:r>
-        <w:t xml:space="preserve"> </w:t>
-      </w:r>
-      <w:proofErr w:type="spellStart"/>
-      <w:r>
-        <w:t>penanda</w:t>
-      </w:r>
-      <w:proofErr w:type="spellEnd"/>
-      <w:r>
-        <w:t xml:space="preserve"> </w:t>
-      </w:r>
-      <w:proofErr w:type="spellStart"/>
-      <w:r>
-        <w:t>bagi</w:t>
-      </w:r>
-      <w:proofErr w:type="spellEnd"/>
-      <w:r>
-        <w:t xml:space="preserve"> </w:t>
-      </w:r>
-      <w:proofErr w:type="spellStart"/>
-      <w:r>
-        <w:t>penerima</w:t>
-      </w:r>
-      <w:proofErr w:type="spellEnd"/>
-      <w:r>
-        <w:t xml:space="preserve"> </w:t>
-      </w:r>
-      <w:proofErr w:type="spellStart"/>
-      <w:r>
-        <w:t>untuk</w:t>
-      </w:r>
-      <w:proofErr w:type="spellEnd"/>
-      <w:r>
-        <w:t xml:space="preserve"> </w:t>
-      </w:r>
-      <w:proofErr w:type="spellStart"/>
-      <w:r>
-        <w:t>menggabungkan</w:t>
-      </w:r>
-      <w:proofErr w:type="spellEnd"/>
-      <w:r>
-        <w:t xml:space="preserve"> </w:t>
-      </w:r>
-      <w:proofErr w:type="spellStart"/>
-      <w:r>
-        <w:t>kembali</w:t>
-      </w:r>
-      <w:proofErr w:type="spellEnd"/>
-      <w:r>
-        <w:t xml:space="preserve"> </w:t>
-      </w:r>
-      <w:proofErr w:type="spellStart"/>
-      <w:r>
-        <w:t>seluruh</w:t>
-      </w:r>
-      <w:proofErr w:type="spellEnd"/>
-      <w:r>
-        <w:t xml:space="preserve"> </w:t>
-      </w:r>
-      <w:proofErr w:type="spellStart"/>
-      <w:r>
-        <w:t>potongan</w:t>
-      </w:r>
-      <w:proofErr w:type="spellEnd"/>
-      <w:r>
-        <w:t xml:space="preserve"> </w:t>
-      </w:r>
-      <w:proofErr w:type="spellStart"/>
-      <w:r>
-        <w:t>tersebut</w:t>
-      </w:r>
-      <w:proofErr w:type="spellEnd"/>
-      <w:r>
-        <w:t xml:space="preserve"> </w:t>
-      </w:r>
-      <w:proofErr w:type="spellStart"/>
-      <w:r>
-        <w:t>menjadi</w:t>
-      </w:r>
-      <w:proofErr w:type="spellEnd"/>
-      <w:r>
-        <w:t xml:space="preserve"> </w:t>
-      </w:r>
-      <w:proofErr w:type="spellStart"/>
-      <w:r>
-        <w:t>satu</w:t>
-      </w:r>
-      <w:proofErr w:type="spellEnd"/>
-      <w:r>
-        <w:t xml:space="preserve"> data JSON yang </w:t>
-      </w:r>
-      <w:proofErr w:type="spellStart"/>
-      <w:r>
-        <w:t>utuh</w:t>
-      </w:r>
-      <w:proofErr w:type="spellEnd"/>
-      <w:r>
-        <w:t>.</w:t>
-      </w:r>
+        <w:t>utuh.</w:t>
+      </w:r>
+      <w:proofErr w:type="spellEnd"/>
     </w:p>
     <w:sectPr>
       <w:pgSz w:w="12240" w:h="15840"/>

--- a/docs/26-06-26-Catatan-Faik-BLE-SmartWatch.docx
+++ b/docs/26-06-26-Catatan-Faik-BLE-SmartWatch.docx
@@ -12,33 +12,11 @@
       </w:r>
     </w:p>
     <w:p>
-      <w:proofErr w:type="spellStart"/>
       <w:r>
         <w:rPr>
           <w:b/>
         </w:rPr>
-        <w:t>Struktur</w:t>
-      </w:r>
-      <w:proofErr w:type="spellEnd"/>
-      <w:r>
-        <w:rPr>
-          <w:b/>
-        </w:rPr>
-        <w:t xml:space="preserve"> </w:t>
-      </w:r>
-      <w:proofErr w:type="spellStart"/>
-      <w:r>
-        <w:rPr>
-          <w:b/>
-        </w:rPr>
-        <w:t>Layanan</w:t>
-      </w:r>
-      <w:proofErr w:type="spellEnd"/>
-      <w:r>
-        <w:rPr>
-          <w:b/>
-        </w:rPr>
-        <w:t xml:space="preserve"> GATT</w:t>
+        <w:t>Struktur Layanan GATT</w:t>
       </w:r>
     </w:p>
     <w:p>
@@ -70,25 +48,24 @@
         <w:jc w:val="both"/>
       </w:pPr>
       <w:r>
-        <w:t>Angka 512 byte hanyalah nilai yang diminta ponsel. MTU yang sebenarnya dipakai ditentukan lewat negosiasi. Nilainya mengikuti kemampuan terkecil dari kedua perangkat, jadi bisa lebih kecil dari 512. Jika permintaan ditolak, MTU tetap memakai nilai default 23 byte.</w:t>
+        <w:t>Angka 512 byte merupakan nilai yang diminta ponsel. Ponsel mengusulkan 512, lalu watch membalas dengan nilai MTU yang sanggup ia dukung. Nilai yang dipakai adalah yang terkecil di antara keduanya, jadi bisa lebih kecil dari 512. Negosiasi ini ditangani oleh sistem Bluetooth, bukan oleh kode aplikasi. Kadang negosiasi gagal, misalnya karena perangkat tidak mendukung MTU besar. Bila gagal, MTU tetap memakai nilai default 23 byte.</w:t>
       </w:r>
+      <w:r/>
+      <w:r/>
     </w:p>
     <w:p>
       <w:pPr>
         <w:jc w:val="both"/>
       </w:pPr>
       <w:r>
-        <w:rPr>
-          <w:b w:val="0"/>
-        </w:rPr>
         <w:t>Besar potongan data (chunk) pada tiap frame mengikuti MTU, yaitu MTU dikurangi 4 byte. Karena itu, MTU hanya menentukan banyaknya potongan, bukan kelengkapan data. Setiap batch selalu diawali satu frame START dan ditutup satu frame END. Yang berubah hanya jumlah frame DATA di antara keduanya. Bila MTU besar, potongannya besar, sehingga frame DATA sedikit dan transfer cepat. Bila MTU kecil, potongannya kecil, sehingga frame DATA banyak dan transfer lambat. Tabel berikut membandingkan satu batch (sekitar 228 record, ~10.717 byte) pada dua nilai MTU:</w:t>
       </w:r>
     </w:p>
     <w:tbl>
       <w:tblPr>
         <w:tblStyle w:val="TableGrid"/>
-        <w:tblW w:type="auto" w:w="0"/>
-        <w:tblLook w:firstColumn="1" w:firstRow="1" w:lastColumn="0" w:lastRow="0" w:noHBand="0" w:noVBand="1" w:val="04A0"/>
+        <w:tblW w:w="0" w:type="auto"/>
+        <w:tblLook w:val="04A0" w:firstRow="1" w:lastRow="0" w:firstColumn="1" w:lastColumn="0" w:noHBand="0" w:noVBand="1"/>
       </w:tblPr>
       <w:tblGrid>
         <w:gridCol w:w="2160"/>
@@ -99,7 +76,7 @@
       <w:tr>
         <w:tc>
           <w:tcPr>
-            <w:tcW w:type="dxa" w:w="2160"/>
+            <w:tcW w:w="2160" w:type="dxa"/>
           </w:tcPr>
           <w:p>
             <w:r>
@@ -113,7 +90,7 @@
         </w:tc>
         <w:tc>
           <w:tcPr>
-            <w:tcW w:type="dxa" w:w="2160"/>
+            <w:tcW w:w="2160" w:type="dxa"/>
           </w:tcPr>
           <w:p>
             <w:r>
@@ -127,7 +104,7 @@
         </w:tc>
         <w:tc>
           <w:tcPr>
-            <w:tcW w:type="dxa" w:w="2160"/>
+            <w:tcW w:w="2160" w:type="dxa"/>
           </w:tcPr>
           <w:p>
             <w:r>
@@ -141,7 +118,7 @@
         </w:tc>
         <w:tc>
           <w:tcPr>
-            <w:tcW w:type="dxa" w:w="2160"/>
+            <w:tcW w:w="2160" w:type="dxa"/>
           </w:tcPr>
           <w:p>
             <w:r>
@@ -157,12 +134,11 @@
       <w:tr>
         <w:tc>
           <w:tcPr>
-            <w:tcW w:type="dxa" w:w="2160"/>
+            <w:tcW w:w="2160" w:type="dxa"/>
           </w:tcPr>
           <w:p>
             <w:r>
               <w:rPr>
-                <w:b w:val="0"/>
                 <w:sz w:val="18"/>
               </w:rPr>
               <w:t>512</w:t>
@@ -171,12 +147,11 @@
         </w:tc>
         <w:tc>
           <w:tcPr>
-            <w:tcW w:type="dxa" w:w="2160"/>
+            <w:tcW w:w="2160" w:type="dxa"/>
           </w:tcPr>
           <w:p>
             <w:r>
               <w:rPr>
-                <w:b w:val="0"/>
                 <w:sz w:val="18"/>
               </w:rPr>
               <w:t>508 byte</w:t>
@@ -185,12 +160,11 @@
         </w:tc>
         <w:tc>
           <w:tcPr>
-            <w:tcW w:type="dxa" w:w="2160"/>
+            <w:tcW w:w="2160" w:type="dxa"/>
           </w:tcPr>
           <w:p>
             <w:r>
               <w:rPr>
-                <w:b w:val="0"/>
                 <w:sz w:val="18"/>
               </w:rPr>
               <w:t>22</w:t>
@@ -199,12 +173,11 @@
         </w:tc>
         <w:tc>
           <w:tcPr>
-            <w:tcW w:type="dxa" w:w="2160"/>
+            <w:tcW w:w="2160" w:type="dxa"/>
           </w:tcPr>
           <w:p>
             <w:r>
               <w:rPr>
-                <w:b w:val="0"/>
                 <w:sz w:val="18"/>
               </w:rPr>
               <w:t>START + 22 + END = 24</w:t>
@@ -215,12 +188,11 @@
       <w:tr>
         <w:tc>
           <w:tcPr>
-            <w:tcW w:type="dxa" w:w="2160"/>
+            <w:tcW w:w="2160" w:type="dxa"/>
           </w:tcPr>
           <w:p>
             <w:r>
               <w:rPr>
-                <w:b w:val="0"/>
                 <w:sz w:val="18"/>
               </w:rPr>
               <w:t>23 (default)</w:t>
@@ -229,12 +201,11 @@
         </w:tc>
         <w:tc>
           <w:tcPr>
-            <w:tcW w:type="dxa" w:w="2160"/>
+            <w:tcW w:w="2160" w:type="dxa"/>
           </w:tcPr>
           <w:p>
             <w:r>
               <w:rPr>
-                <w:b w:val="0"/>
                 <w:sz w:val="18"/>
               </w:rPr>
               <w:t>19 byte</w:t>
@@ -243,12 +214,11 @@
         </w:tc>
         <w:tc>
           <w:tcPr>
-            <w:tcW w:type="dxa" w:w="2160"/>
+            <w:tcW w:w="2160" w:type="dxa"/>
           </w:tcPr>
           <w:p>
             <w:r>
               <w:rPr>
-                <w:b w:val="0"/>
                 <w:sz w:val="18"/>
               </w:rPr>
               <w:t>565</w:t>
@@ -257,12 +227,11 @@
         </w:tc>
         <w:tc>
           <w:tcPr>
-            <w:tcW w:type="dxa" w:w="2160"/>
+            <w:tcW w:w="2160" w:type="dxa"/>
           </w:tcPr>
           <w:p>
             <w:r>
               <w:rPr>
-                <w:b w:val="0"/>
                 <w:sz w:val="18"/>
               </w:rPr>
               <w:t>START + 565 + END = 567</w:t>
@@ -276,10 +245,58 @@
         <w:jc w:val="both"/>
       </w:pPr>
       <w:r>
+        <w:t>Pada kedua kasus, data yang diterima sama persis (228 record). MTU hanya memengaruhi kecepatan, bukan kelengkapan data. Ringkasan alur negosiasi MTU ditunjukkan pada Gambar 1.</w:t>
+      </w:r>
+    </w:p>
+    <w:p>
+      <w:pPr>
+        <w:jc w:val="center"/>
+      </w:pPr>
+      <w:r>
+        <w:drawing>
+          <wp:inline xmlns:a="http://schemas.openxmlformats.org/drawingml/2006/main" xmlns:pic="http://schemas.openxmlformats.org/drawingml/2006/picture">
+            <wp:extent cx="3931920" cy="3657733"/>
+            <wp:docPr id="3" name="Picture 3"/>
+            <wp:cNvGraphicFramePr>
+              <a:graphicFrameLocks noChangeAspect="1"/>
+            </wp:cNvGraphicFramePr>
+            <a:graphic>
+              <a:graphicData uri="http://schemas.openxmlformats.org/drawingml/2006/picture">
+                <pic:pic>
+                  <pic:nvPicPr>
+                    <pic:cNvPr id="0" name="fig_mtu.png"/>
+                    <pic:cNvPicPr/>
+                  </pic:nvPicPr>
+                  <pic:blipFill>
+                    <a:blip r:embed="rId10"/>
+                    <a:stretch>
+                      <a:fillRect/>
+                    </a:stretch>
+                  </pic:blipFill>
+                  <pic:spPr>
+                    <a:xfrm>
+                      <a:off x="0" y="0"/>
+                      <a:ext cx="3931920" cy="3657733"/>
+                    </a:xfrm>
+                    <a:prstGeom prst="rect"/>
+                  </pic:spPr>
+                </pic:pic>
+              </a:graphicData>
+            </a:graphic>
+          </wp:inline>
+        </w:drawing>
+      </w:r>
+    </w:p>
+    <w:p>
+      <w:pPr>
+        <w:jc w:val="center"/>
+      </w:pPr>
+      <w:r>
         <w:rPr>
-          <w:b w:val="0"/>
+          <w:i/>
+          <w:sz w:val="18"/>
         </w:rPr>
-        <w:t>Pada kedua kasus, data yang diterima sama persis (228 record). MTU hanya memengaruhi kecepatan, bukan kelengkapan data.</w:t>
+        <w:t>Gambar 1. Negosiasi MTU: ponsel mengusulkan ukuran, watch membalas dengan yang ia dukung, lalu dipakai nilai terkecil. Bila negosiasi gagal, dipakai MTU default 23 byte.</w:t>
       </w:r>
     </w:p>
     <w:p>
@@ -295,7 +312,11 @@
         <w:jc w:val="both"/>
       </w:pPr>
       <w:r>
-        <w:t>Smartphone mengaktifkan notifikasi dengan menuliskan nilai 0x01 0x00 ke deskriptor CCCD pada karakteristik record. Di sisi smartwatch, permintaan ini ditangani lewat callback onDescriptorWriteRequest, dan perangkat smartphone dicatat sebagai pelanggan (subscriber) yang berhak menerima notifikasi. Sejak titik ini, smartwatch dapat mengirim paket data.</w:t>
+        <w:t xml:space="preserve">Smartphone mengaktifkan notifikasi dengan menuliskan nilai 0x01 0x00 ke deskriptor CCCD pada karakteristik record. Di sisi smartwatch, permintaan ini ditangani lewat callback onDescriptorWriteRequest, dan perangkat smartphone dicatat sebagai pelanggan </w:t>
+      </w:r>
+      <w:r>
+        <w:lastRenderedPageBreak/>
+        <w:t>(subscriber) yang berhak menerima notifikasi. Sejak titik ini, smartwatch dapat mengirim paket data.</w:t>
       </w:r>
     </w:p>
     <w:p>
@@ -311,11 +332,7 @@
         <w:jc w:val="both"/>
       </w:pPr>
       <w:r>
-        <w:t xml:space="preserve">Karena satu paket (JSON array berisi banyak pembacaan) berukuran lebih besar daripada kapasitas satu notifikasi BLE, paket dipecah menjadi beberapa frame. Setiap frame diawali satu byte opcode: START (0x01) menandai awal paket, DATA (0x02) membawa potongan JSON sebesar maksimum MTU-4 byte, dan END (0x03) menandai akhir paket. Frame </w:t>
-      </w:r>
-      <w:r>
-        <w:lastRenderedPageBreak/>
-        <w:t>dikirim satu per satu dengan flow control: frame berikutnya baru dikirim setelah sistem mengonfirmasi frame sebelumnya tuntas terkirim (callback onNotificationSent). Smartphone merangkai kembali potongan-potongan tersebut sampai menerima END, lalu men-decode JSON menjadi daftar pembacaan dan menyimpannya ke SQLite dalam satu transaksi.</w:t>
+        <w:t>Karena satu paket (JSON array berisi banyak pembacaan) berukuran lebih besar daripada kapasitas satu notifikasi BLE, paket dipecah menjadi beberapa frame. Setiap frame diawali satu byte opcode: START (0x01) menandai awal paket, DATA (0x02) membawa potongan JSON sebesar maksimum MTU-4 byte, dan END (0x03) menandai akhir paket. Frame dikirim satu per satu dengan flow control: frame berikutnya baru dikirim setelah sistem mengonfirmasi frame sebelumnya tuntas terkirim (callback onNotificationSent). Smartphone merangkai kembali potongan-potongan tersebut sampai menerima END, lalu men-decode JSON menjadi daftar pembacaan dan menyimpannya ke SQLite dalam satu transaksi.</w:t>
       </w:r>
     </w:p>
     <w:p>
@@ -339,39 +356,7 @@
         <w:jc w:val="both"/>
       </w:pPr>
       <w:r>
-        <w:t xml:space="preserve">Setelah seluruh paket tersimpan di smartphone, smartphone menuliskan jumlah record yang berhasil disimpan ke karakteristik ACK (0000a102). Smartwatch baru menandai data tersebut sebagai sudah terkirim (synced = 1) setelah menerima ACK ini. Bila ACK tidak diterima dalam tenggang waktu (30 detik) - misalnya aplikasi penerima berhenti atau koneksi terputus - data tetap berstatus belum terkirim dan akan dikirim ulang pada giliran berikutnya. Mekanisme ini menutup celah "data dianggap terkirim padahal </w:t>
-      </w:r>
-      <w:proofErr w:type="spellStart"/>
-      <w:r>
-        <w:t>penerima</w:t>
-      </w:r>
-      <w:proofErr w:type="spellEnd"/>
-      <w:r>
-        <w:t xml:space="preserve"> </w:t>
-      </w:r>
-      <w:proofErr w:type="spellStart"/>
-      <w:r>
-        <w:t>tidak</w:t>
-      </w:r>
-      <w:proofErr w:type="spellEnd"/>
-      <w:r>
-        <w:t xml:space="preserve"> </w:t>
-      </w:r>
-      <w:proofErr w:type="spellStart"/>
-      <w:r>
-        <w:t>benar-benar</w:t>
-      </w:r>
-      <w:proofErr w:type="spellEnd"/>
-      <w:r>
-        <w:t xml:space="preserve"> </w:t>
-      </w:r>
-      <w:proofErr w:type="spellStart"/>
-      <w:r>
-        <w:t>menerimanya</w:t>
-      </w:r>
-      <w:proofErr w:type="spellEnd"/>
-      <w:r>
-        <w:t>".</w:t>
+        <w:t>Setelah seluruh paket tersimpan di smartphone, smartphone menuliskan jumlah record yang berhasil disimpan ke karakteristik ACK (0000a102). Smartwatch baru menandai data tersebut sebagai sudah terkirim (synced = 1) setelah menerima ACK ini. Bila ACK tidak diterima dalam tenggang waktu (30 detik) - misalnya aplikasi penerima berhenti atau koneksi terputus - data tetap berstatus belum terkirim dan akan dikirim ulang pada giliran berikutnya. Mekanisme ini menutup celah "data dianggap terkirim padahal penerima tidak benar-benar menerimanya".</w:t>
       </w:r>
     </w:p>
     <w:p>
@@ -387,63 +372,7 @@
         <w:jc w:val="both"/>
       </w:pPr>
       <w:r>
-        <w:t xml:space="preserve">Karena pengiriman ulang dapat membuat satu pembacaan terkirim lebih dari sekali, basis data smartphone diberi indeks unik pada kolom waktu (time) dan </w:t>
-      </w:r>
-      <w:proofErr w:type="spellStart"/>
-      <w:r>
-        <w:t>penyimpanan</w:t>
-      </w:r>
-      <w:proofErr w:type="spellEnd"/>
-      <w:r>
-        <w:t xml:space="preserve"> </w:t>
-      </w:r>
-      <w:proofErr w:type="spellStart"/>
-      <w:r>
-        <w:t>dilakukan</w:t>
-      </w:r>
-      <w:proofErr w:type="spellEnd"/>
-      <w:r>
-        <w:t xml:space="preserve"> </w:t>
-      </w:r>
-      <w:proofErr w:type="spellStart"/>
-      <w:r>
-        <w:t>dengan</w:t>
-      </w:r>
-      <w:proofErr w:type="spellEnd"/>
-      <w:r>
-        <w:t xml:space="preserve"> mode </w:t>
-      </w:r>
-      <w:proofErr w:type="spellStart"/>
-      <w:r>
-        <w:t>abaikan</w:t>
-      </w:r>
-      <w:proofErr w:type="spellEnd"/>
-      <w:r>
-        <w:t xml:space="preserve"> </w:t>
-      </w:r>
-      <w:proofErr w:type="spellStart"/>
-      <w:r>
-        <w:t>bila</w:t>
-      </w:r>
-      <w:proofErr w:type="spellEnd"/>
-      <w:r>
-        <w:t xml:space="preserve"> </w:t>
-      </w:r>
-      <w:proofErr w:type="spellStart"/>
-      <w:r>
-        <w:t>sudah</w:t>
-      </w:r>
-      <w:proofErr w:type="spellEnd"/>
-      <w:r>
-        <w:t xml:space="preserve"> </w:t>
-      </w:r>
-      <w:proofErr w:type="spellStart"/>
-      <w:r>
-        <w:t>ada</w:t>
-      </w:r>
-      <w:proofErr w:type="spellEnd"/>
-      <w:r>
-        <w:t xml:space="preserve"> (INSERT OR IGNORE). Dengan begitu, pengiriman ulang tidak menghasilkan baris ganda dan jumlah duplikat pada hasil ekspor tetap nol. Pencocokan antara data smartwatch dan smartphone tetap memakai kolom time (Unix epoch yang dibuat di smartwatch), sehingga perhitungan tidak bergantung pada sinkronisasi jam kedua perangkat.</w:t>
+        <w:t>Karena pengiriman ulang dapat membuat satu pembacaan terkirim lebih dari sekali, basis data smartphone diberi indeks unik pada kolom waktu (time) dan penyimpanan dilakukan dengan mode abaikan bila sudah ada (INSERT OR IGNORE). Dengan begitu, pengiriman ulang tidak menghasilkan baris ganda dan jumlah duplikat pada hasil ekspor tetap nol. Pencocokan antara data smartwatch dan smartphone tetap memakai kolom time (Unix epoch yang dibuat di smartwatch), sehingga perhitungan tidak bergantung pada sinkronisasi jam kedua perangkat.</w:t>
       </w:r>
     </w:p>
     <w:p>
@@ -469,6 +398,7 @@
           <w:rFonts w:ascii="Consolas" w:hAnsi="Consolas"/>
           <w:sz w:val="18"/>
         </w:rPr>
+        <w:lastRenderedPageBreak/>
         <w:t xml:space="preserve"> {"bpm": 79, "accuracy": 3, "time": 1750636801124}, ... ]</w:t>
       </w:r>
     </w:p>
@@ -480,7 +410,6 @@
         <w:rPr>
           <w:noProof/>
         </w:rPr>
-        <w:lastRenderedPageBreak/>
         <w:drawing>
           <wp:inline distT="0" distB="0" distL="0" distR="0" wp14:anchorId="45958605" wp14:editId="258481DA">
             <wp:extent cx="3839845" cy="6038603"/>
@@ -540,87 +469,7 @@
           <w:i/>
           <w:sz w:val="18"/>
         </w:rPr>
-        <w:t xml:space="preserve">Gambar 1. Jalur komunikasi GATT lengkap: tabel atribut, penyiapan koneksi, berlangganan (CCCD), transfer berbingkai dengan flow control, dan </w:t>
-      </w:r>
-      <w:proofErr w:type="spellStart"/>
-      <w:r>
-        <w:rPr>
-          <w:i/>
-          <w:sz w:val="18"/>
-        </w:rPr>
-        <w:t>penulisan</w:t>
-      </w:r>
-      <w:proofErr w:type="spellEnd"/>
-      <w:r>
-        <w:rPr>
-          <w:i/>
-          <w:sz w:val="18"/>
-        </w:rPr>
-        <w:t xml:space="preserve"> ACK (</w:t>
-      </w:r>
-      <w:proofErr w:type="spellStart"/>
-      <w:r>
-        <w:rPr>
-          <w:i/>
-          <w:sz w:val="18"/>
-        </w:rPr>
-        <w:t>konfirmasi</w:t>
-      </w:r>
-      <w:proofErr w:type="spellEnd"/>
-      <w:r>
-        <w:rPr>
-          <w:i/>
-          <w:sz w:val="18"/>
-        </w:rPr>
-        <w:t xml:space="preserve"> </w:t>
-      </w:r>
-      <w:proofErr w:type="spellStart"/>
-      <w:r>
-        <w:rPr>
-          <w:i/>
-          <w:sz w:val="18"/>
-        </w:rPr>
-        <w:t>penerimaan</w:t>
-      </w:r>
-      <w:proofErr w:type="spellEnd"/>
-      <w:r>
-        <w:rPr>
-          <w:i/>
-          <w:sz w:val="18"/>
-        </w:rPr>
-        <w:t xml:space="preserve">) </w:t>
-      </w:r>
-      <w:proofErr w:type="spellStart"/>
-      <w:r>
-        <w:rPr>
-          <w:i/>
-          <w:sz w:val="18"/>
-        </w:rPr>
-        <w:t>kembali</w:t>
-      </w:r>
-      <w:proofErr w:type="spellEnd"/>
-      <w:r>
-        <w:rPr>
-          <w:i/>
-          <w:sz w:val="18"/>
-        </w:rPr>
-        <w:t xml:space="preserve"> </w:t>
-      </w:r>
-      <w:proofErr w:type="spellStart"/>
-      <w:r>
-        <w:rPr>
-          <w:i/>
-          <w:sz w:val="18"/>
-        </w:rPr>
-        <w:t>ke</w:t>
-      </w:r>
-      <w:proofErr w:type="spellEnd"/>
-      <w:r>
-        <w:rPr>
-          <w:i/>
-          <w:sz w:val="18"/>
-        </w:rPr>
-        <w:t xml:space="preserve"> smartwatch.</w:t>
+        <w:t>Gambar 2. Jalur komunikasi GATT lengkap: tabel atribut, penyiapan koneksi, berlangganan (CCCD), transfer berbingkai dengan flow control, dan penulisan ACK (konfirmasi penerimaan) kembali ke smartwatch.</w:t>
       </w:r>
     </w:p>
     <w:p>
@@ -636,537 +485,24 @@
         </w:rPr>
         <w:t xml:space="preserve">Gambar </w:t>
       </w:r>
-      <w:proofErr w:type="spellStart"/>
       <w:r>
         <w:rPr>
           <w:iCs/>
         </w:rPr>
-        <w:t>diatas</w:t>
+        <w:t xml:space="preserve">diatas </w:t>
       </w:r>
-      <w:proofErr w:type="spellEnd"/>
       <w:r>
         <w:rPr>
           <w:iCs/>
         </w:rPr>
-        <w:t xml:space="preserve"> </w:t>
+        <w:t xml:space="preserve">menyajikan keseluruhan jalur komunikasi Generic Attribute Profile (GATT) berbasis Bluetooth Low Energy (BLE) antara smartwatch yang berperan sebagai peripheral/GATT server dan smartphone sebagai central/GATT client. Bagian atas gambar memperlihatkan tabel atribut yang di-host smartwatch: satu layanan utama (Service 0000a100) yang menaungi karakteristik record (0000a101, properti notify, dilengkapi deskriptor CCCD 0x2902) dan karakteristik konfirmasi (0000a102, properti write). Bagian </w:t>
       </w:r>
-      <w:proofErr w:type="spellStart"/>
       <w:r>
         <w:rPr>
           <w:iCs/>
         </w:rPr>
-        <w:t>menyajikan</w:t>
-      </w:r>
-      <w:proofErr w:type="spellEnd"/>
-      <w:r>
-        <w:rPr>
-          <w:iCs/>
-        </w:rPr>
-        <w:t xml:space="preserve"> </w:t>
-      </w:r>
-      <w:proofErr w:type="spellStart"/>
-      <w:r>
-        <w:rPr>
-          <w:iCs/>
-        </w:rPr>
-        <w:t>keseluruhan</w:t>
-      </w:r>
-      <w:proofErr w:type="spellEnd"/>
-      <w:r>
-        <w:rPr>
-          <w:iCs/>
-        </w:rPr>
-        <w:t xml:space="preserve"> </w:t>
-      </w:r>
-      <w:proofErr w:type="spellStart"/>
-      <w:r>
-        <w:rPr>
-          <w:iCs/>
-        </w:rPr>
-        <w:t>jalur</w:t>
-      </w:r>
-      <w:proofErr w:type="spellEnd"/>
-      <w:r>
-        <w:rPr>
-          <w:iCs/>
-        </w:rPr>
-        <w:t xml:space="preserve"> </w:t>
-      </w:r>
-      <w:proofErr w:type="spellStart"/>
-      <w:r>
-        <w:rPr>
-          <w:iCs/>
-        </w:rPr>
-        <w:t>komunikasi</w:t>
-      </w:r>
-      <w:proofErr w:type="spellEnd"/>
-      <w:r>
-        <w:rPr>
-          <w:iCs/>
-        </w:rPr>
-        <w:t xml:space="preserve"> Generic Attribute Profile (GATT) </w:t>
-      </w:r>
-      <w:proofErr w:type="spellStart"/>
-      <w:r>
-        <w:rPr>
-          <w:iCs/>
-        </w:rPr>
-        <w:t>berbasis</w:t>
-      </w:r>
-      <w:proofErr w:type="spellEnd"/>
-      <w:r>
-        <w:rPr>
-          <w:iCs/>
-        </w:rPr>
-        <w:t xml:space="preserve"> Bluetooth Low Energy (BLE) </w:t>
-      </w:r>
-      <w:proofErr w:type="spellStart"/>
-      <w:r>
-        <w:rPr>
-          <w:iCs/>
-        </w:rPr>
-        <w:t>antara</w:t>
-      </w:r>
-      <w:proofErr w:type="spellEnd"/>
-      <w:r>
-        <w:rPr>
-          <w:iCs/>
-        </w:rPr>
-        <w:t xml:space="preserve"> smartwatch yang </w:t>
-      </w:r>
-      <w:proofErr w:type="spellStart"/>
-      <w:r>
-        <w:rPr>
-          <w:iCs/>
-        </w:rPr>
-        <w:t>berperan</w:t>
-      </w:r>
-      <w:proofErr w:type="spellEnd"/>
-      <w:r>
-        <w:rPr>
-          <w:iCs/>
-        </w:rPr>
-        <w:t xml:space="preserve"> </w:t>
-      </w:r>
-      <w:proofErr w:type="spellStart"/>
-      <w:r>
-        <w:rPr>
-          <w:iCs/>
-        </w:rPr>
-        <w:t>sebagai</w:t>
-      </w:r>
-      <w:proofErr w:type="spellEnd"/>
-      <w:r>
-        <w:rPr>
-          <w:iCs/>
-        </w:rPr>
-        <w:t xml:space="preserve"> peripheral/GATT server dan smartphone </w:t>
-      </w:r>
-      <w:proofErr w:type="spellStart"/>
-      <w:r>
-        <w:rPr>
-          <w:iCs/>
-        </w:rPr>
-        <w:t>sebagai</w:t>
-      </w:r>
-      <w:proofErr w:type="spellEnd"/>
-      <w:r>
-        <w:rPr>
-          <w:iCs/>
-        </w:rPr>
-        <w:t xml:space="preserve"> central/GATT client. Bagian </w:t>
-      </w:r>
-      <w:proofErr w:type="spellStart"/>
-      <w:r>
-        <w:rPr>
-          <w:iCs/>
-        </w:rPr>
-        <w:t>atas</w:t>
-      </w:r>
-      <w:proofErr w:type="spellEnd"/>
-      <w:r>
-        <w:rPr>
-          <w:iCs/>
-        </w:rPr>
-        <w:t xml:space="preserve"> </w:t>
-      </w:r>
-      <w:proofErr w:type="spellStart"/>
-      <w:r>
-        <w:rPr>
-          <w:iCs/>
-        </w:rPr>
-        <w:t>gambar</w:t>
-      </w:r>
-      <w:proofErr w:type="spellEnd"/>
-      <w:r>
-        <w:rPr>
-          <w:iCs/>
-        </w:rPr>
-        <w:t xml:space="preserve"> </w:t>
-      </w:r>
-      <w:proofErr w:type="spellStart"/>
-      <w:r>
-        <w:rPr>
-          <w:iCs/>
-        </w:rPr>
-        <w:t>memperlihatkan</w:t>
-      </w:r>
-      <w:proofErr w:type="spellEnd"/>
-      <w:r>
-        <w:rPr>
-          <w:iCs/>
-        </w:rPr>
-        <w:t xml:space="preserve"> </w:t>
-      </w:r>
-      <w:proofErr w:type="spellStart"/>
-      <w:r>
-        <w:rPr>
-          <w:iCs/>
-        </w:rPr>
-        <w:t>tabel</w:t>
-      </w:r>
-      <w:proofErr w:type="spellEnd"/>
-      <w:r>
-        <w:rPr>
-          <w:iCs/>
-        </w:rPr>
-        <w:t xml:space="preserve"> </w:t>
-      </w:r>
-      <w:proofErr w:type="spellStart"/>
-      <w:r>
-        <w:rPr>
-          <w:iCs/>
-        </w:rPr>
-        <w:t>atribut</w:t>
-      </w:r>
-      <w:proofErr w:type="spellEnd"/>
-      <w:r>
-        <w:rPr>
-          <w:iCs/>
-        </w:rPr>
-        <w:t xml:space="preserve"> yang di-host smartwatch: </w:t>
-      </w:r>
-      <w:proofErr w:type="spellStart"/>
-      <w:r>
-        <w:rPr>
-          <w:iCs/>
-        </w:rPr>
-        <w:t>satu</w:t>
-      </w:r>
-      <w:proofErr w:type="spellEnd"/>
-      <w:r>
-        <w:rPr>
-          <w:iCs/>
-        </w:rPr>
-        <w:t xml:space="preserve"> </w:t>
-      </w:r>
-      <w:proofErr w:type="spellStart"/>
-      <w:r>
-        <w:rPr>
-          <w:iCs/>
-        </w:rPr>
-        <w:t>layanan</w:t>
-      </w:r>
-      <w:proofErr w:type="spellEnd"/>
-      <w:r>
-        <w:rPr>
-          <w:iCs/>
-        </w:rPr>
-        <w:t xml:space="preserve"> </w:t>
-      </w:r>
-      <w:proofErr w:type="spellStart"/>
-      <w:r>
-        <w:rPr>
-          <w:iCs/>
-        </w:rPr>
-        <w:t>utama</w:t>
-      </w:r>
-      <w:proofErr w:type="spellEnd"/>
-      <w:r>
-        <w:rPr>
-          <w:iCs/>
-        </w:rPr>
-        <w:t xml:space="preserve"> (Service 0000a100) yang </w:t>
-      </w:r>
-      <w:proofErr w:type="spellStart"/>
-      <w:r>
-        <w:rPr>
-          <w:iCs/>
-        </w:rPr>
-        <w:t>menaungi</w:t>
-      </w:r>
-      <w:proofErr w:type="spellEnd"/>
-      <w:r>
-        <w:rPr>
-          <w:iCs/>
-        </w:rPr>
-        <w:t xml:space="preserve"> </w:t>
-      </w:r>
-      <w:proofErr w:type="spellStart"/>
-      <w:r>
-        <w:rPr>
-          <w:iCs/>
-        </w:rPr>
-        <w:t>karakteristik</w:t>
-      </w:r>
-      <w:proofErr w:type="spellEnd"/>
-      <w:r>
-        <w:rPr>
-          <w:iCs/>
-        </w:rPr>
-        <w:t xml:space="preserve"> record (0000a101, </w:t>
-      </w:r>
-      <w:proofErr w:type="spellStart"/>
-      <w:r>
-        <w:rPr>
-          <w:iCs/>
-        </w:rPr>
-        <w:t>properti</w:t>
-      </w:r>
-      <w:proofErr w:type="spellEnd"/>
-      <w:r>
-        <w:rPr>
-          <w:iCs/>
-        </w:rPr>
-        <w:t xml:space="preserve"> notify, </w:t>
-      </w:r>
-      <w:proofErr w:type="spellStart"/>
-      <w:r>
-        <w:rPr>
-          <w:iCs/>
-        </w:rPr>
-        <w:t>dilengkapi</w:t>
-      </w:r>
-      <w:proofErr w:type="spellEnd"/>
-      <w:r>
-        <w:rPr>
-          <w:iCs/>
-        </w:rPr>
-        <w:t xml:space="preserve"> </w:t>
-      </w:r>
-      <w:proofErr w:type="spellStart"/>
-      <w:r>
-        <w:rPr>
-          <w:iCs/>
-        </w:rPr>
-        <w:t>deskriptor</w:t>
-      </w:r>
-      <w:proofErr w:type="spellEnd"/>
-      <w:r>
-        <w:rPr>
-          <w:iCs/>
-        </w:rPr>
-        <w:t xml:space="preserve"> CCCD 0x2902) dan </w:t>
-      </w:r>
-      <w:proofErr w:type="spellStart"/>
-      <w:r>
-        <w:rPr>
-          <w:iCs/>
-        </w:rPr>
-        <w:t>karakteristik</w:t>
-      </w:r>
-      <w:proofErr w:type="spellEnd"/>
-      <w:r>
-        <w:rPr>
-          <w:iCs/>
-        </w:rPr>
-        <w:t xml:space="preserve"> </w:t>
-      </w:r>
-      <w:proofErr w:type="spellStart"/>
-      <w:r>
-        <w:rPr>
-          <w:iCs/>
-        </w:rPr>
-        <w:t>konfirmasi</w:t>
-      </w:r>
-      <w:proofErr w:type="spellEnd"/>
-      <w:r>
-        <w:rPr>
-          <w:iCs/>
-        </w:rPr>
-        <w:t xml:space="preserve"> (0000a102, </w:t>
-      </w:r>
-      <w:proofErr w:type="spellStart"/>
-      <w:r>
-        <w:rPr>
-          <w:iCs/>
-        </w:rPr>
-        <w:t>properti</w:t>
-      </w:r>
-      <w:proofErr w:type="spellEnd"/>
-      <w:r>
-        <w:rPr>
-          <w:iCs/>
-        </w:rPr>
-        <w:t xml:space="preserve"> write). Bagian </w:t>
-      </w:r>
-      <w:proofErr w:type="spellStart"/>
-      <w:r>
-        <w:rPr>
-          <w:iCs/>
-        </w:rPr>
-        <w:t>bawah</w:t>
-      </w:r>
-      <w:proofErr w:type="spellEnd"/>
-      <w:r>
-        <w:rPr>
-          <w:iCs/>
-        </w:rPr>
-        <w:t xml:space="preserve"> </w:t>
-      </w:r>
-      <w:proofErr w:type="spellStart"/>
-      <w:r>
-        <w:rPr>
-          <w:iCs/>
-        </w:rPr>
-        <w:t>memperlihatkan</w:t>
-      </w:r>
-      <w:proofErr w:type="spellEnd"/>
-      <w:r>
-        <w:rPr>
-          <w:iCs/>
-        </w:rPr>
-        <w:t xml:space="preserve"> </w:t>
-      </w:r>
-      <w:proofErr w:type="spellStart"/>
-      <w:r>
-        <w:rPr>
-          <w:iCs/>
-        </w:rPr>
-        <w:t>urutan</w:t>
-      </w:r>
-      <w:proofErr w:type="spellEnd"/>
-      <w:r>
-        <w:rPr>
-          <w:iCs/>
-        </w:rPr>
-        <w:t xml:space="preserve"> </w:t>
-      </w:r>
-      <w:proofErr w:type="spellStart"/>
-      <w:r>
-        <w:rPr>
-          <w:iCs/>
-        </w:rPr>
-        <w:t>pertukaran</w:t>
-      </w:r>
-      <w:proofErr w:type="spellEnd"/>
-      <w:r>
-        <w:rPr>
-          <w:iCs/>
-        </w:rPr>
-        <w:t xml:space="preserve"> </w:t>
-      </w:r>
-      <w:proofErr w:type="spellStart"/>
-      <w:r>
-        <w:rPr>
-          <w:iCs/>
-        </w:rPr>
-        <w:t>pesan</w:t>
-      </w:r>
-      <w:proofErr w:type="spellEnd"/>
-      <w:r>
-        <w:rPr>
-          <w:iCs/>
-        </w:rPr>
-        <w:t xml:space="preserve"> </w:t>
-      </w:r>
-      <w:proofErr w:type="spellStart"/>
-      <w:r>
-        <w:rPr>
-          <w:iCs/>
-        </w:rPr>
-        <w:t>antarperangkat</w:t>
-      </w:r>
-      <w:proofErr w:type="spellEnd"/>
-      <w:r>
-        <w:rPr>
-          <w:iCs/>
-        </w:rPr>
-        <w:t xml:space="preserve"> </w:t>
-      </w:r>
-      <w:proofErr w:type="spellStart"/>
-      <w:r>
-        <w:rPr>
-          <w:iCs/>
-        </w:rPr>
-        <w:t>sepanjang</w:t>
-      </w:r>
-      <w:proofErr w:type="spellEnd"/>
-      <w:r>
-        <w:rPr>
-          <w:iCs/>
-        </w:rPr>
-        <w:t xml:space="preserve"> </w:t>
-      </w:r>
-      <w:proofErr w:type="spellStart"/>
-      <w:r>
-        <w:rPr>
-          <w:iCs/>
-        </w:rPr>
-        <w:t>waktu</w:t>
-      </w:r>
-      <w:proofErr w:type="spellEnd"/>
-      <w:r>
-        <w:rPr>
-          <w:iCs/>
-        </w:rPr>
-        <w:t xml:space="preserve">, yang </w:t>
-      </w:r>
-      <w:proofErr w:type="spellStart"/>
-      <w:r>
-        <w:rPr>
-          <w:iCs/>
-        </w:rPr>
-        <w:t>dikelompokkan</w:t>
-      </w:r>
-      <w:proofErr w:type="spellEnd"/>
-      <w:r>
-        <w:rPr>
-          <w:iCs/>
-        </w:rPr>
-        <w:t xml:space="preserve"> </w:t>
-      </w:r>
-      <w:proofErr w:type="spellStart"/>
-      <w:r>
-        <w:rPr>
-          <w:iCs/>
-        </w:rPr>
-        <w:t>ke</w:t>
-      </w:r>
-      <w:proofErr w:type="spellEnd"/>
-      <w:r>
-        <w:rPr>
-          <w:iCs/>
-        </w:rPr>
-        <w:t xml:space="preserve"> </w:t>
-      </w:r>
-      <w:proofErr w:type="spellStart"/>
-      <w:r>
-        <w:rPr>
-          <w:iCs/>
-        </w:rPr>
-        <w:t>dalam</w:t>
-      </w:r>
-      <w:proofErr w:type="spellEnd"/>
-      <w:r>
-        <w:rPr>
-          <w:iCs/>
-        </w:rPr>
-        <w:t xml:space="preserve"> lima </w:t>
-      </w:r>
-      <w:proofErr w:type="spellStart"/>
-      <w:r>
-        <w:rPr>
-          <w:iCs/>
-        </w:rPr>
-        <w:t>fase</w:t>
-      </w:r>
-      <w:proofErr w:type="spellEnd"/>
-      <w:r>
-        <w:rPr>
-          <w:iCs/>
-        </w:rPr>
-        <w:t>.</w:t>
+        <w:lastRenderedPageBreak/>
+        <w:t>bawah memperlihatkan urutan pertukaran pesan antarperangkat sepanjang waktu, yang dikelompokkan ke dalam lima fase.</w:t>
       </w:r>
     </w:p>
     <w:p>
@@ -1188,1253 +524,7 @@
         <w:rPr>
           <w:iCs/>
         </w:rPr>
-        <w:t xml:space="preserve">Pada </w:t>
-      </w:r>
-      <w:proofErr w:type="spellStart"/>
-      <w:r>
-        <w:rPr>
-          <w:iCs/>
-        </w:rPr>
-        <w:t>fase</w:t>
-      </w:r>
-      <w:proofErr w:type="spellEnd"/>
-      <w:r>
-        <w:rPr>
-          <w:iCs/>
-        </w:rPr>
-        <w:t xml:space="preserve"> Setup, smartwatch </w:t>
-      </w:r>
-      <w:proofErr w:type="spellStart"/>
-      <w:r>
-        <w:rPr>
-          <w:iCs/>
-        </w:rPr>
-        <w:t>membuka</w:t>
-      </w:r>
-      <w:proofErr w:type="spellEnd"/>
-      <w:r>
-        <w:rPr>
-          <w:iCs/>
-        </w:rPr>
-        <w:t xml:space="preserve"> GATT server, </w:t>
-      </w:r>
-      <w:proofErr w:type="spellStart"/>
-      <w:r>
-        <w:rPr>
-          <w:iCs/>
-        </w:rPr>
-        <w:t>mendaftarkan</w:t>
-      </w:r>
-      <w:proofErr w:type="spellEnd"/>
-      <w:r>
-        <w:rPr>
-          <w:iCs/>
-        </w:rPr>
-        <w:t xml:space="preserve"> </w:t>
-      </w:r>
-      <w:proofErr w:type="spellStart"/>
-      <w:r>
-        <w:rPr>
-          <w:iCs/>
-        </w:rPr>
-        <w:t>layanan</w:t>
-      </w:r>
-      <w:proofErr w:type="spellEnd"/>
-      <w:r>
-        <w:rPr>
-          <w:iCs/>
-        </w:rPr>
-        <w:t xml:space="preserve"> </w:t>
-      </w:r>
-      <w:proofErr w:type="spellStart"/>
-      <w:r>
-        <w:rPr>
-          <w:iCs/>
-        </w:rPr>
-        <w:t>beserta</w:t>
-      </w:r>
-      <w:proofErr w:type="spellEnd"/>
-      <w:r>
-        <w:rPr>
-          <w:iCs/>
-        </w:rPr>
-        <w:t xml:space="preserve"> </w:t>
-      </w:r>
-      <w:proofErr w:type="spellStart"/>
-      <w:r>
-        <w:rPr>
-          <w:iCs/>
-        </w:rPr>
-        <w:t>karakteristiknya</w:t>
-      </w:r>
-      <w:proofErr w:type="spellEnd"/>
-      <w:r>
-        <w:rPr>
-          <w:iCs/>
-        </w:rPr>
-        <w:t xml:space="preserve">, </w:t>
-      </w:r>
-      <w:proofErr w:type="spellStart"/>
-      <w:r>
-        <w:rPr>
-          <w:iCs/>
-        </w:rPr>
-        <w:t>lalu</w:t>
-      </w:r>
-      <w:proofErr w:type="spellEnd"/>
-      <w:r>
-        <w:rPr>
-          <w:iCs/>
-        </w:rPr>
-        <w:t xml:space="preserve"> </w:t>
-      </w:r>
-      <w:proofErr w:type="spellStart"/>
-      <w:r>
-        <w:rPr>
-          <w:iCs/>
-        </w:rPr>
-        <w:t>memancarkan</w:t>
-      </w:r>
-      <w:proofErr w:type="spellEnd"/>
-      <w:r>
-        <w:rPr>
-          <w:iCs/>
-        </w:rPr>
-        <w:t xml:space="preserve"> </w:t>
-      </w:r>
-      <w:proofErr w:type="spellStart"/>
-      <w:r>
-        <w:rPr>
-          <w:iCs/>
-        </w:rPr>
-        <w:t>iklan</w:t>
-      </w:r>
-      <w:proofErr w:type="spellEnd"/>
-      <w:r>
-        <w:rPr>
-          <w:iCs/>
-        </w:rPr>
-        <w:t xml:space="preserve"> (advertising) </w:t>
-      </w:r>
-      <w:proofErr w:type="spellStart"/>
-      <w:r>
-        <w:rPr>
-          <w:iCs/>
-        </w:rPr>
-        <w:t>berisi</w:t>
-      </w:r>
-      <w:proofErr w:type="spellEnd"/>
-      <w:r>
-        <w:rPr>
-          <w:iCs/>
-        </w:rPr>
-        <w:t xml:space="preserve"> UUID </w:t>
-      </w:r>
-      <w:proofErr w:type="spellStart"/>
-      <w:r>
-        <w:rPr>
-          <w:iCs/>
-        </w:rPr>
-        <w:t>layanan</w:t>
-      </w:r>
-      <w:proofErr w:type="spellEnd"/>
-      <w:r>
-        <w:rPr>
-          <w:iCs/>
-        </w:rPr>
-        <w:t xml:space="preserve">. Pada </w:t>
-      </w:r>
-      <w:proofErr w:type="spellStart"/>
-      <w:r>
-        <w:rPr>
-          <w:iCs/>
-        </w:rPr>
-        <w:t>fase</w:t>
-      </w:r>
-      <w:proofErr w:type="spellEnd"/>
-      <w:r>
-        <w:rPr>
-          <w:iCs/>
-        </w:rPr>
-        <w:t xml:space="preserve"> Connect &amp; discover, smartphone </w:t>
-      </w:r>
-      <w:proofErr w:type="spellStart"/>
-      <w:r>
-        <w:rPr>
-          <w:iCs/>
-        </w:rPr>
-        <w:t>memindai</w:t>
-      </w:r>
-      <w:proofErr w:type="spellEnd"/>
-      <w:r>
-        <w:rPr>
-          <w:iCs/>
-        </w:rPr>
-        <w:t xml:space="preserve">, </w:t>
-      </w:r>
-      <w:proofErr w:type="spellStart"/>
-      <w:r>
-        <w:rPr>
-          <w:iCs/>
-        </w:rPr>
-        <w:t>membangun</w:t>
-      </w:r>
-      <w:proofErr w:type="spellEnd"/>
-      <w:r>
-        <w:rPr>
-          <w:iCs/>
-        </w:rPr>
-        <w:t xml:space="preserve"> </w:t>
-      </w:r>
-      <w:proofErr w:type="spellStart"/>
-      <w:r>
-        <w:rPr>
-          <w:iCs/>
-        </w:rPr>
-        <w:t>koneksi</w:t>
-      </w:r>
-      <w:proofErr w:type="spellEnd"/>
-      <w:r>
-        <w:rPr>
-          <w:iCs/>
-        </w:rPr>
-        <w:t xml:space="preserve">, </w:t>
-      </w:r>
-      <w:proofErr w:type="spellStart"/>
-      <w:r>
-        <w:rPr>
-          <w:iCs/>
-        </w:rPr>
-        <w:t>menegosiasikan</w:t>
-      </w:r>
-      <w:proofErr w:type="spellEnd"/>
-      <w:r>
-        <w:rPr>
-          <w:iCs/>
-        </w:rPr>
-        <w:t xml:space="preserve"> MTU (</w:t>
-      </w:r>
-      <w:proofErr w:type="spellStart"/>
-      <w:r>
-        <w:rPr>
-          <w:iCs/>
-        </w:rPr>
-        <w:t>hingga</w:t>
-      </w:r>
-      <w:proofErr w:type="spellEnd"/>
-      <w:r>
-        <w:rPr>
-          <w:iCs/>
-        </w:rPr>
-        <w:t xml:space="preserve"> 512 byte), dan </w:t>
-      </w:r>
-      <w:proofErr w:type="spellStart"/>
-      <w:r>
-        <w:rPr>
-          <w:iCs/>
-        </w:rPr>
-        <w:t>menelusuri</w:t>
-      </w:r>
-      <w:proofErr w:type="spellEnd"/>
-      <w:r>
-        <w:rPr>
-          <w:iCs/>
-        </w:rPr>
-        <w:t xml:space="preserve"> </w:t>
-      </w:r>
-      <w:proofErr w:type="spellStart"/>
-      <w:r>
-        <w:rPr>
-          <w:iCs/>
-        </w:rPr>
-        <w:t>layanan</w:t>
-      </w:r>
-      <w:proofErr w:type="spellEnd"/>
-      <w:r>
-        <w:rPr>
-          <w:iCs/>
-        </w:rPr>
-        <w:t xml:space="preserve"> </w:t>
-      </w:r>
-      <w:proofErr w:type="spellStart"/>
-      <w:r>
-        <w:rPr>
-          <w:iCs/>
-        </w:rPr>
-        <w:t>untuk</w:t>
-      </w:r>
-      <w:proofErr w:type="spellEnd"/>
-      <w:r>
-        <w:rPr>
-          <w:iCs/>
-        </w:rPr>
-        <w:t xml:space="preserve"> </w:t>
-      </w:r>
-      <w:proofErr w:type="spellStart"/>
-      <w:r>
-        <w:rPr>
-          <w:iCs/>
-        </w:rPr>
-        <w:t>menemukan</w:t>
-      </w:r>
-      <w:proofErr w:type="spellEnd"/>
-      <w:r>
-        <w:rPr>
-          <w:iCs/>
-        </w:rPr>
-        <w:t xml:space="preserve"> </w:t>
-      </w:r>
-      <w:proofErr w:type="spellStart"/>
-      <w:r>
-        <w:rPr>
-          <w:iCs/>
-        </w:rPr>
-        <w:t>karakteristik</w:t>
-      </w:r>
-      <w:proofErr w:type="spellEnd"/>
-      <w:r>
-        <w:rPr>
-          <w:iCs/>
-        </w:rPr>
-        <w:t xml:space="preserve"> yang </w:t>
-      </w:r>
-      <w:proofErr w:type="spellStart"/>
-      <w:r>
-        <w:rPr>
-          <w:iCs/>
-        </w:rPr>
-        <w:t>dibutuhkan</w:t>
-      </w:r>
-      <w:proofErr w:type="spellEnd"/>
-      <w:r>
-        <w:rPr>
-          <w:iCs/>
-        </w:rPr>
-        <w:t xml:space="preserve">. Pada </w:t>
-      </w:r>
-      <w:proofErr w:type="spellStart"/>
-      <w:r>
-        <w:rPr>
-          <w:iCs/>
-        </w:rPr>
-        <w:t>fase</w:t>
-      </w:r>
-      <w:proofErr w:type="spellEnd"/>
-      <w:r>
-        <w:rPr>
-          <w:iCs/>
-        </w:rPr>
-        <w:t xml:space="preserve"> Subscribe, smartphone </w:t>
-      </w:r>
-      <w:proofErr w:type="spellStart"/>
-      <w:r>
-        <w:rPr>
-          <w:iCs/>
-        </w:rPr>
-        <w:t>mengaktifkan</w:t>
-      </w:r>
-      <w:proofErr w:type="spellEnd"/>
-      <w:r>
-        <w:rPr>
-          <w:iCs/>
-        </w:rPr>
-        <w:t xml:space="preserve"> </w:t>
-      </w:r>
-      <w:proofErr w:type="spellStart"/>
-      <w:r>
-        <w:rPr>
-          <w:iCs/>
-        </w:rPr>
-        <w:t>notifikasi</w:t>
-      </w:r>
-      <w:proofErr w:type="spellEnd"/>
-      <w:r>
-        <w:rPr>
-          <w:iCs/>
-        </w:rPr>
-        <w:t xml:space="preserve"> </w:t>
-      </w:r>
-      <w:proofErr w:type="spellStart"/>
-      <w:r>
-        <w:rPr>
-          <w:iCs/>
-        </w:rPr>
-        <w:t>dengan</w:t>
-      </w:r>
-      <w:proofErr w:type="spellEnd"/>
-      <w:r>
-        <w:rPr>
-          <w:iCs/>
-        </w:rPr>
-        <w:t xml:space="preserve"> </w:t>
-      </w:r>
-      <w:proofErr w:type="spellStart"/>
-      <w:r>
-        <w:rPr>
-          <w:iCs/>
-        </w:rPr>
-        <w:t>menulis</w:t>
-      </w:r>
-      <w:proofErr w:type="spellEnd"/>
-      <w:r>
-        <w:rPr>
-          <w:iCs/>
-        </w:rPr>
-        <w:t xml:space="preserve"> </w:t>
-      </w:r>
-      <w:proofErr w:type="spellStart"/>
-      <w:r>
-        <w:rPr>
-          <w:iCs/>
-        </w:rPr>
-        <w:t>nilai</w:t>
-      </w:r>
-      <w:proofErr w:type="spellEnd"/>
-      <w:r>
-        <w:rPr>
-          <w:iCs/>
-        </w:rPr>
-        <w:t xml:space="preserve"> 0x01 0x00 </w:t>
-      </w:r>
-      <w:proofErr w:type="spellStart"/>
-      <w:r>
-        <w:rPr>
-          <w:iCs/>
-        </w:rPr>
-        <w:t>ke</w:t>
-      </w:r>
-      <w:proofErr w:type="spellEnd"/>
-      <w:r>
-        <w:rPr>
-          <w:iCs/>
-        </w:rPr>
-        <w:t xml:space="preserve"> </w:t>
-      </w:r>
-      <w:proofErr w:type="spellStart"/>
-      <w:r>
-        <w:rPr>
-          <w:iCs/>
-        </w:rPr>
-        <w:t>deskriptor</w:t>
-      </w:r>
-      <w:proofErr w:type="spellEnd"/>
-      <w:r>
-        <w:rPr>
-          <w:iCs/>
-        </w:rPr>
-        <w:t xml:space="preserve"> CCCD, yang </w:t>
-      </w:r>
-      <w:proofErr w:type="spellStart"/>
-      <w:r>
-        <w:rPr>
-          <w:iCs/>
-        </w:rPr>
-        <w:t>kemudian</w:t>
-      </w:r>
-      <w:proofErr w:type="spellEnd"/>
-      <w:r>
-        <w:rPr>
-          <w:iCs/>
-        </w:rPr>
-        <w:t xml:space="preserve"> </w:t>
-      </w:r>
-      <w:proofErr w:type="spellStart"/>
-      <w:r>
-        <w:rPr>
-          <w:iCs/>
-        </w:rPr>
-        <w:t>dicatat</w:t>
-      </w:r>
-      <w:proofErr w:type="spellEnd"/>
-      <w:r>
-        <w:rPr>
-          <w:iCs/>
-        </w:rPr>
-        <w:t xml:space="preserve"> smartwatch </w:t>
-      </w:r>
-      <w:proofErr w:type="spellStart"/>
-      <w:r>
-        <w:rPr>
-          <w:iCs/>
-        </w:rPr>
-        <w:t>sebagai</w:t>
-      </w:r>
-      <w:proofErr w:type="spellEnd"/>
-      <w:r>
-        <w:rPr>
-          <w:iCs/>
-        </w:rPr>
-        <w:t xml:space="preserve"> </w:t>
-      </w:r>
-      <w:proofErr w:type="spellStart"/>
-      <w:r>
-        <w:rPr>
-          <w:iCs/>
-        </w:rPr>
-        <w:t>pelanggan</w:t>
-      </w:r>
-      <w:proofErr w:type="spellEnd"/>
-      <w:r>
-        <w:rPr>
-          <w:iCs/>
-        </w:rPr>
-        <w:t xml:space="preserve"> (subscriber). Pada </w:t>
-      </w:r>
-      <w:proofErr w:type="spellStart"/>
-      <w:r>
-        <w:rPr>
-          <w:iCs/>
-        </w:rPr>
-        <w:t>fase</w:t>
-      </w:r>
-      <w:proofErr w:type="spellEnd"/>
-      <w:r>
-        <w:rPr>
-          <w:iCs/>
-        </w:rPr>
-        <w:t xml:space="preserve"> Notify, smartwatch </w:t>
-      </w:r>
-      <w:proofErr w:type="spellStart"/>
-      <w:r>
-        <w:rPr>
-          <w:iCs/>
-        </w:rPr>
-        <w:t>mengirim</w:t>
-      </w:r>
-      <w:proofErr w:type="spellEnd"/>
-      <w:r>
-        <w:rPr>
-          <w:iCs/>
-        </w:rPr>
-        <w:t xml:space="preserve"> batch data </w:t>
-      </w:r>
-      <w:proofErr w:type="spellStart"/>
-      <w:r>
-        <w:rPr>
-          <w:iCs/>
-        </w:rPr>
-        <w:t>secara</w:t>
-      </w:r>
-      <w:proofErr w:type="spellEnd"/>
-      <w:r>
-        <w:rPr>
-          <w:iCs/>
-        </w:rPr>
-        <w:t xml:space="preserve"> </w:t>
-      </w:r>
-      <w:proofErr w:type="spellStart"/>
-      <w:r>
-        <w:rPr>
-          <w:iCs/>
-        </w:rPr>
-        <w:t>berbingkai</w:t>
-      </w:r>
-      <w:proofErr w:type="spellEnd"/>
-      <w:r>
-        <w:rPr>
-          <w:iCs/>
-        </w:rPr>
-        <w:t xml:space="preserve">; </w:t>
-      </w:r>
-      <w:proofErr w:type="spellStart"/>
-      <w:r>
-        <w:rPr>
-          <w:iCs/>
-        </w:rPr>
-        <w:t>bingkai</w:t>
-      </w:r>
-      <w:proofErr w:type="spellEnd"/>
-      <w:r>
-        <w:rPr>
-          <w:iCs/>
-        </w:rPr>
-        <w:t xml:space="preserve"> </w:t>
-      </w:r>
-      <w:proofErr w:type="spellStart"/>
-      <w:r>
-        <w:rPr>
-          <w:iCs/>
-        </w:rPr>
-        <w:t>bertanda</w:t>
-      </w:r>
-      <w:proofErr w:type="spellEnd"/>
-      <w:r>
-        <w:rPr>
-          <w:iCs/>
-        </w:rPr>
-        <w:t xml:space="preserve"> “loop [per frame]” </w:t>
-      </w:r>
-      <w:proofErr w:type="spellStart"/>
-      <w:r>
-        <w:rPr>
-          <w:iCs/>
-        </w:rPr>
-        <w:t>menegaskan</w:t>
-      </w:r>
-      <w:proofErr w:type="spellEnd"/>
-      <w:r>
-        <w:rPr>
-          <w:iCs/>
-        </w:rPr>
-        <w:t xml:space="preserve"> </w:t>
-      </w:r>
-      <w:proofErr w:type="spellStart"/>
-      <w:r>
-        <w:rPr>
-          <w:iCs/>
-        </w:rPr>
-        <w:t>bahwa</w:t>
-      </w:r>
-      <w:proofErr w:type="spellEnd"/>
-      <w:r>
-        <w:rPr>
-          <w:iCs/>
-        </w:rPr>
-        <w:t xml:space="preserve"> </w:t>
-      </w:r>
-      <w:proofErr w:type="spellStart"/>
-      <w:r>
-        <w:rPr>
-          <w:iCs/>
-        </w:rPr>
-        <w:t>setiap</w:t>
-      </w:r>
-      <w:proofErr w:type="spellEnd"/>
-      <w:r>
-        <w:rPr>
-          <w:iCs/>
-        </w:rPr>
-        <w:t xml:space="preserve"> frame </w:t>
-      </w:r>
-      <w:proofErr w:type="spellStart"/>
-      <w:r>
-        <w:rPr>
-          <w:iCs/>
-        </w:rPr>
-        <w:t>dikirim</w:t>
-      </w:r>
-      <w:proofErr w:type="spellEnd"/>
-      <w:r>
-        <w:rPr>
-          <w:iCs/>
-        </w:rPr>
-        <w:t xml:space="preserve"> </w:t>
-      </w:r>
-      <w:proofErr w:type="spellStart"/>
-      <w:r>
-        <w:rPr>
-          <w:iCs/>
-        </w:rPr>
-        <w:t>satu</w:t>
-      </w:r>
-      <w:proofErr w:type="spellEnd"/>
-      <w:r>
-        <w:rPr>
-          <w:iCs/>
-        </w:rPr>
-        <w:t xml:space="preserve"> per </w:t>
-      </w:r>
-      <w:proofErr w:type="spellStart"/>
-      <w:r>
-        <w:rPr>
-          <w:iCs/>
-        </w:rPr>
-        <w:t>satu</w:t>
-      </w:r>
-      <w:proofErr w:type="spellEnd"/>
-      <w:r>
-        <w:rPr>
-          <w:iCs/>
-        </w:rPr>
-        <w:t xml:space="preserve"> </w:t>
-      </w:r>
-      <w:proofErr w:type="spellStart"/>
-      <w:r>
-        <w:rPr>
-          <w:iCs/>
-        </w:rPr>
-        <w:t>dengan</w:t>
-      </w:r>
-      <w:proofErr w:type="spellEnd"/>
-      <w:r>
-        <w:rPr>
-          <w:iCs/>
-        </w:rPr>
-        <w:t xml:space="preserve"> flow control frame </w:t>
-      </w:r>
-      <w:proofErr w:type="spellStart"/>
-      <w:r>
-        <w:rPr>
-          <w:iCs/>
-        </w:rPr>
-        <w:t>berikutnya</w:t>
-      </w:r>
-      <w:proofErr w:type="spellEnd"/>
-      <w:r>
-        <w:rPr>
-          <w:iCs/>
-        </w:rPr>
-        <w:t xml:space="preserve"> </w:t>
-      </w:r>
-      <w:proofErr w:type="spellStart"/>
-      <w:r>
-        <w:rPr>
-          <w:iCs/>
-        </w:rPr>
-        <w:t>baru</w:t>
-      </w:r>
-      <w:proofErr w:type="spellEnd"/>
-      <w:r>
-        <w:rPr>
-          <w:iCs/>
-        </w:rPr>
-        <w:t xml:space="preserve"> </w:t>
-      </w:r>
-      <w:proofErr w:type="spellStart"/>
-      <w:r>
-        <w:rPr>
-          <w:iCs/>
-        </w:rPr>
-        <w:t>dikirim</w:t>
-      </w:r>
-      <w:proofErr w:type="spellEnd"/>
-      <w:r>
-        <w:rPr>
-          <w:iCs/>
-        </w:rPr>
-        <w:t xml:space="preserve"> </w:t>
-      </w:r>
-      <w:proofErr w:type="spellStart"/>
-      <w:r>
-        <w:rPr>
-          <w:iCs/>
-        </w:rPr>
-        <w:t>setelah</w:t>
-      </w:r>
-      <w:proofErr w:type="spellEnd"/>
-      <w:r>
-        <w:rPr>
-          <w:iCs/>
-        </w:rPr>
-        <w:t xml:space="preserve"> </w:t>
-      </w:r>
-      <w:proofErr w:type="spellStart"/>
-      <w:r>
-        <w:rPr>
-          <w:iCs/>
-        </w:rPr>
-        <w:t>pengiriman</w:t>
-      </w:r>
-      <w:proofErr w:type="spellEnd"/>
-      <w:r>
-        <w:rPr>
-          <w:iCs/>
-        </w:rPr>
-        <w:t xml:space="preserve"> frame </w:t>
-      </w:r>
-      <w:proofErr w:type="spellStart"/>
-      <w:r>
-        <w:rPr>
-          <w:iCs/>
-        </w:rPr>
-        <w:t>sebelumnya</w:t>
-      </w:r>
-      <w:proofErr w:type="spellEnd"/>
-      <w:r>
-        <w:rPr>
-          <w:iCs/>
-        </w:rPr>
-        <w:t xml:space="preserve"> </w:t>
-      </w:r>
-      <w:proofErr w:type="spellStart"/>
-      <w:r>
-        <w:rPr>
-          <w:iCs/>
-        </w:rPr>
-        <w:t>dikonfirmasi</w:t>
-      </w:r>
-      <w:proofErr w:type="spellEnd"/>
-      <w:r>
-        <w:rPr>
-          <w:iCs/>
-        </w:rPr>
-        <w:t xml:space="preserve"> </w:t>
-      </w:r>
-      <w:proofErr w:type="spellStart"/>
-      <w:r>
-        <w:rPr>
-          <w:iCs/>
-        </w:rPr>
-        <w:t>tuntas</w:t>
-      </w:r>
-      <w:proofErr w:type="spellEnd"/>
-      <w:r>
-        <w:rPr>
-          <w:iCs/>
-        </w:rPr>
-        <w:t xml:space="preserve"> (</w:t>
-      </w:r>
-      <w:proofErr w:type="spellStart"/>
-      <w:r>
-        <w:rPr>
-          <w:iCs/>
-        </w:rPr>
-        <w:t>onNotificationSent</w:t>
-      </w:r>
-      <w:proofErr w:type="spellEnd"/>
-      <w:r>
-        <w:rPr>
-          <w:iCs/>
-        </w:rPr>
-        <w:t xml:space="preserve">) </w:t>
-      </w:r>
-      <w:proofErr w:type="spellStart"/>
-      <w:r>
-        <w:rPr>
-          <w:iCs/>
-        </w:rPr>
-        <w:t>hingga</w:t>
-      </w:r>
-      <w:proofErr w:type="spellEnd"/>
-      <w:r>
-        <w:rPr>
-          <w:iCs/>
-        </w:rPr>
-        <w:t xml:space="preserve"> frame END </w:t>
-      </w:r>
-      <w:proofErr w:type="spellStart"/>
-      <w:r>
-        <w:rPr>
-          <w:iCs/>
-        </w:rPr>
-        <w:t>memicu</w:t>
-      </w:r>
-      <w:proofErr w:type="spellEnd"/>
-      <w:r>
-        <w:rPr>
-          <w:iCs/>
-        </w:rPr>
-        <w:t xml:space="preserve"> smartphone </w:t>
-      </w:r>
-      <w:proofErr w:type="spellStart"/>
-      <w:r>
-        <w:rPr>
-          <w:iCs/>
-        </w:rPr>
-        <w:t>mendekode</w:t>
-      </w:r>
-      <w:proofErr w:type="spellEnd"/>
-      <w:r>
-        <w:rPr>
-          <w:iCs/>
-        </w:rPr>
-        <w:t xml:space="preserve"> JSON dan </w:t>
-      </w:r>
-      <w:proofErr w:type="spellStart"/>
-      <w:r>
-        <w:rPr>
-          <w:iCs/>
-        </w:rPr>
-        <w:t>menyimpannya</w:t>
-      </w:r>
-      <w:proofErr w:type="spellEnd"/>
-      <w:r>
-        <w:rPr>
-          <w:iCs/>
-        </w:rPr>
-        <w:t xml:space="preserve">. </w:t>
-      </w:r>
-      <w:proofErr w:type="spellStart"/>
-      <w:r>
-        <w:rPr>
-          <w:iCs/>
-        </w:rPr>
-        <w:t>Terakhir</w:t>
-      </w:r>
-      <w:proofErr w:type="spellEnd"/>
-      <w:r>
-        <w:rPr>
-          <w:iCs/>
-        </w:rPr>
-        <w:t xml:space="preserve">, pada </w:t>
-      </w:r>
-      <w:proofErr w:type="spellStart"/>
-      <w:r>
-        <w:rPr>
-          <w:iCs/>
-        </w:rPr>
-        <w:t>fase</w:t>
-      </w:r>
-      <w:proofErr w:type="spellEnd"/>
-      <w:r>
-        <w:rPr>
-          <w:iCs/>
-        </w:rPr>
-        <w:t xml:space="preserve"> ACK, smartphone </w:t>
-      </w:r>
-      <w:proofErr w:type="spellStart"/>
-      <w:r>
-        <w:rPr>
-          <w:iCs/>
-        </w:rPr>
-        <w:t>menuliskan</w:t>
-      </w:r>
-      <w:proofErr w:type="spellEnd"/>
-      <w:r>
-        <w:rPr>
-          <w:iCs/>
-        </w:rPr>
-        <w:t xml:space="preserve"> </w:t>
-      </w:r>
-      <w:proofErr w:type="spellStart"/>
-      <w:r>
-        <w:rPr>
-          <w:iCs/>
-        </w:rPr>
-        <w:t>jumlah</w:t>
-      </w:r>
-      <w:proofErr w:type="spellEnd"/>
-      <w:r>
-        <w:rPr>
-          <w:iCs/>
-        </w:rPr>
-        <w:t xml:space="preserve"> record yang </w:t>
-      </w:r>
-      <w:proofErr w:type="spellStart"/>
-      <w:r>
-        <w:rPr>
-          <w:iCs/>
-        </w:rPr>
-        <w:t>berhasil</w:t>
-      </w:r>
-      <w:proofErr w:type="spellEnd"/>
-      <w:r>
-        <w:rPr>
-          <w:iCs/>
-        </w:rPr>
-        <w:t xml:space="preserve"> </w:t>
-      </w:r>
-      <w:proofErr w:type="spellStart"/>
-      <w:r>
-        <w:rPr>
-          <w:iCs/>
-        </w:rPr>
-        <w:t>disimpan</w:t>
-      </w:r>
-      <w:proofErr w:type="spellEnd"/>
-      <w:r>
-        <w:rPr>
-          <w:iCs/>
-        </w:rPr>
-        <w:t xml:space="preserve"> </w:t>
-      </w:r>
-      <w:proofErr w:type="spellStart"/>
-      <w:r>
-        <w:rPr>
-          <w:iCs/>
-        </w:rPr>
-        <w:t>ke</w:t>
-      </w:r>
-      <w:proofErr w:type="spellEnd"/>
-      <w:r>
-        <w:rPr>
-          <w:iCs/>
-        </w:rPr>
-        <w:t xml:space="preserve"> </w:t>
-      </w:r>
-      <w:proofErr w:type="spellStart"/>
-      <w:r>
-        <w:rPr>
-          <w:iCs/>
-        </w:rPr>
-        <w:t>karakteristik</w:t>
-      </w:r>
-      <w:proofErr w:type="spellEnd"/>
-      <w:r>
-        <w:rPr>
-          <w:iCs/>
-        </w:rPr>
-        <w:t xml:space="preserve"> </w:t>
-      </w:r>
-      <w:proofErr w:type="spellStart"/>
-      <w:r>
-        <w:rPr>
-          <w:iCs/>
-        </w:rPr>
-        <w:t>konfirmasi</w:t>
-      </w:r>
-      <w:proofErr w:type="spellEnd"/>
-      <w:r>
-        <w:rPr>
-          <w:iCs/>
-        </w:rPr>
-        <w:t xml:space="preserve"> </w:t>
-      </w:r>
-      <w:proofErr w:type="spellStart"/>
-      <w:r>
-        <w:rPr>
-          <w:iCs/>
-        </w:rPr>
-        <w:t>sehingga</w:t>
-      </w:r>
-      <w:proofErr w:type="spellEnd"/>
-      <w:r>
-        <w:rPr>
-          <w:iCs/>
-        </w:rPr>
-        <w:t xml:space="preserve"> smartwatch </w:t>
-      </w:r>
-      <w:proofErr w:type="spellStart"/>
-      <w:r>
-        <w:rPr>
-          <w:iCs/>
-        </w:rPr>
-        <w:t>menandai</w:t>
-      </w:r>
-      <w:proofErr w:type="spellEnd"/>
-      <w:r>
-        <w:rPr>
-          <w:iCs/>
-        </w:rPr>
-        <w:t xml:space="preserve"> data </w:t>
-      </w:r>
-      <w:proofErr w:type="spellStart"/>
-      <w:r>
-        <w:rPr>
-          <w:iCs/>
-        </w:rPr>
-        <w:t>tersebut</w:t>
-      </w:r>
-      <w:proofErr w:type="spellEnd"/>
-      <w:r>
-        <w:rPr>
-          <w:iCs/>
-        </w:rPr>
-        <w:t xml:space="preserve"> </w:t>
-      </w:r>
-      <w:proofErr w:type="spellStart"/>
-      <w:r>
-        <w:rPr>
-          <w:iCs/>
-        </w:rPr>
-        <w:t>sebagai</w:t>
-      </w:r>
-      <w:proofErr w:type="spellEnd"/>
-      <w:r>
-        <w:rPr>
-          <w:iCs/>
-        </w:rPr>
-        <w:t xml:space="preserve"> </w:t>
-      </w:r>
-      <w:proofErr w:type="spellStart"/>
-      <w:r>
-        <w:rPr>
-          <w:iCs/>
-        </w:rPr>
-        <w:t>sudah</w:t>
-      </w:r>
-      <w:proofErr w:type="spellEnd"/>
-      <w:r>
-        <w:rPr>
-          <w:iCs/>
-        </w:rPr>
-        <w:t xml:space="preserve"> </w:t>
-      </w:r>
-      <w:proofErr w:type="spellStart"/>
-      <w:r>
-        <w:rPr>
-          <w:iCs/>
-        </w:rPr>
-        <w:t>terkirim</w:t>
-      </w:r>
-      <w:proofErr w:type="spellEnd"/>
-      <w:r>
-        <w:rPr>
-          <w:iCs/>
-        </w:rPr>
-        <w:t xml:space="preserve"> (</w:t>
-      </w:r>
-      <w:proofErr w:type="spellStart"/>
-      <w:r>
-        <w:rPr>
-          <w:iCs/>
-        </w:rPr>
-        <w:t>markSynced</w:t>
-      </w:r>
-      <w:proofErr w:type="spellEnd"/>
-      <w:r>
-        <w:rPr>
-          <w:iCs/>
-        </w:rPr>
-        <w:t xml:space="preserve"> = 1). Garis </w:t>
-      </w:r>
-      <w:proofErr w:type="spellStart"/>
-      <w:r>
-        <w:rPr>
-          <w:iCs/>
-        </w:rPr>
-        <w:t>penuh</w:t>
-      </w:r>
-      <w:proofErr w:type="spellEnd"/>
-      <w:r>
-        <w:rPr>
-          <w:iCs/>
-        </w:rPr>
-        <w:t xml:space="preserve"> </w:t>
-      </w:r>
-      <w:proofErr w:type="spellStart"/>
-      <w:r>
-        <w:rPr>
-          <w:iCs/>
-        </w:rPr>
-        <w:t>menandakan</w:t>
-      </w:r>
-      <w:proofErr w:type="spellEnd"/>
-      <w:r>
-        <w:rPr>
-          <w:iCs/>
-        </w:rPr>
-        <w:t xml:space="preserve"> </w:t>
-      </w:r>
-      <w:proofErr w:type="spellStart"/>
-      <w:r>
-        <w:rPr>
-          <w:iCs/>
-        </w:rPr>
-        <w:t>aliran</w:t>
-      </w:r>
-      <w:proofErr w:type="spellEnd"/>
-      <w:r>
-        <w:rPr>
-          <w:iCs/>
-        </w:rPr>
-        <w:t xml:space="preserve"> </w:t>
-      </w:r>
-      <w:proofErr w:type="spellStart"/>
-      <w:r>
-        <w:rPr>
-          <w:iCs/>
-        </w:rPr>
-        <w:t>notifikasi</w:t>
-      </w:r>
-      <w:proofErr w:type="spellEnd"/>
-      <w:r>
-        <w:rPr>
-          <w:iCs/>
-        </w:rPr>
-        <w:t xml:space="preserve">/data </w:t>
-      </w:r>
-      <w:proofErr w:type="spellStart"/>
-      <w:r>
-        <w:rPr>
-          <w:iCs/>
-        </w:rPr>
-        <w:t>dari</w:t>
-      </w:r>
-      <w:proofErr w:type="spellEnd"/>
-      <w:r>
-        <w:rPr>
-          <w:iCs/>
-        </w:rPr>
-        <w:t xml:space="preserve"> server </w:t>
-      </w:r>
-      <w:proofErr w:type="spellStart"/>
-      <w:r>
-        <w:rPr>
-          <w:iCs/>
-        </w:rPr>
-        <w:t>ke</w:t>
-      </w:r>
-      <w:proofErr w:type="spellEnd"/>
-      <w:r>
-        <w:rPr>
-          <w:iCs/>
-        </w:rPr>
-        <w:t xml:space="preserve"> client, </w:t>
-      </w:r>
-      <w:proofErr w:type="spellStart"/>
-      <w:r>
-        <w:rPr>
-          <w:iCs/>
-        </w:rPr>
-        <w:t>sedangkan</w:t>
-      </w:r>
-      <w:proofErr w:type="spellEnd"/>
-      <w:r>
-        <w:rPr>
-          <w:iCs/>
-        </w:rPr>
-        <w:t xml:space="preserve"> garis </w:t>
-      </w:r>
-      <w:proofErr w:type="spellStart"/>
-      <w:r>
-        <w:rPr>
-          <w:iCs/>
-        </w:rPr>
-        <w:t>putus-putus</w:t>
-      </w:r>
-      <w:proofErr w:type="spellEnd"/>
-      <w:r>
-        <w:rPr>
-          <w:iCs/>
-        </w:rPr>
-        <w:t xml:space="preserve"> </w:t>
-      </w:r>
-      <w:proofErr w:type="spellStart"/>
-      <w:r>
-        <w:rPr>
-          <w:iCs/>
-        </w:rPr>
-        <w:t>menandakan</w:t>
-      </w:r>
-      <w:proofErr w:type="spellEnd"/>
-      <w:r>
-        <w:rPr>
-          <w:iCs/>
-        </w:rPr>
-        <w:t xml:space="preserve"> </w:t>
-      </w:r>
-      <w:proofErr w:type="spellStart"/>
-      <w:r>
-        <w:rPr>
-          <w:iCs/>
-        </w:rPr>
-        <w:t>penulisan</w:t>
-      </w:r>
-      <w:proofErr w:type="spellEnd"/>
-      <w:r>
-        <w:rPr>
-          <w:iCs/>
-        </w:rPr>
-        <w:t xml:space="preserve"> </w:t>
-      </w:r>
-      <w:proofErr w:type="spellStart"/>
-      <w:r>
-        <w:rPr>
-          <w:iCs/>
-        </w:rPr>
-        <w:t>konfirmasi</w:t>
-      </w:r>
-      <w:proofErr w:type="spellEnd"/>
-      <w:r>
-        <w:rPr>
-          <w:iCs/>
-        </w:rPr>
-        <w:t xml:space="preserve"> (ACK) dan </w:t>
-      </w:r>
-      <w:proofErr w:type="spellStart"/>
-      <w:r>
-        <w:rPr>
-          <w:iCs/>
-        </w:rPr>
-        <w:t>balasannya</w:t>
-      </w:r>
-      <w:proofErr w:type="spellEnd"/>
-      <w:r>
-        <w:rPr>
-          <w:iCs/>
-        </w:rPr>
-        <w:t xml:space="preserve"> (response).</w:t>
+        <w:t>Pada fase Setup, smartwatch membuka GATT server, mendaftarkan layanan beserta karakteristiknya, lalu memancarkan iklan (advertising) berisi UUID layanan. Pada fase Connect &amp; discover, smartphone memindai, membangun koneksi, menegosiasikan MTU (hingga 512 byte), dan menelusuri layanan untuk menemukan karakteristik yang dibutuhkan. Pada fase Subscribe, smartphone mengaktifkan notifikasi dengan menulis nilai 0x01 0x00 ke deskriptor CCCD, yang kemudian dicatat smartwatch sebagai pelanggan (subscriber). Pada fase Notify, smartwatch mengirim batch data secara berbingkai; bingkai bertanda “loop [per frame]” menegaskan bahwa setiap frame dikirim satu per satu dengan flow control frame berikutnya baru dikirim setelah pengiriman frame sebelumnya dikonfirmasi tuntas (onNotificationSent) hingga frame END memicu smartphone mendekode JSON dan menyimpannya. Terakhir, pada fase ACK, smartphone menuliskan jumlah record yang berhasil disimpan ke karakteristik konfirmasi sehingga smartwatch menandai data tersebut sebagai sudah terkirim (markSynced = 1). Garis penuh menandakan aliran notifikasi/data dari server ke client, sedangkan garis putus-putus menandakan penulisan konfirmasi (ACK) dan balasannya (response).</w:t>
       </w:r>
     </w:p>
     <w:p>
@@ -2500,7 +590,7 @@
           <w:i/>
           <w:sz w:val="18"/>
         </w:rPr>
-        <w:t>Gambar 2. Struktur pemecahan paket menjadi frame START / DATA / END (satu frame = satu notifikasi BLE).</w:t>
+        <w:t>Gambar 3. Struktur pemecahan paket menjadi frame START / DATA / END (satu frame = satu notifikasi BLE).</w:t>
       </w:r>
     </w:p>
     <w:p>
@@ -2508,665 +598,10 @@
         <w:jc w:val="both"/>
       </w:pPr>
       <w:r>
-        <w:t xml:space="preserve">Gambar 2 </w:t>
+        <w:t>Gambar 3 menjelaskan mekanisme pembingkaian (framing) yang dipakai untuk mengirim satu batch data yang berukuran lebih besar daripada kapasitas satu notifikasi BLE. Satu batch berupa array JSON [{bpm, accuracy, time}, ...] dipecah (split) menjadi rangkaian frame: diawali frame START (opcode 0x01), diikuti sejumlah frame DATA (opcode 0x02) yang masing-masing membawa satu potongan (chunk) byte JSON secara berurutan, lalu ditutup frame END (opcode 0x03) sebagai penanda batch selesai. Inset di bagian bawah merinci struktur satu frame DATA: satu byte pertama adalah opcode (0x02) yang menandai jenis frame, diikuti muatan potongan JSON sepanjang maksimum MTU−4 byte (yaitu MTU dikurangi 3 byte header ATT dan 1 byte opcode). Setiap frame dikirim sebagai satu notifikasi BLE dan bersifat flow-controlled: frame berikutnya baru dikirim setelah frame sebelumnya tuntas terkirim, sehingga tidak terjadi penumpukan maupun kehilangan data. Di sisi penerima, smartphone merangkai kembali potongan-potongan tersebut hingga frame END diterima, lalu mendekodekannya menjadi satu array JSON yang utuh.</w:t>
       </w:r>
-      <w:proofErr w:type="spellStart"/>
-      <w:r>
-        <w:t>menjelaskan</w:t>
-      </w:r>
-      <w:proofErr w:type="spellEnd"/>
-      <w:r>
-        <w:t xml:space="preserve"> </w:t>
-      </w:r>
-      <w:proofErr w:type="spellStart"/>
-      <w:r>
-        <w:t>mekanisme</w:t>
-      </w:r>
-      <w:proofErr w:type="spellEnd"/>
-      <w:r>
-        <w:t xml:space="preserve"> </w:t>
-      </w:r>
-      <w:proofErr w:type="spellStart"/>
-      <w:r>
-        <w:t>pembingkaian</w:t>
-      </w:r>
-      <w:proofErr w:type="spellEnd"/>
-      <w:r>
-        <w:t xml:space="preserve"> (framing) yang </w:t>
-      </w:r>
-      <w:proofErr w:type="spellStart"/>
-      <w:r>
-        <w:t>dipakai</w:t>
-      </w:r>
-      <w:proofErr w:type="spellEnd"/>
-      <w:r>
-        <w:t xml:space="preserve"> </w:t>
-      </w:r>
-      <w:proofErr w:type="spellStart"/>
-      <w:r>
-        <w:t>untuk</w:t>
-      </w:r>
-      <w:proofErr w:type="spellEnd"/>
-      <w:r>
-        <w:t xml:space="preserve"> </w:t>
-      </w:r>
-      <w:proofErr w:type="spellStart"/>
-      <w:r>
-        <w:t>mengirim</w:t>
-      </w:r>
-      <w:proofErr w:type="spellEnd"/>
-      <w:r>
-        <w:t xml:space="preserve"> </w:t>
-      </w:r>
-      <w:proofErr w:type="spellStart"/>
-      <w:r>
-        <w:t>satu</w:t>
-      </w:r>
-      <w:proofErr w:type="spellEnd"/>
-      <w:r>
-        <w:t xml:space="preserve"> batch data yang </w:t>
-      </w:r>
-      <w:proofErr w:type="spellStart"/>
-      <w:r>
-        <w:t>berukuran</w:t>
-      </w:r>
-      <w:proofErr w:type="spellEnd"/>
-      <w:r>
-        <w:t xml:space="preserve"> </w:t>
-      </w:r>
-      <w:proofErr w:type="spellStart"/>
-      <w:r>
-        <w:t>lebih</w:t>
-      </w:r>
-      <w:proofErr w:type="spellEnd"/>
-      <w:r>
-        <w:t xml:space="preserve"> </w:t>
-      </w:r>
-      <w:proofErr w:type="spellStart"/>
-      <w:r>
-        <w:t>besar</w:t>
-      </w:r>
-      <w:proofErr w:type="spellEnd"/>
-      <w:r>
-        <w:t xml:space="preserve"> </w:t>
-      </w:r>
-      <w:proofErr w:type="spellStart"/>
-      <w:r>
-        <w:t>daripada</w:t>
-      </w:r>
-      <w:proofErr w:type="spellEnd"/>
-      <w:r>
-        <w:t xml:space="preserve"> </w:t>
-      </w:r>
-      <w:proofErr w:type="spellStart"/>
-      <w:r>
-        <w:t>kapasitas</w:t>
-      </w:r>
-      <w:proofErr w:type="spellEnd"/>
-      <w:r>
-        <w:t xml:space="preserve"> </w:t>
-      </w:r>
-      <w:proofErr w:type="spellStart"/>
-      <w:r>
-        <w:t>satu</w:t>
-      </w:r>
-      <w:proofErr w:type="spellEnd"/>
-      <w:r>
-        <w:t xml:space="preserve"> </w:t>
-      </w:r>
-      <w:proofErr w:type="spellStart"/>
-      <w:r>
-        <w:t>notifikasi</w:t>
-      </w:r>
-      <w:proofErr w:type="spellEnd"/>
-      <w:r>
-        <w:t xml:space="preserve"> BLE. Satu batch </w:t>
-      </w:r>
-      <w:proofErr w:type="spellStart"/>
-      <w:r>
-        <w:t>berupa</w:t>
-      </w:r>
-      <w:proofErr w:type="spellEnd"/>
-      <w:r>
-        <w:t xml:space="preserve"> array JSON [{bpm, accuracy, time}, ...] </w:t>
-      </w:r>
-      <w:proofErr w:type="spellStart"/>
-      <w:r>
-        <w:t>dipecah</w:t>
-      </w:r>
-      <w:proofErr w:type="spellEnd"/>
-      <w:r>
-        <w:t xml:space="preserve"> (split) </w:t>
-      </w:r>
-      <w:proofErr w:type="spellStart"/>
-      <w:r>
-        <w:t>menjadi</w:t>
-      </w:r>
-      <w:proofErr w:type="spellEnd"/>
-      <w:r>
-        <w:t xml:space="preserve"> </w:t>
-      </w:r>
-      <w:proofErr w:type="spellStart"/>
-      <w:r>
-        <w:t>rangkaian</w:t>
-      </w:r>
-      <w:proofErr w:type="spellEnd"/>
-      <w:r>
-        <w:t xml:space="preserve"> frame: </w:t>
-      </w:r>
-      <w:proofErr w:type="spellStart"/>
-      <w:r>
-        <w:t>diawali</w:t>
-      </w:r>
-      <w:proofErr w:type="spellEnd"/>
-      <w:r>
-        <w:t xml:space="preserve"> frame START (opcode 0x01), </w:t>
-      </w:r>
-      <w:proofErr w:type="spellStart"/>
-      <w:r>
-        <w:t>diikuti</w:t>
-      </w:r>
-      <w:proofErr w:type="spellEnd"/>
-      <w:r>
-        <w:t xml:space="preserve"> </w:t>
-      </w:r>
-      <w:proofErr w:type="spellStart"/>
-      <w:r>
-        <w:t>sejumlah</w:t>
-      </w:r>
-      <w:proofErr w:type="spellEnd"/>
-      <w:r>
-        <w:t xml:space="preserve"> frame DATA (opcode 0x02) yang masing-masing </w:t>
-      </w:r>
-      <w:proofErr w:type="spellStart"/>
-      <w:r>
-        <w:t>membawa</w:t>
-      </w:r>
-      <w:proofErr w:type="spellEnd"/>
-      <w:r>
-        <w:t xml:space="preserve"> </w:t>
-      </w:r>
-      <w:proofErr w:type="spellStart"/>
-      <w:r>
-        <w:t>satu</w:t>
-      </w:r>
-      <w:proofErr w:type="spellEnd"/>
-      <w:r>
-        <w:t xml:space="preserve"> </w:t>
-      </w:r>
-      <w:proofErr w:type="spellStart"/>
-      <w:r>
-        <w:t>potongan</w:t>
-      </w:r>
-      <w:proofErr w:type="spellEnd"/>
-      <w:r>
-        <w:t xml:space="preserve"> (chunk) byte JSON </w:t>
-      </w:r>
-      <w:proofErr w:type="spellStart"/>
-      <w:r>
-        <w:t>secara</w:t>
-      </w:r>
-      <w:proofErr w:type="spellEnd"/>
-      <w:r>
-        <w:t xml:space="preserve"> </w:t>
-      </w:r>
-      <w:proofErr w:type="spellStart"/>
-      <w:r>
-        <w:t>berurutan</w:t>
-      </w:r>
-      <w:proofErr w:type="spellEnd"/>
-      <w:r>
-        <w:t xml:space="preserve">, </w:t>
-      </w:r>
-      <w:proofErr w:type="spellStart"/>
-      <w:r>
-        <w:t>lalu</w:t>
-      </w:r>
-      <w:proofErr w:type="spellEnd"/>
-      <w:r>
-        <w:t xml:space="preserve"> </w:t>
-      </w:r>
-      <w:proofErr w:type="spellStart"/>
-      <w:r>
-        <w:t>ditutup</w:t>
-      </w:r>
-      <w:proofErr w:type="spellEnd"/>
-      <w:r>
-        <w:t xml:space="preserve"> frame END (opcode 0x03) </w:t>
-      </w:r>
-      <w:proofErr w:type="spellStart"/>
-      <w:r>
-        <w:t>sebagai</w:t>
-      </w:r>
-      <w:proofErr w:type="spellEnd"/>
-      <w:r>
-        <w:t xml:space="preserve"> </w:t>
-      </w:r>
-      <w:proofErr w:type="spellStart"/>
-      <w:r>
-        <w:t>penanda</w:t>
-      </w:r>
-      <w:proofErr w:type="spellEnd"/>
-      <w:r>
-        <w:t xml:space="preserve"> batch </w:t>
-      </w:r>
-      <w:proofErr w:type="spellStart"/>
-      <w:r>
-        <w:t>selesai</w:t>
-      </w:r>
-      <w:proofErr w:type="spellEnd"/>
-      <w:r>
-        <w:t>.</w:t>
-      </w:r>
-      <w:r>
-        <w:t xml:space="preserve"> </w:t>
-      </w:r>
-      <w:r>
-        <w:t xml:space="preserve">Inset di </w:t>
-      </w:r>
-      <w:proofErr w:type="spellStart"/>
-      <w:r>
-        <w:t>bagian</w:t>
-      </w:r>
-      <w:proofErr w:type="spellEnd"/>
-      <w:r>
-        <w:t xml:space="preserve"> </w:t>
-      </w:r>
-      <w:proofErr w:type="spellStart"/>
-      <w:r>
-        <w:t>bawah</w:t>
-      </w:r>
-      <w:proofErr w:type="spellEnd"/>
-      <w:r>
-        <w:t xml:space="preserve"> </w:t>
-      </w:r>
-      <w:proofErr w:type="spellStart"/>
-      <w:r>
-        <w:t>merinci</w:t>
-      </w:r>
-      <w:proofErr w:type="spellEnd"/>
-      <w:r>
-        <w:t xml:space="preserve"> </w:t>
-      </w:r>
-      <w:proofErr w:type="spellStart"/>
-      <w:r>
-        <w:t>struktur</w:t>
-      </w:r>
-      <w:proofErr w:type="spellEnd"/>
-      <w:r>
-        <w:t xml:space="preserve"> </w:t>
-      </w:r>
-      <w:proofErr w:type="spellStart"/>
-      <w:r>
-        <w:t>satu</w:t>
-      </w:r>
-      <w:proofErr w:type="spellEnd"/>
-      <w:r>
-        <w:t xml:space="preserve"> frame DATA: </w:t>
-      </w:r>
-      <w:proofErr w:type="spellStart"/>
-      <w:r>
-        <w:t>satu</w:t>
-      </w:r>
-      <w:proofErr w:type="spellEnd"/>
-      <w:r>
-        <w:t xml:space="preserve"> byte </w:t>
-      </w:r>
-      <w:proofErr w:type="spellStart"/>
-      <w:r>
-        <w:t>pertama</w:t>
-      </w:r>
-      <w:proofErr w:type="spellEnd"/>
-      <w:r>
-        <w:t xml:space="preserve"> </w:t>
-      </w:r>
-      <w:proofErr w:type="spellStart"/>
-      <w:r>
-        <w:t>adalah</w:t>
-      </w:r>
-      <w:proofErr w:type="spellEnd"/>
-      <w:r>
-        <w:t xml:space="preserve"> opcode (0x02) yang </w:t>
-      </w:r>
-      <w:proofErr w:type="spellStart"/>
-      <w:r>
-        <w:t>menandai</w:t>
-      </w:r>
-      <w:proofErr w:type="spellEnd"/>
-      <w:r>
-        <w:t xml:space="preserve"> </w:t>
-      </w:r>
-      <w:proofErr w:type="spellStart"/>
-      <w:r>
-        <w:t>jenis</w:t>
-      </w:r>
-      <w:proofErr w:type="spellEnd"/>
-      <w:r>
-        <w:t xml:space="preserve"> frame, </w:t>
-      </w:r>
-      <w:proofErr w:type="spellStart"/>
-      <w:r>
-        <w:t>diikuti</w:t>
-      </w:r>
-      <w:proofErr w:type="spellEnd"/>
-      <w:r>
-        <w:t xml:space="preserve"> </w:t>
-      </w:r>
-      <w:proofErr w:type="spellStart"/>
-      <w:r>
-        <w:t>muatan</w:t>
-      </w:r>
-      <w:proofErr w:type="spellEnd"/>
-      <w:r>
-        <w:t xml:space="preserve"> </w:t>
-      </w:r>
-      <w:proofErr w:type="spellStart"/>
-      <w:r>
-        <w:t>potongan</w:t>
-      </w:r>
-      <w:proofErr w:type="spellEnd"/>
-      <w:r>
-        <w:t xml:space="preserve"> JSON </w:t>
-      </w:r>
-      <w:proofErr w:type="spellStart"/>
-      <w:r>
-        <w:t>sepanjang</w:t>
-      </w:r>
-      <w:proofErr w:type="spellEnd"/>
-      <w:r>
-        <w:t xml:space="preserve"> </w:t>
-      </w:r>
-      <w:proofErr w:type="spellStart"/>
-      <w:r>
-        <w:t>maksimum</w:t>
-      </w:r>
-      <w:proofErr w:type="spellEnd"/>
-      <w:r>
-        <w:t xml:space="preserve"> MTU−4 byte (</w:t>
-      </w:r>
-      <w:proofErr w:type="spellStart"/>
-      <w:r>
-        <w:t>yaitu</w:t>
-      </w:r>
-      <w:proofErr w:type="spellEnd"/>
-      <w:r>
-        <w:t xml:space="preserve"> MTU </w:t>
-      </w:r>
-      <w:proofErr w:type="spellStart"/>
-      <w:r>
-        <w:t>dikurangi</w:t>
-      </w:r>
-      <w:proofErr w:type="spellEnd"/>
-      <w:r>
-        <w:t xml:space="preserve"> </w:t>
-      </w:r>
-      <w:proofErr w:type="gramStart"/>
-      <w:r>
-        <w:t>3</w:t>
-      </w:r>
-      <w:r>
-        <w:t xml:space="preserve"> </w:t>
-      </w:r>
-      <w:r>
-        <w:t>byte</w:t>
-      </w:r>
-      <w:proofErr w:type="gramEnd"/>
-      <w:r>
-        <w:t xml:space="preserve"> header ATT dan 1 byte opcode). </w:t>
-      </w:r>
-      <w:proofErr w:type="spellStart"/>
-      <w:r>
-        <w:t>Setiap</w:t>
-      </w:r>
-      <w:proofErr w:type="spellEnd"/>
-      <w:r>
-        <w:t xml:space="preserve"> frame </w:t>
-      </w:r>
-      <w:proofErr w:type="spellStart"/>
-      <w:r>
-        <w:t>dikirim</w:t>
-      </w:r>
-      <w:proofErr w:type="spellEnd"/>
-      <w:r>
-        <w:t xml:space="preserve"> </w:t>
-      </w:r>
-      <w:proofErr w:type="spellStart"/>
-      <w:r>
-        <w:t>sebagai</w:t>
-      </w:r>
-      <w:proofErr w:type="spellEnd"/>
-      <w:r>
-        <w:t xml:space="preserve"> </w:t>
-      </w:r>
-      <w:proofErr w:type="spellStart"/>
-      <w:r>
-        <w:t>satu</w:t>
-      </w:r>
-      <w:proofErr w:type="spellEnd"/>
-      <w:r>
-        <w:t xml:space="preserve"> </w:t>
-      </w:r>
-      <w:proofErr w:type="spellStart"/>
-      <w:r>
-        <w:t>notifikasi</w:t>
-      </w:r>
-      <w:proofErr w:type="spellEnd"/>
-      <w:r>
-        <w:t xml:space="preserve"> BLE dan </w:t>
-      </w:r>
-      <w:proofErr w:type="spellStart"/>
-      <w:r>
-        <w:t>bersifat</w:t>
-      </w:r>
-      <w:proofErr w:type="spellEnd"/>
-      <w:r>
-        <w:t xml:space="preserve"> flow-controlled: frame </w:t>
-      </w:r>
-      <w:proofErr w:type="spellStart"/>
-      <w:r>
-        <w:t>berikutnya</w:t>
-      </w:r>
-      <w:proofErr w:type="spellEnd"/>
-      <w:r>
-        <w:t xml:space="preserve"> </w:t>
-      </w:r>
-      <w:proofErr w:type="spellStart"/>
-      <w:r>
-        <w:t>baru</w:t>
-      </w:r>
-      <w:proofErr w:type="spellEnd"/>
-      <w:r>
-        <w:t xml:space="preserve"> </w:t>
-      </w:r>
-      <w:proofErr w:type="spellStart"/>
-      <w:r>
-        <w:t>dikirim</w:t>
-      </w:r>
-      <w:proofErr w:type="spellEnd"/>
-      <w:r>
-        <w:t xml:space="preserve"> </w:t>
-      </w:r>
-      <w:proofErr w:type="spellStart"/>
-      <w:r>
-        <w:t>setelah</w:t>
-      </w:r>
-      <w:proofErr w:type="spellEnd"/>
-      <w:r>
-        <w:t xml:space="preserve"> frame </w:t>
-      </w:r>
-      <w:proofErr w:type="spellStart"/>
-      <w:r>
-        <w:t>sebelumnya</w:t>
-      </w:r>
-      <w:proofErr w:type="spellEnd"/>
-      <w:r>
-        <w:t xml:space="preserve"> </w:t>
-      </w:r>
-      <w:proofErr w:type="spellStart"/>
-      <w:r>
-        <w:t>tuntas</w:t>
-      </w:r>
-      <w:proofErr w:type="spellEnd"/>
-      <w:r>
-        <w:t xml:space="preserve"> </w:t>
-      </w:r>
-      <w:proofErr w:type="spellStart"/>
-      <w:r>
-        <w:t>terkirim</w:t>
-      </w:r>
-      <w:proofErr w:type="spellEnd"/>
-      <w:r>
-        <w:t xml:space="preserve">, </w:t>
-      </w:r>
-      <w:proofErr w:type="spellStart"/>
-      <w:r>
-        <w:t>sehingga</w:t>
-      </w:r>
-      <w:proofErr w:type="spellEnd"/>
-      <w:r>
-        <w:t xml:space="preserve"> </w:t>
-      </w:r>
-      <w:proofErr w:type="spellStart"/>
-      <w:r>
-        <w:t>tidak</w:t>
-      </w:r>
-      <w:proofErr w:type="spellEnd"/>
-      <w:r>
-        <w:t xml:space="preserve"> </w:t>
-      </w:r>
-      <w:proofErr w:type="spellStart"/>
-      <w:r>
-        <w:t>terjadi</w:t>
-      </w:r>
-      <w:proofErr w:type="spellEnd"/>
-      <w:r>
-        <w:t xml:space="preserve"> </w:t>
-      </w:r>
-      <w:proofErr w:type="spellStart"/>
-      <w:r>
-        <w:t>penumpukan</w:t>
-      </w:r>
-      <w:proofErr w:type="spellEnd"/>
-      <w:r>
-        <w:t xml:space="preserve"> </w:t>
-      </w:r>
-      <w:proofErr w:type="spellStart"/>
-      <w:r>
-        <w:t>maupun</w:t>
-      </w:r>
-      <w:proofErr w:type="spellEnd"/>
-      <w:r>
-        <w:t xml:space="preserve"> </w:t>
-      </w:r>
-      <w:proofErr w:type="spellStart"/>
-      <w:r>
-        <w:t>kehilangan</w:t>
-      </w:r>
-      <w:proofErr w:type="spellEnd"/>
-      <w:r>
-        <w:t xml:space="preserve"> data. Di </w:t>
-      </w:r>
-      <w:proofErr w:type="spellStart"/>
-      <w:r>
-        <w:t>sisi</w:t>
-      </w:r>
-      <w:proofErr w:type="spellEnd"/>
-      <w:r>
-        <w:t xml:space="preserve"> </w:t>
-      </w:r>
-      <w:proofErr w:type="spellStart"/>
-      <w:r>
-        <w:t>penerima</w:t>
-      </w:r>
-      <w:proofErr w:type="spellEnd"/>
-      <w:r>
-        <w:t xml:space="preserve">, smartphone </w:t>
-      </w:r>
-      <w:proofErr w:type="spellStart"/>
-      <w:r>
-        <w:t>merangkai</w:t>
-      </w:r>
-      <w:proofErr w:type="spellEnd"/>
-      <w:r>
-        <w:t xml:space="preserve"> </w:t>
-      </w:r>
-      <w:proofErr w:type="spellStart"/>
-      <w:r>
-        <w:t>kembali</w:t>
-      </w:r>
-      <w:proofErr w:type="spellEnd"/>
-      <w:r>
-        <w:t xml:space="preserve"> </w:t>
-      </w:r>
-      <w:proofErr w:type="spellStart"/>
-      <w:r>
-        <w:t>potongan-potongan</w:t>
-      </w:r>
-      <w:proofErr w:type="spellEnd"/>
-      <w:r>
-        <w:t xml:space="preserve"> </w:t>
-      </w:r>
-      <w:proofErr w:type="spellStart"/>
-      <w:r>
-        <w:t>tersebut</w:t>
-      </w:r>
-      <w:proofErr w:type="spellEnd"/>
-      <w:r>
-        <w:t xml:space="preserve"> </w:t>
-      </w:r>
-      <w:proofErr w:type="spellStart"/>
-      <w:r>
-        <w:t>hingga</w:t>
-      </w:r>
-      <w:proofErr w:type="spellEnd"/>
-      <w:r>
-        <w:t xml:space="preserve"> frame END </w:t>
-      </w:r>
-      <w:proofErr w:type="spellStart"/>
-      <w:r>
-        <w:t>diterima</w:t>
-      </w:r>
-      <w:proofErr w:type="spellEnd"/>
-      <w:r>
-        <w:t xml:space="preserve">, </w:t>
-      </w:r>
-      <w:proofErr w:type="spellStart"/>
-      <w:r>
-        <w:t>lalu</w:t>
-      </w:r>
-      <w:proofErr w:type="spellEnd"/>
-      <w:r>
-        <w:t xml:space="preserve"> </w:t>
-      </w:r>
-      <w:proofErr w:type="spellStart"/>
-      <w:r>
-        <w:t>mendekodekannya</w:t>
-      </w:r>
-      <w:proofErr w:type="spellEnd"/>
-      <w:r>
-        <w:t xml:space="preserve"> </w:t>
-      </w:r>
-      <w:proofErr w:type="spellStart"/>
-      <w:r>
-        <w:t>menjadi</w:t>
-      </w:r>
-      <w:proofErr w:type="spellEnd"/>
-      <w:r>
-        <w:t xml:space="preserve"> </w:t>
-      </w:r>
-      <w:proofErr w:type="spellStart"/>
-      <w:r>
-        <w:t>satu</w:t>
-      </w:r>
-      <w:proofErr w:type="spellEnd"/>
-      <w:r>
-        <w:t xml:space="preserve"> array JSON yang </w:t>
-      </w:r>
-      <w:proofErr w:type="spellStart"/>
-      <w:r>
-        <w:t>utuh.</w:t>
-      </w:r>
-      <w:proofErr w:type="spellEnd"/>
+      <w:r/>
+      <w:r/>
     </w:p>
     <w:sectPr>
       <w:pgSz w:w="12240" w:h="15840"/>
